--- a/TRAVALHO IV ANO (1) (1).docx
+++ b/TRAVALHO IV ANO (1) (1).docx
@@ -1,6 +1,6 @@
 
 <file path=word/document.xml><?xml version="1.0" encoding="utf-8"?>
-<w:document xmlns:wpc="http://schemas.microsoft.com/office/word/2010/wordprocessingCanvas" xmlns:cx="http://schemas.microsoft.com/office/drawing/2014/chartex" xmlns:cx1="http://schemas.microsoft.com/office/drawing/2015/9/8/chartex" xmlns:cx2="http://schemas.microsoft.com/office/drawing/2015/10/21/chartex" xmlns:cx3="http://schemas.microsoft.com/office/drawing/2016/5/9/chartex" xmlns:cx4="http://schemas.microsoft.com/office/drawing/2016/5/10/chartex" xmlns:cx5="http://schemas.microsoft.com/office/drawing/2016/5/11/chartex" xmlns:cx6="http://schemas.microsoft.com/office/drawing/2016/5/12/chartex" xmlns:cx7="http://schemas.microsoft.com/office/drawing/2016/5/13/chartex" xmlns:cx8="http://schemas.microsoft.com/office/drawing/2016/5/14/chartex" xmlns:mc="http://schemas.openxmlformats.org/markup-compatibility/2006" xmlns:aink="http://schemas.microsoft.com/office/drawing/2016/ink" xmlns:am3d="http://schemas.microsoft.com/office/drawing/2017/model3d" xmlns:o="urn:schemas-microsoft-com:office:office" xmlns:oel="http://schemas.microsoft.com/office/2019/extlst" xmlns:r="http://schemas.openxmlformats.org/officeDocument/2006/relationships" xmlns:m="http://schemas.openxmlformats.org/officeDocument/2006/math" xmlns:v="urn:schemas-microsoft-com:vml" xmlns:wp14="http://schemas.microsoft.com/office/word/2010/wordprocessingDrawing" xmlns:wp="http://schemas.openxmlformats.org/drawingml/2006/wordprocessingDrawing" xmlns:w10="urn:schemas-microsoft-com:office:word" xmlns:w="http://schemas.openxmlformats.org/wordprocessingml/2006/main" xmlns:w14="http://schemas.microsoft.com/office/word/2010/wordml" xmlns:w15="http://schemas.microsoft.com/office/word/2012/wordml" xmlns:w16cex="http://schemas.microsoft.com/office/word/2018/wordml/cex" xmlns:w16cid="http://schemas.microsoft.com/office/word/2016/wordml/cid" xmlns:w16="http://schemas.microsoft.com/office/word/2018/wordml" xmlns:w16du="http://schemas.microsoft.com/office/word/2023/wordml/word16du" xmlns:w16sdtdh="http://schemas.microsoft.com/office/word/2020/wordml/sdtdatahash" xmlns:w16sdtfl="http://schemas.microsoft.com/office/word/2024/wordml/sdtformatlock" xmlns:w16se="http://schemas.microsoft.com/office/word/2015/wordml/symex" xmlns:wpg="http://schemas.microsoft.com/office/word/2010/wordprocessingGroup" xmlns:wpi="http://schemas.microsoft.com/office/word/2010/wordprocessingInk" xmlns:wne="http://schemas.microsoft.com/office/word/2006/wordml" xmlns:wps="http://schemas.microsoft.com/office/word/2010/wordprocessingShape" mc:Ignorable="w14 w15 w16se w16cid w16 w16cex w16sdtdh w16sdtfl w16du wp14">
+<w:document xmlns:wpc="http://schemas.microsoft.com/office/word/2010/wordprocessingCanvas" xmlns:cx="http://schemas.microsoft.com/office/drawing/2014/chartex" xmlns:mc="http://schemas.openxmlformats.org/markup-compatibility/2006" xmlns:o="urn:schemas-microsoft-com:office:office" xmlns:r="http://schemas.openxmlformats.org/officeDocument/2006/relationships" xmlns:m="http://schemas.openxmlformats.org/officeDocument/2006/math" xmlns:v="urn:schemas-microsoft-com:vml" xmlns:wp14="http://schemas.microsoft.com/office/word/2010/wordprocessingDrawing" xmlns:wp="http://schemas.openxmlformats.org/drawingml/2006/wordprocessingDrawing" xmlns:w10="urn:schemas-microsoft-com:office:word" xmlns:w="http://schemas.openxmlformats.org/wordprocessingml/2006/main" xmlns:w14="http://schemas.microsoft.com/office/word/2010/wordml" xmlns:w15="http://schemas.microsoft.com/office/word/2012/wordml" xmlns:w16se="http://schemas.microsoft.com/office/word/2015/wordml/symex" xmlns:wpg="http://schemas.microsoft.com/office/word/2010/wordprocessingGroup" xmlns:wpi="http://schemas.microsoft.com/office/word/2010/wordprocessingInk" xmlns:wne="http://schemas.microsoft.com/office/word/2006/wordml" xmlns:wps="http://schemas.microsoft.com/office/word/2010/wordprocessingShape" mc:Ignorable="w14 w15 w16se wp14">
   <w:body>
     <w:p>
       <w:pPr>
@@ -13,7 +13,7 @@
         <w:rPr>
           <w:rFonts w:ascii="Times New Roman" w:hAnsi="Times New Roman" w:cs="Times New Roman"/>
           <w:noProof/>
-          <w:lang w:val="pt-BR" w:eastAsia="pt-BR"/>
+          <w:lang w:val="en-US" w:eastAsia="en-US"/>
         </w:rPr>
         <w:drawing>
           <wp:anchor distT="0" distB="0" distL="114300" distR="114300" simplePos="0" relativeHeight="251658240" behindDoc="1" locked="0" layoutInCell="1" allowOverlap="1" wp14:anchorId="6F9C2171" wp14:editId="53BA5510">
@@ -358,7 +358,7 @@
         <w:rPr>
           <w:rFonts w:ascii="Times New Roman" w:hAnsi="Times New Roman" w:cs="Times New Roman"/>
           <w:noProof/>
-          <w:lang w:val="pt-BR" w:eastAsia="pt-BR"/>
+          <w:lang w:val="en-US" w:eastAsia="en-US"/>
         </w:rPr>
         <w:lastRenderedPageBreak/>
         <w:drawing>
@@ -702,21 +702,23 @@
         <w:rPr>
           <w:lang w:val="pt-PT"/>
         </w:rPr>
-        <w:t xml:space="preserve">O presente Trabalho de Conclusão de Curso tem como objetivo o desenvolvimento de um sistema web para a gestão de operações de microcrédito na </w:t>
-      </w:r>
-      <w:proofErr w:type="spellStart"/>
-      <w:r>
+        <w:t>O presente Trabalho de Conclusão de Curso tem como objetivo o desenvolvimento de um sistema web para a gestão de operações de microcrédito na KixiCrédito, com a finalidade de melhorar a organização, o controlo e a eficiência dos processos relacionados à concessão e acompanhamento de empréstimos. A gestão manual ou parcialmente informatizada das operações financeiras pode ocasionar dificuldades no armazenamento de informações, atraso no acesso aos dados e limitações na produção de relatórios para apoio à tomada de decisões.</w:t>
+      </w:r>
+    </w:p>
+    <w:p>
+      <w:pPr>
+        <w:pStyle w:val="NormalWeb"/>
+        <w:spacing w:line="360" w:lineRule="auto"/>
+        <w:jc w:val="both"/>
         <w:rPr>
           <w:lang w:val="pt-PT"/>
         </w:rPr>
-        <w:t>KixiCrédito</w:t>
-      </w:r>
-      <w:proofErr w:type="spellEnd"/>
+      </w:pPr>
       <w:r>
         <w:rPr>
           <w:lang w:val="pt-PT"/>
         </w:rPr>
-        <w:t>, com a finalidade de melhorar a organização, o controlo e a eficiência dos processos relacionados à concessão e acompanhamento de empréstimos. A gestão manual ou parcialmente informatizada das operações financeiras pode ocasionar dificuldades no armazenamento de informações, atraso no acesso aos dados e limitações na produção de relatórios para apoio à tomada de decisões.</w:t>
+        <w:t>Para responder a essas necessidades, foi desenvolvido um sistema web capaz de realizar o cadastro e gestão de clientes, registo de empréstimos, controlo de desembolsos, gestão de reembolsos, acompanhamento do estado dos créditos e emissão de relatórios estatísticos. O sistema disponibiliza ainda um painel de controlo (dashboard) que apresenta indicadores relevantes sobre as operações financeiras, facilitando a monitorização das atividades da instituição.</w:t>
       </w:r>
     </w:p>
     <w:p>
@@ -732,65 +734,7 @@
         <w:rPr>
           <w:lang w:val="pt-PT"/>
         </w:rPr>
-        <w:t>Para responder a essas necessidades, foi desenvolvido um sistema web capaz de realizar o cadastro e gestão de clientes, registo de empréstimos, controlo de desembolsos, gestão de reembolsos, acompanhamento do estado dos créditos e emissão de relatórios estatísticos. O sistema disponibiliza ainda um painel de controlo (</w:t>
-      </w:r>
-      <w:proofErr w:type="spellStart"/>
-      <w:r>
-        <w:rPr>
-          <w:lang w:val="pt-PT"/>
-        </w:rPr>
-        <w:t>dashboard</w:t>
-      </w:r>
-      <w:proofErr w:type="spellEnd"/>
-      <w:r>
-        <w:rPr>
-          <w:lang w:val="pt-PT"/>
-        </w:rPr>
-        <w:t>) que apresenta indicadores relevantes sobre as operações financeiras, facilitando a monitorização das atividades da instituição.</w:t>
-      </w:r>
-    </w:p>
-    <w:p>
-      <w:pPr>
-        <w:pStyle w:val="NormalWeb"/>
-        <w:spacing w:line="360" w:lineRule="auto"/>
-        <w:jc w:val="both"/>
-        <w:rPr>
-          <w:lang w:val="pt-PT"/>
-        </w:rPr>
-      </w:pPr>
-      <w:r>
-        <w:rPr>
-          <w:lang w:val="pt-PT"/>
-        </w:rPr>
-        <w:t xml:space="preserve">No desenvolvimento da solução foram utilizadas tecnologias web como HTML, CSS, JavaScript, PHP e </w:t>
-      </w:r>
-      <w:proofErr w:type="spellStart"/>
-      <w:r>
-        <w:rPr>
-          <w:lang w:val="pt-PT"/>
-        </w:rPr>
-        <w:t>MySQL</w:t>
-      </w:r>
-      <w:proofErr w:type="spellEnd"/>
-      <w:r>
-        <w:rPr>
-          <w:lang w:val="pt-PT"/>
-        </w:rPr>
-        <w:t xml:space="preserve">, permitindo a criação de uma aplicação segura, dinâmica e de fácil utilização. Espera-se que a implementação do sistema contribua para a modernização dos processos da </w:t>
-      </w:r>
-      <w:proofErr w:type="spellStart"/>
-      <w:r>
-        <w:rPr>
-          <w:lang w:val="pt-PT"/>
-        </w:rPr>
-        <w:t>KixiCrédito</w:t>
-      </w:r>
-      <w:proofErr w:type="spellEnd"/>
-      <w:r>
-        <w:rPr>
-          <w:lang w:val="pt-PT"/>
-        </w:rPr>
-        <w:t>, aumentando a produtividade dos colaboradores, melhorando a gestão da informação e proporcionando maior rapidez, segurança e fiabilidade no controlo das operações de microcrédito.</w:t>
+        <w:t>No desenvolvimento da solução foram utilizadas tecnologias web como HTML, CSS, JavaScript, PHP e MySQL, permitindo a criação de uma aplicação segura, dinâmica e de fácil utilização. Espera-se que a implementação do sistema contribua para a modernização dos processos da KixiCrédito, aumentando a produtividade dos colaboradores, melhorando a gestão da informação e proporcionando maior rapidez, segurança e fiabilidade no controlo das operações de microcrédito.</w:t>
       </w:r>
     </w:p>
     <w:p>
@@ -814,35 +758,7 @@
         <w:rPr>
           <w:lang w:val="pt-PT"/>
         </w:rPr>
-        <w:t xml:space="preserve"> Microcrédito, Sistema Web, Gestão Financeira, PHP, </w:t>
-      </w:r>
-      <w:proofErr w:type="spellStart"/>
-      <w:r>
-        <w:rPr>
-          <w:lang w:val="pt-PT"/>
-        </w:rPr>
-        <w:t>MySQL</w:t>
-      </w:r>
-      <w:proofErr w:type="spellEnd"/>
-      <w:r>
-        <w:rPr>
-          <w:lang w:val="pt-PT"/>
-        </w:rPr>
-        <w:t xml:space="preserve">, </w:t>
-      </w:r>
-      <w:proofErr w:type="spellStart"/>
-      <w:r>
-        <w:rPr>
-          <w:lang w:val="pt-PT"/>
-        </w:rPr>
-        <w:t>KixiCrédito</w:t>
-      </w:r>
-      <w:proofErr w:type="spellEnd"/>
-      <w:r>
-        <w:rPr>
-          <w:lang w:val="pt-PT"/>
-        </w:rPr>
-        <w:t>.</w:t>
+        <w:t xml:space="preserve"> Microcrédito, Sistema Web, Gestão Financeira, PHP, MySQL, KixiCrédito.</w:t>
       </w:r>
     </w:p>
     <w:p>
@@ -1251,9 +1167,12 @@
     <w:sdt>
       <w:sdtPr>
         <w:rPr>
-          <w:rFonts w:asciiTheme="majorBidi" w:hAnsiTheme="majorBidi"/>
+          <w:rFonts w:asciiTheme="majorBidi" w:eastAsiaTheme="minorEastAsia" w:hAnsiTheme="majorBidi" w:cstheme="minorBidi"/>
+          <w:color w:val="auto"/>
+          <w:kern w:val="2"/>
           <w:sz w:val="24"/>
           <w:szCs w:val="24"/>
+          <w14:ligatures w14:val="standardContextual"/>
         </w:rPr>
         <w:id w:val="1254397952"/>
         <w:docPartObj>
@@ -1263,18 +1182,14 @@
       </w:sdtPr>
       <w:sdtEndPr>
         <w:rPr>
-          <w:rFonts w:eastAsiaTheme="minorEastAsia"/>
           <w:b/>
           <w:bCs/>
-          <w:color w:val="auto"/>
-          <w:kern w:val="2"/>
-          <w14:ligatures w14:val="standardContextual"/>
         </w:rPr>
       </w:sdtEndPr>
       <w:sdtContent>
         <w:p>
           <w:pPr>
-            <w:pStyle w:val="Cabealhodondice"/>
+            <w:pStyle w:val="CabealhodoSumrio"/>
             <w:rPr>
               <w:rFonts w:asciiTheme="majorBidi" w:hAnsiTheme="majorBidi"/>
               <w:sz w:val="24"/>
@@ -1292,7 +1207,7 @@
         </w:p>
         <w:p>
           <w:pPr>
-            <w:pStyle w:val="ndice1"/>
+            <w:pStyle w:val="Sumrio1"/>
           </w:pPr>
           <w:r>
             <w:fldChar w:fldCharType="begin"/>
@@ -1306,7 +1221,7 @@
           <w:hyperlink w:anchor="_Toc232004184" w:history="1">
             <w:r>
               <w:rPr>
-                <w:rStyle w:val="Hiperligao"/>
+                <w:rStyle w:val="Hyperlink"/>
               </w:rPr>
               <w:t>RESUMO</w:t>
             </w:r>
@@ -1355,12 +1270,12 @@
         </w:p>
         <w:p>
           <w:pPr>
-            <w:pStyle w:val="ndice1"/>
+            <w:pStyle w:val="Sumrio1"/>
           </w:pPr>
           <w:hyperlink w:anchor="_Toc232004185" w:history="1">
             <w:r>
               <w:rPr>
-                <w:rStyle w:val="Hiperligao"/>
+                <w:rStyle w:val="Hyperlink"/>
                 <w:lang w:val="en-US"/>
               </w:rPr>
               <w:t>ABSTRACT</w:t>
@@ -1410,12 +1325,12 @@
         </w:p>
         <w:p>
           <w:pPr>
-            <w:pStyle w:val="ndice1"/>
+            <w:pStyle w:val="Sumrio1"/>
           </w:pPr>
           <w:hyperlink w:anchor="_Toc232004186" w:history="1">
             <w:r>
               <w:rPr>
-                <w:rStyle w:val="Hiperligao"/>
+                <w:rStyle w:val="Hyperlink"/>
               </w:rPr>
               <w:t>AGRADECIMENTOS</w:t>
             </w:r>
@@ -1464,12 +1379,12 @@
         </w:p>
         <w:p>
           <w:pPr>
-            <w:pStyle w:val="ndice1"/>
+            <w:pStyle w:val="Sumrio1"/>
           </w:pPr>
           <w:hyperlink w:anchor="_Toc232004187" w:history="1">
             <w:r>
               <w:rPr>
-                <w:rStyle w:val="Hiperligao"/>
+                <w:rStyle w:val="Hyperlink"/>
                 <w:lang w:val="pt-BR"/>
               </w:rPr>
               <w:t>DEDICATÓRIA</w:t>
@@ -1519,12 +1434,12 @@
         </w:p>
         <w:p>
           <w:pPr>
-            <w:pStyle w:val="ndice1"/>
+            <w:pStyle w:val="Sumrio1"/>
           </w:pPr>
           <w:hyperlink w:anchor="_Toc232004188" w:history="1">
             <w:r>
               <w:rPr>
-                <w:rStyle w:val="Hiperligao"/>
+                <w:rStyle w:val="Hyperlink"/>
                 <w:lang w:val="pt-BR"/>
               </w:rPr>
               <w:t>LISTA DE SIGLAS E ABREVIATURAS</w:t>
@@ -1574,12 +1489,12 @@
         </w:p>
         <w:p>
           <w:pPr>
-            <w:pStyle w:val="ndice1"/>
+            <w:pStyle w:val="Sumrio1"/>
           </w:pPr>
           <w:hyperlink w:anchor="_Toc232004189" w:history="1">
             <w:r>
               <w:rPr>
-                <w:rStyle w:val="Hiperligao"/>
+                <w:rStyle w:val="Hyperlink"/>
                 <w:lang w:val="pt-BR"/>
               </w:rPr>
               <w:t>INDICE</w:t>
@@ -1629,12 +1544,12 @@
         </w:p>
         <w:p>
           <w:pPr>
-            <w:pStyle w:val="ndice1"/>
+            <w:pStyle w:val="Sumrio1"/>
           </w:pPr>
           <w:hyperlink w:anchor="_Toc232004190" w:history="1">
             <w:r>
               <w:rPr>
-                <w:rStyle w:val="Hiperligao"/>
+                <w:rStyle w:val="Hyperlink"/>
                 <w:lang w:val="pt-BR"/>
               </w:rPr>
               <w:t>INDÍCE DE FIGURAS</w:t>
@@ -1684,12 +1599,12 @@
         </w:p>
         <w:p>
           <w:pPr>
-            <w:pStyle w:val="ndice1"/>
+            <w:pStyle w:val="Sumrio1"/>
           </w:pPr>
           <w:hyperlink w:anchor="_Toc232004191" w:history="1">
             <w:r>
               <w:rPr>
-                <w:rStyle w:val="Hiperligao"/>
+                <w:rStyle w:val="Hyperlink"/>
                 <w:b w:val="0"/>
                 <w:bCs w:val="0"/>
               </w:rPr>
@@ -1740,7 +1655,7 @@
         </w:p>
         <w:p>
           <w:pPr>
-            <w:pStyle w:val="ndice2"/>
+            <w:pStyle w:val="Sumrio2"/>
             <w:tabs>
               <w:tab w:val="left" w:pos="960"/>
               <w:tab w:val="right" w:leader="dot" w:pos="8494"/>
@@ -1753,7 +1668,7 @@
           <w:hyperlink w:anchor="_Toc232004192" w:history="1">
             <w:r>
               <w:rPr>
-                <w:rStyle w:val="Hiperligao"/>
+                <w:rStyle w:val="Hyperlink"/>
                 <w:rFonts w:asciiTheme="majorBidi" w:hAnsiTheme="majorBidi" w:cstheme="majorBidi"/>
                 <w:noProof/>
               </w:rPr>
@@ -1768,7 +1683,7 @@
             </w:r>
             <w:r>
               <w:rPr>
-                <w:rStyle w:val="Hiperligao"/>
+                <w:rStyle w:val="Hyperlink"/>
                 <w:rFonts w:asciiTheme="majorBidi" w:hAnsiTheme="majorBidi" w:cstheme="majorBidi"/>
                 <w:noProof/>
               </w:rPr>
@@ -1833,7 +1748,7 @@
         </w:p>
         <w:p>
           <w:pPr>
-            <w:pStyle w:val="ndice2"/>
+            <w:pStyle w:val="Sumrio2"/>
             <w:tabs>
               <w:tab w:val="left" w:pos="960"/>
               <w:tab w:val="right" w:leader="dot" w:pos="8494"/>
@@ -1846,7 +1761,7 @@
           <w:hyperlink w:anchor="_Toc232004193" w:history="1">
             <w:r>
               <w:rPr>
-                <w:rStyle w:val="Hiperligao"/>
+                <w:rStyle w:val="Hyperlink"/>
                 <w:rFonts w:asciiTheme="majorBidi" w:hAnsiTheme="majorBidi" w:cstheme="majorBidi"/>
                 <w:noProof/>
               </w:rPr>
@@ -1861,7 +1776,7 @@
             </w:r>
             <w:r>
               <w:rPr>
-                <w:rStyle w:val="Hiperligao"/>
+                <w:rStyle w:val="Hyperlink"/>
                 <w:rFonts w:asciiTheme="majorBidi" w:hAnsiTheme="majorBidi" w:cstheme="majorBidi"/>
                 <w:noProof/>
               </w:rPr>
@@ -1926,7 +1841,7 @@
         </w:p>
         <w:p>
           <w:pPr>
-            <w:pStyle w:val="ndice2"/>
+            <w:pStyle w:val="Sumrio2"/>
             <w:tabs>
               <w:tab w:val="left" w:pos="960"/>
               <w:tab w:val="right" w:leader="dot" w:pos="8494"/>
@@ -1939,7 +1854,7 @@
           <w:hyperlink w:anchor="_Toc232004194" w:history="1">
             <w:r>
               <w:rPr>
-                <w:rStyle w:val="Hiperligao"/>
+                <w:rStyle w:val="Hyperlink"/>
                 <w:rFonts w:asciiTheme="majorBidi" w:hAnsiTheme="majorBidi" w:cstheme="majorBidi"/>
                 <w:noProof/>
               </w:rPr>
@@ -1954,7 +1869,7 @@
             </w:r>
             <w:r>
               <w:rPr>
-                <w:rStyle w:val="Hiperligao"/>
+                <w:rStyle w:val="Hyperlink"/>
                 <w:rFonts w:asciiTheme="majorBidi" w:hAnsiTheme="majorBidi" w:cstheme="majorBidi"/>
                 <w:noProof/>
               </w:rPr>
@@ -2019,7 +1934,7 @@
         </w:p>
         <w:p>
           <w:pPr>
-            <w:pStyle w:val="ndice2"/>
+            <w:pStyle w:val="Sumrio2"/>
             <w:tabs>
               <w:tab w:val="left" w:pos="960"/>
               <w:tab w:val="right" w:leader="dot" w:pos="8494"/>
@@ -2032,7 +1947,7 @@
           <w:hyperlink w:anchor="_Toc232004195" w:history="1">
             <w:r>
               <w:rPr>
-                <w:rStyle w:val="Hiperligao"/>
+                <w:rStyle w:val="Hyperlink"/>
                 <w:rFonts w:asciiTheme="majorBidi" w:hAnsiTheme="majorBidi" w:cstheme="majorBidi"/>
                 <w:noProof/>
               </w:rPr>
@@ -2047,7 +1962,7 @@
             </w:r>
             <w:r>
               <w:rPr>
-                <w:rStyle w:val="Hiperligao"/>
+                <w:rStyle w:val="Hyperlink"/>
                 <w:rFonts w:asciiTheme="majorBidi" w:hAnsiTheme="majorBidi" w:cstheme="majorBidi"/>
                 <w:noProof/>
               </w:rPr>
@@ -2112,18 +2027,18 @@
         </w:p>
         <w:p>
           <w:pPr>
-            <w:pStyle w:val="ndice1"/>
+            <w:pStyle w:val="Sumrio1"/>
           </w:pPr>
           <w:hyperlink w:anchor="_Toc232004196" w:history="1">
             <w:r>
               <w:rPr>
-                <w:rStyle w:val="Hiperligao"/>
+                <w:rStyle w:val="Hyperlink"/>
               </w:rPr>
               <w:t>CAPÍTULO 2 – REVISÃO DA LITERATURA E ENQUADRAMENTO TEÓRIC</w:t>
             </w:r>
             <w:r>
               <w:rPr>
-                <w:rStyle w:val="Hiperligao"/>
+                <w:rStyle w:val="Hyperlink"/>
               </w:rPr>
               <w:t>A</w:t>
             </w:r>
@@ -2172,7 +2087,7 @@
         </w:p>
         <w:p>
           <w:pPr>
-            <w:pStyle w:val="ndice2"/>
+            <w:pStyle w:val="Sumrio2"/>
             <w:tabs>
               <w:tab w:val="left" w:pos="960"/>
               <w:tab w:val="right" w:leader="dot" w:pos="8494"/>
@@ -2185,7 +2100,7 @@
           <w:hyperlink w:anchor="_Toc232004198" w:history="1">
             <w:r>
               <w:rPr>
-                <w:rStyle w:val="Hiperligao"/>
+                <w:rStyle w:val="Hyperlink"/>
                 <w:rFonts w:asciiTheme="majorBidi" w:hAnsiTheme="majorBidi" w:cstheme="majorBidi"/>
                 <w:noProof/>
               </w:rPr>
@@ -2200,7 +2115,7 @@
             </w:r>
             <w:r>
               <w:rPr>
-                <w:rStyle w:val="Hiperligao"/>
+                <w:rStyle w:val="Hyperlink"/>
                 <w:rFonts w:asciiTheme="majorBidi" w:hAnsiTheme="majorBidi" w:cstheme="majorBidi"/>
                 <w:noProof/>
               </w:rPr>
@@ -2265,7 +2180,7 @@
         </w:p>
         <w:p>
           <w:pPr>
-            <w:pStyle w:val="ndice2"/>
+            <w:pStyle w:val="Sumrio2"/>
             <w:tabs>
               <w:tab w:val="left" w:pos="960"/>
               <w:tab w:val="right" w:leader="dot" w:pos="8494"/>
@@ -2278,7 +2193,7 @@
           <w:hyperlink w:anchor="_Toc232004199" w:history="1">
             <w:r>
               <w:rPr>
-                <w:rStyle w:val="Hiperligao"/>
+                <w:rStyle w:val="Hyperlink"/>
                 <w:rFonts w:asciiTheme="majorBidi" w:hAnsiTheme="majorBidi" w:cstheme="majorBidi"/>
                 <w:noProof/>
               </w:rPr>
@@ -2293,7 +2208,7 @@
             </w:r>
             <w:r>
               <w:rPr>
-                <w:rStyle w:val="Hiperligao"/>
+                <w:rStyle w:val="Hyperlink"/>
                 <w:rFonts w:asciiTheme="majorBidi" w:hAnsiTheme="majorBidi" w:cstheme="majorBidi"/>
                 <w:noProof/>
               </w:rPr>
@@ -2358,7 +2273,7 @@
         </w:p>
         <w:p>
           <w:pPr>
-            <w:pStyle w:val="ndice2"/>
+            <w:pStyle w:val="Sumrio2"/>
             <w:tabs>
               <w:tab w:val="left" w:pos="960"/>
               <w:tab w:val="right" w:leader="dot" w:pos="8494"/>
@@ -2371,7 +2286,7 @@
           <w:hyperlink w:anchor="_Toc232004200" w:history="1">
             <w:r>
               <w:rPr>
-                <w:rStyle w:val="Hiperligao"/>
+                <w:rStyle w:val="Hyperlink"/>
                 <w:rFonts w:asciiTheme="majorBidi" w:hAnsiTheme="majorBidi" w:cstheme="majorBidi"/>
                 <w:noProof/>
               </w:rPr>
@@ -2386,7 +2301,7 @@
             </w:r>
             <w:r>
               <w:rPr>
-                <w:rStyle w:val="Hiperligao"/>
+                <w:rStyle w:val="Hyperlink"/>
                 <w:rFonts w:asciiTheme="majorBidi" w:hAnsiTheme="majorBidi" w:cstheme="majorBidi"/>
                 <w:noProof/>
               </w:rPr>
@@ -2451,7 +2366,7 @@
         </w:p>
         <w:p>
           <w:pPr>
-            <w:pStyle w:val="ndice2"/>
+            <w:pStyle w:val="Sumrio2"/>
             <w:tabs>
               <w:tab w:val="left" w:pos="960"/>
               <w:tab w:val="right" w:leader="dot" w:pos="8494"/>
@@ -2464,7 +2379,7 @@
           <w:hyperlink w:anchor="_Toc232004201" w:history="1">
             <w:r>
               <w:rPr>
-                <w:rStyle w:val="Hiperligao"/>
+                <w:rStyle w:val="Hyperlink"/>
                 <w:rFonts w:asciiTheme="majorBidi" w:hAnsiTheme="majorBidi" w:cstheme="majorBidi"/>
                 <w:noProof/>
               </w:rPr>
@@ -2479,7 +2394,7 @@
             </w:r>
             <w:r>
               <w:rPr>
-                <w:rStyle w:val="Hiperligao"/>
+                <w:rStyle w:val="Hyperlink"/>
                 <w:rFonts w:asciiTheme="majorBidi" w:hAnsiTheme="majorBidi" w:cstheme="majorBidi"/>
                 <w:noProof/>
               </w:rPr>
@@ -2544,7 +2459,7 @@
         </w:p>
         <w:p>
           <w:pPr>
-            <w:pStyle w:val="ndice2"/>
+            <w:pStyle w:val="Sumrio2"/>
             <w:tabs>
               <w:tab w:val="left" w:pos="960"/>
               <w:tab w:val="right" w:leader="dot" w:pos="8494"/>
@@ -2557,7 +2472,7 @@
           <w:hyperlink w:anchor="_Toc232004202" w:history="1">
             <w:r>
               <w:rPr>
-                <w:rStyle w:val="Hiperligao"/>
+                <w:rStyle w:val="Hyperlink"/>
                 <w:rFonts w:asciiTheme="majorBidi" w:hAnsiTheme="majorBidi" w:cstheme="majorBidi"/>
                 <w:noProof/>
               </w:rPr>
@@ -2572,7 +2487,7 @@
             </w:r>
             <w:r>
               <w:rPr>
-                <w:rStyle w:val="Hiperligao"/>
+                <w:rStyle w:val="Hyperlink"/>
                 <w:rFonts w:asciiTheme="majorBidi" w:hAnsiTheme="majorBidi" w:cstheme="majorBidi"/>
                 <w:noProof/>
               </w:rPr>
@@ -2637,7 +2552,7 @@
         </w:p>
         <w:p>
           <w:pPr>
-            <w:pStyle w:val="ndice2"/>
+            <w:pStyle w:val="Sumrio2"/>
             <w:tabs>
               <w:tab w:val="left" w:pos="960"/>
               <w:tab w:val="right" w:leader="dot" w:pos="8494"/>
@@ -2650,7 +2565,7 @@
           <w:hyperlink w:anchor="_Toc232004203" w:history="1">
             <w:r>
               <w:rPr>
-                <w:rStyle w:val="Hiperligao"/>
+                <w:rStyle w:val="Hyperlink"/>
                 <w:rFonts w:asciiTheme="majorBidi" w:hAnsiTheme="majorBidi" w:cstheme="majorBidi"/>
                 <w:noProof/>
               </w:rPr>
@@ -2665,7 +2580,7 @@
             </w:r>
             <w:r>
               <w:rPr>
-                <w:rStyle w:val="Hiperligao"/>
+                <w:rStyle w:val="Hyperlink"/>
                 <w:rFonts w:asciiTheme="majorBidi" w:hAnsiTheme="majorBidi" w:cstheme="majorBidi"/>
                 <w:noProof/>
               </w:rPr>
@@ -2730,7 +2645,7 @@
         </w:p>
         <w:p>
           <w:pPr>
-            <w:pStyle w:val="ndice2"/>
+            <w:pStyle w:val="Sumrio2"/>
             <w:tabs>
               <w:tab w:val="left" w:pos="960"/>
               <w:tab w:val="right" w:leader="dot" w:pos="8494"/>
@@ -2743,7 +2658,7 @@
           <w:hyperlink w:anchor="_Toc232004204" w:history="1">
             <w:r>
               <w:rPr>
-                <w:rStyle w:val="Hiperligao"/>
+                <w:rStyle w:val="Hyperlink"/>
                 <w:rFonts w:asciiTheme="majorBidi" w:hAnsiTheme="majorBidi" w:cstheme="majorBidi"/>
                 <w:noProof/>
               </w:rPr>
@@ -2758,7 +2673,7 @@
             </w:r>
             <w:r>
               <w:rPr>
-                <w:rStyle w:val="Hiperligao"/>
+                <w:rStyle w:val="Hyperlink"/>
                 <w:rFonts w:asciiTheme="majorBidi" w:hAnsiTheme="majorBidi" w:cstheme="majorBidi"/>
                 <w:noProof/>
               </w:rPr>
@@ -2823,7 +2738,7 @@
         </w:p>
         <w:p>
           <w:pPr>
-            <w:pStyle w:val="ndice2"/>
+            <w:pStyle w:val="Sumrio2"/>
             <w:tabs>
               <w:tab w:val="left" w:pos="960"/>
               <w:tab w:val="right" w:leader="dot" w:pos="8494"/>
@@ -2836,7 +2751,7 @@
           <w:hyperlink w:anchor="_Toc232004205" w:history="1">
             <w:r>
               <w:rPr>
-                <w:rStyle w:val="Hiperligao"/>
+                <w:rStyle w:val="Hyperlink"/>
                 <w:rFonts w:asciiTheme="majorBidi" w:hAnsiTheme="majorBidi" w:cstheme="majorBidi"/>
                 <w:noProof/>
               </w:rPr>
@@ -2851,7 +2766,7 @@
             </w:r>
             <w:r>
               <w:rPr>
-                <w:rStyle w:val="Hiperligao"/>
+                <w:rStyle w:val="Hyperlink"/>
                 <w:rFonts w:asciiTheme="majorBidi" w:hAnsiTheme="majorBidi" w:cstheme="majorBidi"/>
                 <w:noProof/>
               </w:rPr>
@@ -2916,7 +2831,7 @@
         </w:p>
         <w:p>
           <w:pPr>
-            <w:pStyle w:val="ndice2"/>
+            <w:pStyle w:val="Sumrio2"/>
             <w:tabs>
               <w:tab w:val="left" w:pos="960"/>
               <w:tab w:val="right" w:leader="dot" w:pos="8494"/>
@@ -2929,7 +2844,7 @@
           <w:hyperlink w:anchor="_Toc232004206" w:history="1">
             <w:r>
               <w:rPr>
-                <w:rStyle w:val="Hiperligao"/>
+                <w:rStyle w:val="Hyperlink"/>
                 <w:rFonts w:asciiTheme="majorBidi" w:hAnsiTheme="majorBidi" w:cstheme="majorBidi"/>
                 <w:noProof/>
               </w:rPr>
@@ -2944,7 +2859,7 @@
             </w:r>
             <w:r>
               <w:rPr>
-                <w:rStyle w:val="Hiperligao"/>
+                <w:rStyle w:val="Hyperlink"/>
                 <w:rFonts w:asciiTheme="majorBidi" w:hAnsiTheme="majorBidi" w:cstheme="majorBidi"/>
                 <w:noProof/>
               </w:rPr>
@@ -3009,12 +2924,12 @@
         </w:p>
         <w:p>
           <w:pPr>
-            <w:pStyle w:val="ndice1"/>
+            <w:pStyle w:val="Sumrio1"/>
           </w:pPr>
           <w:hyperlink w:anchor="_Toc232004209" w:history="1">
             <w:r>
               <w:rPr>
-                <w:rStyle w:val="Hiperligao"/>
+                <w:rStyle w:val="Hyperlink"/>
                 <w:lang w:eastAsia="pt-PT"/>
               </w:rPr>
               <w:t>CAPÍTULO 3-ANALISE E DESENVOLVIMENTO DO SISTEMA</w:t>
@@ -3064,7 +2979,7 @@
         </w:p>
         <w:p>
           <w:pPr>
-            <w:pStyle w:val="ndice2"/>
+            <w:pStyle w:val="Sumrio2"/>
             <w:tabs>
               <w:tab w:val="left" w:pos="960"/>
               <w:tab w:val="right" w:leader="dot" w:pos="8494"/>
@@ -3077,7 +2992,7 @@
           <w:hyperlink w:anchor="_Toc232004214" w:history="1">
             <w:r>
               <w:rPr>
-                <w:rStyle w:val="Hiperligao"/>
+                <w:rStyle w:val="Hyperlink"/>
                 <w:rFonts w:asciiTheme="majorBidi" w:hAnsiTheme="majorBidi" w:cstheme="majorBidi"/>
                 <w:noProof/>
               </w:rPr>
@@ -3092,7 +3007,7 @@
             </w:r>
             <w:r>
               <w:rPr>
-                <w:rStyle w:val="Hiperligao"/>
+                <w:rStyle w:val="Hyperlink"/>
                 <w:rFonts w:asciiTheme="majorBidi" w:hAnsiTheme="majorBidi" w:cstheme="majorBidi"/>
                 <w:noProof/>
               </w:rPr>
@@ -3157,7 +3072,7 @@
         </w:p>
         <w:p>
           <w:pPr>
-            <w:pStyle w:val="ndice2"/>
+            <w:pStyle w:val="Sumrio2"/>
             <w:tabs>
               <w:tab w:val="left" w:pos="960"/>
               <w:tab w:val="right" w:leader="dot" w:pos="8494"/>
@@ -3170,7 +3085,7 @@
           <w:hyperlink w:anchor="_Toc232004216" w:history="1">
             <w:r>
               <w:rPr>
-                <w:rStyle w:val="Hiperligao"/>
+                <w:rStyle w:val="Hyperlink"/>
                 <w:rFonts w:asciiTheme="majorBidi" w:hAnsiTheme="majorBidi" w:cstheme="majorBidi"/>
                 <w:noProof/>
               </w:rPr>
@@ -3185,7 +3100,7 @@
             </w:r>
             <w:r>
               <w:rPr>
-                <w:rStyle w:val="Hiperligao"/>
+                <w:rStyle w:val="Hyperlink"/>
                 <w:rFonts w:asciiTheme="majorBidi" w:hAnsiTheme="majorBidi" w:cstheme="majorBidi"/>
                 <w:noProof/>
               </w:rPr>
@@ -3250,7 +3165,7 @@
         </w:p>
         <w:p>
           <w:pPr>
-            <w:pStyle w:val="ndice2"/>
+            <w:pStyle w:val="Sumrio2"/>
             <w:tabs>
               <w:tab w:val="left" w:pos="960"/>
               <w:tab w:val="right" w:leader="dot" w:pos="8494"/>
@@ -3263,7 +3178,7 @@
           <w:hyperlink w:anchor="_Toc232004217" w:history="1">
             <w:r>
               <w:rPr>
-                <w:rStyle w:val="Hiperligao"/>
+                <w:rStyle w:val="Hyperlink"/>
                 <w:rFonts w:asciiTheme="majorBidi" w:hAnsiTheme="majorBidi" w:cstheme="majorBidi"/>
                 <w:noProof/>
               </w:rPr>
@@ -3278,7 +3193,7 @@
             </w:r>
             <w:r>
               <w:rPr>
-                <w:rStyle w:val="Hiperligao"/>
+                <w:rStyle w:val="Hyperlink"/>
                 <w:rFonts w:asciiTheme="majorBidi" w:hAnsiTheme="majorBidi" w:cstheme="majorBidi"/>
                 <w:noProof/>
               </w:rPr>
@@ -3343,7 +3258,7 @@
         </w:p>
         <w:p>
           <w:pPr>
-            <w:pStyle w:val="ndice2"/>
+            <w:pStyle w:val="Sumrio2"/>
             <w:tabs>
               <w:tab w:val="left" w:pos="960"/>
               <w:tab w:val="right" w:leader="dot" w:pos="8494"/>
@@ -3356,7 +3271,7 @@
           <w:hyperlink w:anchor="_Toc232004218" w:history="1">
             <w:r>
               <w:rPr>
-                <w:rStyle w:val="Hiperligao"/>
+                <w:rStyle w:val="Hyperlink"/>
                 <w:rFonts w:asciiTheme="majorBidi" w:hAnsiTheme="majorBidi" w:cstheme="majorBidi"/>
                 <w:noProof/>
               </w:rPr>
@@ -3371,7 +3286,7 @@
             </w:r>
             <w:r>
               <w:rPr>
-                <w:rStyle w:val="Hiperligao"/>
+                <w:rStyle w:val="Hyperlink"/>
                 <w:rFonts w:asciiTheme="majorBidi" w:hAnsiTheme="majorBidi" w:cstheme="majorBidi"/>
                 <w:noProof/>
               </w:rPr>
@@ -3436,7 +3351,7 @@
         </w:p>
         <w:p>
           <w:pPr>
-            <w:pStyle w:val="ndice2"/>
+            <w:pStyle w:val="Sumrio2"/>
             <w:tabs>
               <w:tab w:val="left" w:pos="960"/>
               <w:tab w:val="right" w:leader="dot" w:pos="8494"/>
@@ -3449,7 +3364,7 @@
           <w:hyperlink w:anchor="_Toc232004219" w:history="1">
             <w:r>
               <w:rPr>
-                <w:rStyle w:val="Hiperligao"/>
+                <w:rStyle w:val="Hyperlink"/>
                 <w:rFonts w:asciiTheme="majorBidi" w:hAnsiTheme="majorBidi" w:cstheme="majorBidi"/>
                 <w:noProof/>
               </w:rPr>
@@ -3464,7 +3379,7 @@
             </w:r>
             <w:r>
               <w:rPr>
-                <w:rStyle w:val="Hiperligao"/>
+                <w:rStyle w:val="Hyperlink"/>
                 <w:rFonts w:asciiTheme="majorBidi" w:hAnsiTheme="majorBidi" w:cstheme="majorBidi"/>
                 <w:noProof/>
               </w:rPr>
@@ -3529,7 +3444,7 @@
         </w:p>
         <w:p>
           <w:pPr>
-            <w:pStyle w:val="ndice2"/>
+            <w:pStyle w:val="Sumrio2"/>
             <w:tabs>
               <w:tab w:val="left" w:pos="960"/>
               <w:tab w:val="right" w:leader="dot" w:pos="8494"/>
@@ -3542,7 +3457,7 @@
           <w:hyperlink w:anchor="_Toc232004220" w:history="1">
             <w:r>
               <w:rPr>
-                <w:rStyle w:val="Hiperligao"/>
+                <w:rStyle w:val="Hyperlink"/>
                 <w:rFonts w:asciiTheme="majorBidi" w:hAnsiTheme="majorBidi" w:cstheme="majorBidi"/>
                 <w:noProof/>
               </w:rPr>
@@ -3557,7 +3472,7 @@
             </w:r>
             <w:r>
               <w:rPr>
-                <w:rStyle w:val="Hiperligao"/>
+                <w:rStyle w:val="Hyperlink"/>
                 <w:rFonts w:asciiTheme="majorBidi" w:hAnsiTheme="majorBidi" w:cstheme="majorBidi"/>
                 <w:noProof/>
               </w:rPr>
@@ -3622,7 +3537,7 @@
         </w:p>
         <w:p>
           <w:pPr>
-            <w:pStyle w:val="ndice2"/>
+            <w:pStyle w:val="Sumrio2"/>
             <w:tabs>
               <w:tab w:val="left" w:pos="960"/>
               <w:tab w:val="right" w:leader="dot" w:pos="8494"/>
@@ -3635,7 +3550,7 @@
           <w:hyperlink w:anchor="_Toc232004221" w:history="1">
             <w:r>
               <w:rPr>
-                <w:rStyle w:val="Hiperligao"/>
+                <w:rStyle w:val="Hyperlink"/>
                 <w:rFonts w:asciiTheme="majorBidi" w:hAnsiTheme="majorBidi" w:cstheme="majorBidi"/>
                 <w:noProof/>
               </w:rPr>
@@ -3650,7 +3565,7 @@
             </w:r>
             <w:r>
               <w:rPr>
-                <w:rStyle w:val="Hiperligao"/>
+                <w:rStyle w:val="Hyperlink"/>
                 <w:rFonts w:asciiTheme="majorBidi" w:hAnsiTheme="majorBidi" w:cstheme="majorBidi"/>
                 <w:noProof/>
               </w:rPr>
@@ -3812,21 +3727,7 @@
         <w:rPr>
           <w:rFonts w:ascii="Times New Roman" w:hAnsi="Times New Roman" w:cs="Times New Roman"/>
         </w:rPr>
-        <w:t xml:space="preserve">O setor de </w:t>
-      </w:r>
-      <w:proofErr w:type="spellStart"/>
-      <w:r>
-        <w:rPr>
-          <w:rFonts w:ascii="Times New Roman" w:hAnsi="Times New Roman" w:cs="Times New Roman"/>
-        </w:rPr>
-        <w:t>microfinanças</w:t>
-      </w:r>
-      <w:proofErr w:type="spellEnd"/>
-      <w:r>
-        <w:rPr>
-          <w:rFonts w:ascii="Times New Roman" w:hAnsi="Times New Roman" w:cs="Times New Roman"/>
-        </w:rPr>
-        <w:t xml:space="preserve"> desempenha um papel fundamental no desenvolvimento econômico e social, especialmente em países em desenvolvimento, ao facilitar o acesso ao crédito para populações que, muitas vezes, não são atendidas pelo sistema bancário tradicional. Instituições de microcrédito, como o KixiCrédito, têm contribuído significativamente para o financiamento de pequenos negócios e o fortalecimento da economia local.</w:t>
+        <w:t>O setor de microfinanças desempenha um papel fundamental no desenvolvimento econômico e social, especialmente em países em desenvolvimento, ao facilitar o acesso ao crédito para populações que, muitas vezes, não são atendidas pelo sistema bancário tradicional. Instituições de microcrédito, como o KixiCrédito, têm contribuído significativamente para o financiamento de pequenos negócios e o fortalecimento da economia local.</w:t>
       </w:r>
     </w:p>
     <w:p>
@@ -3917,7 +3818,7 @@
       </w:r>
       <w:r>
         <w:rPr>
-          <w:rStyle w:val="Ttulo2Carter"/>
+          <w:rStyle w:val="Ttulo2Char"/>
           <w:b/>
           <w:bCs/>
         </w:rPr>
@@ -4116,14 +4017,9 @@
         <w:pStyle w:val="Ttulo2"/>
       </w:pPr>
       <w:bookmarkStart w:id="9" w:name="_Toc232004193"/>
-      <w:proofErr w:type="spellStart"/>
       <w:r>
         <w:lastRenderedPageBreak/>
-        <w:t>Objectivo</w:t>
-      </w:r>
-      <w:proofErr w:type="spellEnd"/>
-      <w:r>
-        <w:t xml:space="preserve"> Geral</w:t>
+        <w:t>Objectivo Geral</w:t>
       </w:r>
       <w:bookmarkEnd w:id="9"/>
     </w:p>
@@ -4139,21 +4035,7 @@
         <w:rPr>
           <w:rFonts w:ascii="Times New Roman" w:hAnsi="Times New Roman" w:cs="Times New Roman"/>
         </w:rPr>
-        <w:t xml:space="preserve">Desenvolver um sistema web moderno, seguro e eficiente para a gestão das operações de microcrédito na </w:t>
-      </w:r>
-      <w:proofErr w:type="spellStart"/>
-      <w:r>
-        <w:rPr>
-          <w:rFonts w:ascii="Times New Roman" w:hAnsi="Times New Roman" w:cs="Times New Roman"/>
-        </w:rPr>
-        <w:t>KixiCrédito</w:t>
-      </w:r>
-      <w:proofErr w:type="spellEnd"/>
-      <w:r>
-        <w:rPr>
-          <w:rFonts w:ascii="Times New Roman" w:hAnsi="Times New Roman" w:cs="Times New Roman"/>
-        </w:rPr>
-        <w:t>, permitindo o cadastro e gestão de clientes, o registo e acompanhamento de empréstimos, o controlo de desembolsos e reembolsos, a monitorização do estado dos créditos e a geração de relatórios e indicadores estatísticos, com o objetivo de melhorar a organização dos processos, a acessibilidade às informações, a segurança dos dados e o apoio à tomada de decisões dentro da instituição.</w:t>
+        <w:t>Desenvolver um sistema web moderno, seguro e eficiente para a gestão das operações de microcrédito na KixiCrédito, permitindo o cadastro e gestão de clientes, o registo e acompanhamento de empréstimos, o controlo de desembolsos e reembolsos, a monitorização do estado dos créditos e a geração de relatórios e indicadores estatísticos, com o objetivo de melhorar a organização dos processos, a acessibilidade às informações, a segurança dos dados e o apoio à tomada de decisões dentro da instituição.</w:t>
       </w:r>
     </w:p>
     <w:p>
@@ -4161,28 +4043,23 @@
         <w:pStyle w:val="Ttulo2"/>
       </w:pPr>
       <w:bookmarkStart w:id="10" w:name="_Toc232004194"/>
-      <w:proofErr w:type="spellStart"/>
-      <w:r>
-        <w:t>Objectivo</w:t>
-      </w:r>
-      <w:proofErr w:type="spellEnd"/>
-      <w:r>
-        <w:t xml:space="preserve"> </w:t>
-      </w:r>
-      <w:proofErr w:type="spellStart"/>
-      <w:r>
-        <w:t>Especifíco</w:t>
+      <w:r>
+        <w:t>Objectivo Especifíco</w:t>
       </w:r>
       <w:bookmarkEnd w:id="10"/>
-      <w:proofErr w:type="spellEnd"/>
     </w:p>
     <w:p>
       <w:pPr>
         <w:pStyle w:val="NormalWeb"/>
         <w:jc w:val="both"/>
       </w:pPr>
-      <w:r>
-        <w:t>• Levantar e analisar os requisitos da KixiCrédito, identificando as necessidades relacionadas à gestão das operações de microcrédito;</w:t>
+      <w:proofErr w:type="gramStart"/>
+      <w:r>
+        <w:t>• Levantar e analisar</w:t>
+      </w:r>
+      <w:proofErr w:type="gramEnd"/>
+      <w:r>
+        <w:t xml:space="preserve"> os requisitos da KixiCrédito, identificando as necessidades relacionadas à gestão das operações de microcrédito;</w:t>
       </w:r>
     </w:p>
     <w:p>
@@ -4190,8 +4067,13 @@
         <w:pStyle w:val="NormalWeb"/>
         <w:jc w:val="both"/>
       </w:pPr>
-      <w:r>
-        <w:t>• Projetar a arquitetura de um sistema web capaz de suportar o registo, controlo e acompanhamento das operações financeiras da instituição;</w:t>
+      <w:proofErr w:type="gramStart"/>
+      <w:r>
+        <w:t>• Projetar</w:t>
+      </w:r>
+      <w:proofErr w:type="gramEnd"/>
+      <w:r>
+        <w:t xml:space="preserve"> a arquitetura de um sistema web capaz de suportar o registo, controlo e acompanhamento das operações financeiras da instituição;</w:t>
       </w:r>
     </w:p>
     <w:p>
@@ -4199,8 +4081,13 @@
         <w:pStyle w:val="NormalWeb"/>
         <w:jc w:val="both"/>
       </w:pPr>
-      <w:r>
-        <w:t>• Desenvolver um módulo de autenticação para garantir o acesso seguro ao sistema através de utilizador e palavra-passe;</w:t>
+      <w:proofErr w:type="gramStart"/>
+      <w:r>
+        <w:t>• Desenvolver</w:t>
+      </w:r>
+      <w:proofErr w:type="gramEnd"/>
+      <w:r>
+        <w:t xml:space="preserve"> um módulo de autenticação para garantir o acesso seguro ao sistema através de utilizador e palavra-passe;</w:t>
       </w:r>
     </w:p>
     <w:p>
@@ -4208,8 +4095,13 @@
         <w:pStyle w:val="NormalWeb"/>
         <w:jc w:val="both"/>
       </w:pPr>
-      <w:r>
-        <w:t>• Implementar funcionalidades para o cadastro, consulta, atualização e gestão de clientes;</w:t>
+      <w:proofErr w:type="gramStart"/>
+      <w:r>
+        <w:t>• Implementar</w:t>
+      </w:r>
+      <w:proofErr w:type="gramEnd"/>
+      <w:r>
+        <w:t xml:space="preserve"> funcionalidades para o cadastro, consulta, atualização e gestão de clientes;</w:t>
       </w:r>
     </w:p>
     <w:p>
@@ -4217,8 +4109,13 @@
         <w:pStyle w:val="NormalWeb"/>
         <w:jc w:val="both"/>
       </w:pPr>
-      <w:r>
-        <w:t>• Desenvolver um módulo para o registo e acompanhamento de empréstimos concedidos aos clientes;</w:t>
+      <w:proofErr w:type="gramStart"/>
+      <w:r>
+        <w:t>• Desenvolver</w:t>
+      </w:r>
+      <w:proofErr w:type="gramEnd"/>
+      <w:r>
+        <w:t xml:space="preserve"> um módulo para o registo e acompanhamento de empréstimos concedidos aos clientes;</w:t>
       </w:r>
     </w:p>
     <w:p>
@@ -4226,8 +4123,13 @@
         <w:pStyle w:val="NormalWeb"/>
         <w:jc w:val="both"/>
       </w:pPr>
-      <w:r>
-        <w:t>• Implementar funcionalidades para o controlo de desembolsos e acompanhamento do estado dos empréstimos;</w:t>
+      <w:proofErr w:type="gramStart"/>
+      <w:r>
+        <w:t>• Implementar</w:t>
+      </w:r>
+      <w:proofErr w:type="gramEnd"/>
+      <w:r>
+        <w:t xml:space="preserve"> funcionalidades para o controlo de desembolsos e acompanhamento do estado dos empréstimos;</w:t>
       </w:r>
     </w:p>
     <w:p>
@@ -4235,8 +4137,13 @@
         <w:pStyle w:val="NormalWeb"/>
         <w:jc w:val="both"/>
       </w:pPr>
-      <w:r>
-        <w:t>• Desenvolver mecanismos para o registo e gestão de reembolsos efetuados pelos clientes;</w:t>
+      <w:proofErr w:type="gramStart"/>
+      <w:r>
+        <w:t>• Desenvolver</w:t>
+      </w:r>
+      <w:proofErr w:type="gramEnd"/>
+      <w:r>
+        <w:t xml:space="preserve"> mecanismos para o registo e gestão de reembolsos efetuados pelos clientes;</w:t>
       </w:r>
     </w:p>
     <w:p>
@@ -4244,8 +4151,13 @@
         <w:pStyle w:val="NormalWeb"/>
         <w:jc w:val="both"/>
       </w:pPr>
-      <w:r>
-        <w:t>• Criar um painel de controlo (Dashboard) para apresentação de indicadores e informações relevantes sobre as operações da instituição;</w:t>
+      <w:proofErr w:type="gramStart"/>
+      <w:r>
+        <w:t>• Criar</w:t>
+      </w:r>
+      <w:proofErr w:type="gramEnd"/>
+      <w:r>
+        <w:t xml:space="preserve"> um painel de controlo (Dashboard) para apresentação de indicadores e informações relevantes sobre as operações da instituição;</w:t>
       </w:r>
     </w:p>
     <w:p>
@@ -4253,8 +4165,13 @@
         <w:pStyle w:val="NormalWeb"/>
         <w:jc w:val="both"/>
       </w:pPr>
-      <w:r>
-        <w:t>• Desenvolver relatórios que permitam acompanhar o desempenho das operações de microcrédito e apoiar a tomada de decisões;</w:t>
+      <w:proofErr w:type="gramStart"/>
+      <w:r>
+        <w:t>• Desenvolver</w:t>
+      </w:r>
+      <w:proofErr w:type="gramEnd"/>
+      <w:r>
+        <w:t xml:space="preserve"> relatórios que permitam acompanhar o desempenho das operações de microcrédito e apoiar a tomada de decisões;</w:t>
       </w:r>
     </w:p>
     <w:p>
@@ -4262,8 +4179,13 @@
         <w:pStyle w:val="NormalWeb"/>
         <w:jc w:val="both"/>
       </w:pPr>
-      <w:r>
-        <w:t>• Testar o sistema desenvolvido, avaliando a sua funcionalidade, usabilidade, segurança e desempenho;</w:t>
+      <w:proofErr w:type="gramStart"/>
+      <w:r>
+        <w:t>• Testar</w:t>
+      </w:r>
+      <w:proofErr w:type="gramEnd"/>
+      <w:r>
+        <w:t xml:space="preserve"> o sistema desenvolvido, avaliando a sua funcionalidade, usabilidade, segurança e desempenho;</w:t>
       </w:r>
     </w:p>
     <w:p>
@@ -4271,8 +4193,13 @@
         <w:pStyle w:val="NormalWeb"/>
         <w:jc w:val="both"/>
       </w:pPr>
-      <w:r>
-        <w:t>• Propor melhorias e funcionalidades futuras que contribuam para a evolução contínua do sistema.</w:t>
+      <w:proofErr w:type="gramStart"/>
+      <w:r>
+        <w:t>• Propor</w:t>
+      </w:r>
+      <w:proofErr w:type="gramEnd"/>
+      <w:r>
+        <w:t xml:space="preserve"> melhorias e funcionalidades futuras que contribuam para a evolução contínua do sistema.</w:t>
       </w:r>
     </w:p>
     <w:p>
@@ -4340,50 +4267,22 @@
         <w:rPr>
           <w:rFonts w:ascii="Times New Roman" w:hAnsi="Times New Roman" w:cs="Times New Roman"/>
         </w:rPr>
-        <w:t xml:space="preserve">Na </w:t>
-      </w:r>
-      <w:proofErr w:type="spellStart"/>
-      <w:r>
-        <w:rPr>
-          <w:rFonts w:ascii="Times New Roman" w:hAnsi="Times New Roman" w:cs="Times New Roman"/>
-        </w:rPr>
-        <w:t>KixiCrédito</w:t>
-      </w:r>
-      <w:proofErr w:type="spellEnd"/>
-      <w:r>
-        <w:rPr>
-          <w:rFonts w:ascii="Times New Roman" w:hAnsi="Times New Roman" w:cs="Times New Roman"/>
-        </w:rPr>
-        <w:t>, a necessidade de um sistema integrado para gestão de clientes, empréstimos, desembolsos e reembolsos evidencia a importância da utilização de ferramentas tecnológicas capazes de centralizar as informações e facilitar o trabalho dos colaboradores. A inexistência de uma plataforma moderna e eficiente pode comprometer a rapidez no acesso aos dados e dificultar o processo de monitorização das operações financeiras.</w:t>
-      </w:r>
-    </w:p>
-    <w:p>
-      <w:pPr>
-        <w:spacing w:line="360" w:lineRule="auto"/>
-        <w:jc w:val="both"/>
-        <w:rPr>
-          <w:rFonts w:ascii="Times New Roman" w:hAnsi="Times New Roman" w:cs="Times New Roman"/>
-        </w:rPr>
-      </w:pPr>
-      <w:r>
-        <w:rPr>
-          <w:rFonts w:ascii="Times New Roman" w:hAnsi="Times New Roman" w:cs="Times New Roman"/>
-        </w:rPr>
-        <w:t>Diante desse cenário, torna-se necessária a implementação de um sistema web que permita automatizar processos, organizar informações e melhorar o controlo das atividades relacionadas ao microcrédito. A solução proposta disponibiliza funcionalidades para cadastro e gestão de clientes, registo de empréstimos, controlo de desembolsos e reembolsos, acompanhamento do estado dos créditos e geração de relatórios e indicadores através de um painel de controlo (</w:t>
-      </w:r>
-      <w:proofErr w:type="spellStart"/>
-      <w:r>
-        <w:rPr>
-          <w:rFonts w:ascii="Times New Roman" w:hAnsi="Times New Roman" w:cs="Times New Roman"/>
-        </w:rPr>
-        <w:t>Dashboard</w:t>
-      </w:r>
-      <w:proofErr w:type="spellEnd"/>
-      <w:r>
-        <w:rPr>
-          <w:rFonts w:ascii="Times New Roman" w:hAnsi="Times New Roman" w:cs="Times New Roman"/>
-        </w:rPr>
-        <w:t>).</w:t>
+        <w:t>Na KixiCrédito, a necessidade de um sistema integrado para gestão de clientes, empréstimos, desembolsos e reembolsos evidencia a importância da utilização de ferramentas tecnológicas capazes de centralizar as informações e facilitar o trabalho dos colaboradores. A inexistência de uma plataforma moderna e eficiente pode comprometer a rapidez no acesso aos dados e dificultar o processo de monitorização das operações financeiras.</w:t>
+      </w:r>
+    </w:p>
+    <w:p>
+      <w:pPr>
+        <w:spacing w:line="360" w:lineRule="auto"/>
+        <w:jc w:val="both"/>
+        <w:rPr>
+          <w:rFonts w:ascii="Times New Roman" w:hAnsi="Times New Roman" w:cs="Times New Roman"/>
+        </w:rPr>
+      </w:pPr>
+      <w:r>
+        <w:rPr>
+          <w:rFonts w:ascii="Times New Roman" w:hAnsi="Times New Roman" w:cs="Times New Roman"/>
+        </w:rPr>
+        <w:t>Diante desse cenário, torna-se necessária a implementação de um sistema web que permita automatizar processos, organizar informações e melhorar o controlo das atividades relacionadas ao microcrédito. A solução proposta disponibiliza funcionalidades para cadastro e gestão de clientes, registo de empréstimos, controlo de desembolsos e reembolsos, acompanhamento do estado dos créditos e geração de relatórios e indicadores através de um painel de controlo (Dashboard).</w:t>
       </w:r>
     </w:p>
     <w:p>
@@ -4529,55 +4428,7 @@
           <w:rFonts w:ascii="Times New Roman" w:hAnsi="Times New Roman" w:cs="Times New Roman"/>
           <w:lang w:eastAsia="pt-PT"/>
         </w:rPr>
-        <w:t xml:space="preserve">Segundo </w:t>
-      </w:r>
-      <w:proofErr w:type="spellStart"/>
-      <w:r>
-        <w:rPr>
-          <w:rFonts w:ascii="Times New Roman" w:hAnsi="Times New Roman" w:cs="Times New Roman"/>
-          <w:lang w:eastAsia="pt-PT"/>
-        </w:rPr>
-        <w:t>Laudon</w:t>
-      </w:r>
-      <w:proofErr w:type="spellEnd"/>
-      <w:r>
-        <w:rPr>
-          <w:rFonts w:ascii="Times New Roman" w:hAnsi="Times New Roman" w:cs="Times New Roman"/>
-          <w:lang w:eastAsia="pt-PT"/>
-        </w:rPr>
-        <w:t xml:space="preserve"> e </w:t>
-      </w:r>
-      <w:proofErr w:type="spellStart"/>
-      <w:r>
-        <w:rPr>
-          <w:rFonts w:ascii="Times New Roman" w:hAnsi="Times New Roman" w:cs="Times New Roman"/>
-          <w:lang w:eastAsia="pt-PT"/>
-        </w:rPr>
-        <w:t>Laudon</w:t>
-      </w:r>
-      <w:proofErr w:type="spellEnd"/>
-      <w:r>
-        <w:rPr>
-          <w:rFonts w:ascii="Times New Roman" w:hAnsi="Times New Roman" w:cs="Times New Roman"/>
-          <w:lang w:eastAsia="pt-PT"/>
-        </w:rPr>
-        <w:t xml:space="preserve"> (2020), os sistemas de informação transformam dados brutos em informações úteis, permitindo que gestores e colaboradores tomem decisões mais rápidas e precisas. </w:t>
-      </w:r>
-      <w:proofErr w:type="spellStart"/>
-      <w:r>
-        <w:rPr>
-          <w:rFonts w:ascii="Times New Roman" w:hAnsi="Times New Roman" w:cs="Times New Roman"/>
-          <w:lang w:eastAsia="pt-PT"/>
-        </w:rPr>
-        <w:t>Actualmente</w:t>
-      </w:r>
-      <w:proofErr w:type="spellEnd"/>
-      <w:r>
-        <w:rPr>
-          <w:rFonts w:ascii="Times New Roman" w:hAnsi="Times New Roman" w:cs="Times New Roman"/>
-          <w:lang w:eastAsia="pt-PT"/>
-        </w:rPr>
-        <w:t>, praticamente todas as organizações dependem de sistemas de informação para gerir os seus processos internos e externos.</w:t>
+        <w:t>Segundo Laudon e Laudon (2020), os sistemas de informação transformam dados brutos em informações úteis, permitindo que gestores e colaboradores tomem decisões mais rápidas e precisas. Actualmente, praticamente todas as organizações dependem de sistemas de informação para gerir os seus processos internos e externos.</w:t>
       </w:r>
     </w:p>
     <w:p>
@@ -4760,55 +4611,7 @@
           <w:rFonts w:ascii="Times New Roman" w:hAnsi="Times New Roman" w:cs="Times New Roman"/>
           <w:lang w:eastAsia="pt-PT"/>
         </w:rPr>
-        <w:t xml:space="preserve">No contexto da </w:t>
-      </w:r>
-      <w:proofErr w:type="spellStart"/>
-      <w:r>
-        <w:rPr>
-          <w:rFonts w:ascii="Times New Roman" w:hAnsi="Times New Roman" w:cs="Times New Roman"/>
-          <w:lang w:eastAsia="pt-PT"/>
-        </w:rPr>
-        <w:t>KixiCrédito</w:t>
-      </w:r>
-      <w:proofErr w:type="spellEnd"/>
-      <w:r>
-        <w:rPr>
-          <w:rFonts w:ascii="Times New Roman" w:hAnsi="Times New Roman" w:cs="Times New Roman"/>
-          <w:lang w:eastAsia="pt-PT"/>
-        </w:rPr>
-        <w:t xml:space="preserve">, os sistemas de informação desempenham um papel essencial no acompanhamento das operações de </w:t>
-      </w:r>
-      <w:proofErr w:type="spellStart"/>
-      <w:r>
-        <w:rPr>
-          <w:rFonts w:ascii="Times New Roman" w:hAnsi="Times New Roman" w:cs="Times New Roman"/>
-          <w:lang w:eastAsia="pt-PT"/>
-        </w:rPr>
-        <w:t>microfinanças</w:t>
-      </w:r>
-      <w:proofErr w:type="spellEnd"/>
-      <w:r>
-        <w:rPr>
-          <w:rFonts w:ascii="Times New Roman" w:hAnsi="Times New Roman" w:cs="Times New Roman"/>
-          <w:lang w:eastAsia="pt-PT"/>
-        </w:rPr>
-        <w:t xml:space="preserve">, permitindo o registo e controlo das </w:t>
-      </w:r>
-      <w:proofErr w:type="spellStart"/>
-      <w:r>
-        <w:rPr>
-          <w:rFonts w:ascii="Times New Roman" w:hAnsi="Times New Roman" w:cs="Times New Roman"/>
-          <w:lang w:eastAsia="pt-PT"/>
-        </w:rPr>
-        <w:t>actividades</w:t>
-      </w:r>
-      <w:proofErr w:type="spellEnd"/>
-      <w:r>
-        <w:rPr>
-          <w:rFonts w:ascii="Times New Roman" w:hAnsi="Times New Roman" w:cs="Times New Roman"/>
-          <w:lang w:eastAsia="pt-PT"/>
-        </w:rPr>
-        <w:t xml:space="preserve"> relacionadas aos clientes e aos empréstimos concedidos.</w:t>
+        <w:t>No contexto da KixiCrédito, os sistemas de informação desempenham um papel essencial no acompanhamento das operações de microfinanças, permitindo o registo e controlo das actividades relacionadas aos clientes e aos empréstimos concedidos.</w:t>
       </w:r>
     </w:p>
     <w:p>
@@ -4873,55 +4676,7 @@
           <w:rFonts w:ascii="Times New Roman" w:hAnsi="Times New Roman" w:cs="Times New Roman"/>
           <w:lang w:eastAsia="pt-PT"/>
         </w:rPr>
-        <w:t xml:space="preserve">De acordo com </w:t>
-      </w:r>
-      <w:proofErr w:type="spellStart"/>
-      <w:r>
-        <w:rPr>
-          <w:rFonts w:ascii="Times New Roman" w:hAnsi="Times New Roman" w:cs="Times New Roman"/>
-          <w:lang w:eastAsia="pt-PT"/>
-        </w:rPr>
-        <w:t>Pressman</w:t>
-      </w:r>
-      <w:proofErr w:type="spellEnd"/>
-      <w:r>
-        <w:rPr>
-          <w:rFonts w:ascii="Times New Roman" w:hAnsi="Times New Roman" w:cs="Times New Roman"/>
-          <w:lang w:eastAsia="pt-PT"/>
-        </w:rPr>
-        <w:t xml:space="preserve"> (2016), os sistemas web tornaram-se uma das principais formas de disponibilização de serviços digitais devido à sua capacidade de integração e facilidade de utilização. </w:t>
-      </w:r>
-      <w:proofErr w:type="spellStart"/>
-      <w:r>
-        <w:rPr>
-          <w:rFonts w:ascii="Times New Roman" w:hAnsi="Times New Roman" w:cs="Times New Roman"/>
-          <w:lang w:eastAsia="pt-PT"/>
-        </w:rPr>
-        <w:t>Actualmente</w:t>
-      </w:r>
-      <w:proofErr w:type="spellEnd"/>
-      <w:r>
-        <w:rPr>
-          <w:rFonts w:ascii="Times New Roman" w:hAnsi="Times New Roman" w:cs="Times New Roman"/>
-          <w:lang w:eastAsia="pt-PT"/>
-        </w:rPr>
-        <w:t xml:space="preserve">, empresas de diversos sectores </w:t>
-      </w:r>
-      <w:proofErr w:type="spellStart"/>
-      <w:r>
-        <w:rPr>
-          <w:rFonts w:ascii="Times New Roman" w:hAnsi="Times New Roman" w:cs="Times New Roman"/>
-          <w:lang w:eastAsia="pt-PT"/>
-        </w:rPr>
-        <w:t>adoptam</w:t>
-      </w:r>
-      <w:proofErr w:type="spellEnd"/>
-      <w:r>
-        <w:rPr>
-          <w:rFonts w:ascii="Times New Roman" w:hAnsi="Times New Roman" w:cs="Times New Roman"/>
-          <w:lang w:eastAsia="pt-PT"/>
-        </w:rPr>
-        <w:t xml:space="preserve"> sistemas web para gerir os seus processos internos e melhorar a prestação de serviços.</w:t>
+        <w:t>De acordo com Pressman (2016), os sistemas web tornaram-se uma das principais formas de disponibilização de serviços digitais devido à sua capacidade de integração e facilidade de utilização. Actualmente, empresas de diversos sectores adoptam sistemas web para gerir os seus processos internos e melhorar a prestação de serviços.</w:t>
       </w:r>
     </w:p>
     <w:p>
@@ -5009,23 +4764,7 @@
           <w:rFonts w:ascii="Times New Roman" w:hAnsi="Times New Roman" w:cs="Times New Roman"/>
           <w:lang w:eastAsia="pt-PT"/>
         </w:rPr>
-        <w:t xml:space="preserve">Facilidade de </w:t>
-      </w:r>
-      <w:proofErr w:type="spellStart"/>
-      <w:r>
-        <w:rPr>
-          <w:rFonts w:ascii="Times New Roman" w:hAnsi="Times New Roman" w:cs="Times New Roman"/>
-          <w:lang w:eastAsia="pt-PT"/>
-        </w:rPr>
-        <w:t>actualização</w:t>
-      </w:r>
-      <w:proofErr w:type="spellEnd"/>
-      <w:r>
-        <w:rPr>
-          <w:rFonts w:ascii="Times New Roman" w:hAnsi="Times New Roman" w:cs="Times New Roman"/>
-          <w:lang w:eastAsia="pt-PT"/>
-        </w:rPr>
-        <w:t>;</w:t>
+        <w:t>Facilidade de actualização;</w:t>
       </w:r>
     </w:p>
     <w:p>
@@ -5108,88 +4847,24 @@
           <w:rFonts w:ascii="Times New Roman" w:hAnsi="Times New Roman" w:cs="Times New Roman"/>
           <w:lang w:eastAsia="pt-PT"/>
         </w:rPr>
-        <w:t xml:space="preserve">A </w:t>
-      </w:r>
-      <w:proofErr w:type="spellStart"/>
-      <w:r>
-        <w:rPr>
-          <w:rFonts w:ascii="Times New Roman" w:hAnsi="Times New Roman" w:cs="Times New Roman"/>
-          <w:lang w:eastAsia="pt-PT"/>
-        </w:rPr>
-        <w:t>arquitectura</w:t>
-      </w:r>
-      <w:proofErr w:type="spellEnd"/>
-      <w:r>
-        <w:rPr>
-          <w:rFonts w:ascii="Times New Roman" w:hAnsi="Times New Roman" w:cs="Times New Roman"/>
-          <w:lang w:eastAsia="pt-PT"/>
-        </w:rPr>
-        <w:t xml:space="preserve"> mais comum utilizada nestes sistemas é a </w:t>
-      </w:r>
-      <w:proofErr w:type="spellStart"/>
-      <w:r>
-        <w:rPr>
-          <w:rFonts w:ascii="Times New Roman" w:hAnsi="Times New Roman" w:cs="Times New Roman"/>
-          <w:lang w:eastAsia="pt-PT"/>
-        </w:rPr>
-        <w:t>arquitectura</w:t>
-      </w:r>
-      <w:proofErr w:type="spellEnd"/>
-      <w:r>
-        <w:rPr>
-          <w:rFonts w:ascii="Times New Roman" w:hAnsi="Times New Roman" w:cs="Times New Roman"/>
-          <w:lang w:eastAsia="pt-PT"/>
-        </w:rPr>
-        <w:t xml:space="preserve"> cliente-servidor. Nesta </w:t>
-      </w:r>
-      <w:proofErr w:type="spellStart"/>
-      <w:r>
-        <w:rPr>
-          <w:rFonts w:ascii="Times New Roman" w:hAnsi="Times New Roman" w:cs="Times New Roman"/>
-          <w:lang w:eastAsia="pt-PT"/>
-        </w:rPr>
-        <w:t>arquitectura</w:t>
-      </w:r>
-      <w:proofErr w:type="spellEnd"/>
-      <w:r>
-        <w:rPr>
-          <w:rFonts w:ascii="Times New Roman" w:hAnsi="Times New Roman" w:cs="Times New Roman"/>
-          <w:lang w:eastAsia="pt-PT"/>
-        </w:rPr>
-        <w:t>, o cliente corresponde ao navegador utilizado pelo utilizador, enquanto o servidor é responsável pelo processamento das solicitações e armazenamento das informações.</w:t>
-      </w:r>
-    </w:p>
-    <w:p>
-      <w:pPr>
-        <w:spacing w:line="360" w:lineRule="auto"/>
-        <w:jc w:val="both"/>
-        <w:rPr>
-          <w:rFonts w:ascii="Times New Roman" w:hAnsi="Times New Roman" w:cs="Times New Roman"/>
-          <w:lang w:eastAsia="pt-PT"/>
-        </w:rPr>
-      </w:pPr>
-      <w:r>
-        <w:rPr>
-          <w:rFonts w:ascii="Times New Roman" w:hAnsi="Times New Roman" w:cs="Times New Roman"/>
-          <w:lang w:eastAsia="pt-PT"/>
-        </w:rPr>
-        <w:t xml:space="preserve">A </w:t>
-      </w:r>
-      <w:proofErr w:type="spellStart"/>
-      <w:r>
-        <w:rPr>
-          <w:rFonts w:ascii="Times New Roman" w:hAnsi="Times New Roman" w:cs="Times New Roman"/>
-          <w:lang w:eastAsia="pt-PT"/>
-        </w:rPr>
-        <w:t>adopção</w:t>
-      </w:r>
-      <w:proofErr w:type="spellEnd"/>
-      <w:r>
-        <w:rPr>
-          <w:rFonts w:ascii="Times New Roman" w:hAnsi="Times New Roman" w:cs="Times New Roman"/>
-          <w:lang w:eastAsia="pt-PT"/>
-        </w:rPr>
-        <w:t xml:space="preserve"> de sistemas web permite às organizações melhorar significativamente a eficiência operacional, reduzindo custos de manutenção e facilitando a gestão das informações.</w:t>
+        <w:t>A arquitectura mais comum utilizada nestes sistemas é a arquitectura cliente-servidor. Nesta arquitectura, o cliente corresponde ao navegador utilizado pelo utilizador, enquanto o servidor é responsável pelo processamento das solicitações e armazenamento das informações.</w:t>
+      </w:r>
+    </w:p>
+    <w:p>
+      <w:pPr>
+        <w:spacing w:line="360" w:lineRule="auto"/>
+        <w:jc w:val="both"/>
+        <w:rPr>
+          <w:rFonts w:ascii="Times New Roman" w:hAnsi="Times New Roman" w:cs="Times New Roman"/>
+          <w:lang w:eastAsia="pt-PT"/>
+        </w:rPr>
+      </w:pPr>
+      <w:r>
+        <w:rPr>
+          <w:rFonts w:ascii="Times New Roman" w:hAnsi="Times New Roman" w:cs="Times New Roman"/>
+          <w:lang w:eastAsia="pt-PT"/>
+        </w:rPr>
+        <w:t>A adopção de sistemas web permite às organizações melhorar significativamente a eficiência operacional, reduzindo custos de manutenção e facilitando a gestão das informações.</w:t>
       </w:r>
     </w:p>
     <w:p>
@@ -5197,44 +4872,26 @@
         <w:pStyle w:val="Ttulo2"/>
       </w:pPr>
       <w:bookmarkStart w:id="22" w:name="_Toc232004200"/>
-      <w:proofErr w:type="spellStart"/>
       <w:r>
         <w:t>Microfinanças</w:t>
       </w:r>
       <w:bookmarkEnd w:id="22"/>
-      <w:proofErr w:type="spellEnd"/>
-    </w:p>
-    <w:p>
-      <w:pPr>
-        <w:spacing w:line="360" w:lineRule="auto"/>
-        <w:jc w:val="both"/>
-        <w:rPr>
-          <w:rFonts w:ascii="Times New Roman" w:hAnsi="Times New Roman" w:cs="Times New Roman"/>
-          <w:lang w:eastAsia="pt-PT"/>
-        </w:rPr>
-      </w:pPr>
-      <w:r>
-        <w:rPr>
-          <w:rFonts w:ascii="Times New Roman" w:hAnsi="Times New Roman" w:cs="Times New Roman"/>
-          <w:lang w:eastAsia="pt-PT"/>
-        </w:rPr>
-        <w:t xml:space="preserve">As </w:t>
-      </w:r>
-      <w:proofErr w:type="spellStart"/>
-      <w:r>
-        <w:rPr>
-          <w:rFonts w:ascii="Times New Roman" w:hAnsi="Times New Roman" w:cs="Times New Roman"/>
-          <w:lang w:eastAsia="pt-PT"/>
-        </w:rPr>
-        <w:t>microfinanças</w:t>
-      </w:r>
-      <w:proofErr w:type="spellEnd"/>
-      <w:r>
-        <w:rPr>
-          <w:rFonts w:ascii="Times New Roman" w:hAnsi="Times New Roman" w:cs="Times New Roman"/>
-          <w:lang w:eastAsia="pt-PT"/>
-        </w:rPr>
-        <w:t xml:space="preserve"> correspondem ao conjunto de serviços financeiros destinados a pessoas de baixa renda e pequenos empreendedores que possuem acesso limitado ao sistema bancário tradicional. Estes serviços incluem microcrédito, poupança, seguros e transferências financeiras.</w:t>
+    </w:p>
+    <w:p>
+      <w:pPr>
+        <w:spacing w:line="360" w:lineRule="auto"/>
+        <w:jc w:val="both"/>
+        <w:rPr>
+          <w:rFonts w:ascii="Times New Roman" w:hAnsi="Times New Roman" w:cs="Times New Roman"/>
+          <w:lang w:eastAsia="pt-PT"/>
+        </w:rPr>
+      </w:pPr>
+      <w:r>
+        <w:rPr>
+          <w:rFonts w:ascii="Times New Roman" w:hAnsi="Times New Roman" w:cs="Times New Roman"/>
+          <w:lang w:eastAsia="pt-PT"/>
+        </w:rPr>
+        <w:t>As microfinanças correspondem ao conjunto de serviços financeiros destinados a pessoas de baixa renda e pequenos empreendedores que possuem acesso limitado ao sistema bancário tradicional. Estes serviços incluem microcrédito, poupança, seguros e transferências financeiras.</w:t>
       </w:r>
     </w:p>
     <w:p>
@@ -5252,121 +4909,41 @@
           <w:lang w:eastAsia="pt-PT"/>
         </w:rPr>
         <w:lastRenderedPageBreak/>
-        <w:t xml:space="preserve">Segundo </w:t>
-      </w:r>
-      <w:proofErr w:type="spellStart"/>
-      <w:r>
-        <w:rPr>
-          <w:rFonts w:ascii="Times New Roman" w:hAnsi="Times New Roman" w:cs="Times New Roman"/>
-          <w:lang w:eastAsia="pt-PT"/>
-        </w:rPr>
-        <w:t>Yunus</w:t>
-      </w:r>
-      <w:proofErr w:type="spellEnd"/>
-      <w:r>
-        <w:rPr>
-          <w:rFonts w:ascii="Times New Roman" w:hAnsi="Times New Roman" w:cs="Times New Roman"/>
-          <w:lang w:eastAsia="pt-PT"/>
-        </w:rPr>
-        <w:t xml:space="preserve"> (2007), considerado o pioneiro do microcrédito moderno, as </w:t>
-      </w:r>
-      <w:proofErr w:type="spellStart"/>
-      <w:r>
-        <w:rPr>
-          <w:rFonts w:ascii="Times New Roman" w:hAnsi="Times New Roman" w:cs="Times New Roman"/>
-          <w:lang w:eastAsia="pt-PT"/>
-        </w:rPr>
-        <w:t>microfinanças</w:t>
-      </w:r>
-      <w:proofErr w:type="spellEnd"/>
-      <w:r>
-        <w:rPr>
-          <w:rFonts w:ascii="Times New Roman" w:hAnsi="Times New Roman" w:cs="Times New Roman"/>
-          <w:lang w:eastAsia="pt-PT"/>
-        </w:rPr>
-        <w:t xml:space="preserve"> constituem uma ferramenta importante para o combate à pobreza e promoção do desenvolvimento económico local.</w:t>
-      </w:r>
-    </w:p>
-    <w:p>
-      <w:pPr>
-        <w:spacing w:line="360" w:lineRule="auto"/>
-        <w:jc w:val="both"/>
-        <w:rPr>
-          <w:rFonts w:ascii="Times New Roman" w:hAnsi="Times New Roman" w:cs="Times New Roman"/>
-          <w:lang w:eastAsia="pt-PT"/>
-        </w:rPr>
-      </w:pPr>
-      <w:r>
-        <w:rPr>
-          <w:rFonts w:ascii="Times New Roman" w:hAnsi="Times New Roman" w:cs="Times New Roman"/>
-          <w:lang w:eastAsia="pt-PT"/>
-        </w:rPr>
-        <w:t xml:space="preserve">O microcrédito é um dos principais instrumentos das </w:t>
-      </w:r>
-      <w:proofErr w:type="spellStart"/>
-      <w:r>
-        <w:rPr>
-          <w:rFonts w:ascii="Times New Roman" w:hAnsi="Times New Roman" w:cs="Times New Roman"/>
-          <w:lang w:eastAsia="pt-PT"/>
-        </w:rPr>
-        <w:t>microfinanças</w:t>
-      </w:r>
-      <w:proofErr w:type="spellEnd"/>
-      <w:r>
-        <w:rPr>
-          <w:rFonts w:ascii="Times New Roman" w:hAnsi="Times New Roman" w:cs="Times New Roman"/>
-          <w:lang w:eastAsia="pt-PT"/>
-        </w:rPr>
-        <w:t xml:space="preserve"> e consiste na concessão de pequenos empréstimos destinados ao financiamento de </w:t>
-      </w:r>
-      <w:proofErr w:type="spellStart"/>
-      <w:r>
-        <w:rPr>
-          <w:rFonts w:ascii="Times New Roman" w:hAnsi="Times New Roman" w:cs="Times New Roman"/>
-          <w:lang w:eastAsia="pt-PT"/>
-        </w:rPr>
-        <w:t>actividades</w:t>
-      </w:r>
-      <w:proofErr w:type="spellEnd"/>
-      <w:r>
-        <w:rPr>
-          <w:rFonts w:ascii="Times New Roman" w:hAnsi="Times New Roman" w:cs="Times New Roman"/>
-          <w:lang w:eastAsia="pt-PT"/>
-        </w:rPr>
-        <w:t xml:space="preserve"> produtivas. Este mecanismo permite que pequenos empreendedores obtenham recursos financeiros para iniciar ou expandir os seus negócios.</w:t>
-      </w:r>
-    </w:p>
-    <w:p>
-      <w:pPr>
-        <w:spacing w:line="360" w:lineRule="auto"/>
-        <w:jc w:val="both"/>
-        <w:rPr>
-          <w:rFonts w:ascii="Times New Roman" w:hAnsi="Times New Roman" w:cs="Times New Roman"/>
-          <w:lang w:eastAsia="pt-PT"/>
-        </w:rPr>
-      </w:pPr>
-      <w:r>
-        <w:rPr>
-          <w:rFonts w:ascii="Times New Roman" w:hAnsi="Times New Roman" w:cs="Times New Roman"/>
-          <w:lang w:eastAsia="pt-PT"/>
-        </w:rPr>
-        <w:t xml:space="preserve">As </w:t>
-      </w:r>
-      <w:proofErr w:type="spellStart"/>
-      <w:r>
-        <w:rPr>
-          <w:rFonts w:ascii="Times New Roman" w:hAnsi="Times New Roman" w:cs="Times New Roman"/>
-          <w:lang w:eastAsia="pt-PT"/>
-        </w:rPr>
-        <w:t>microfinanças</w:t>
-      </w:r>
-      <w:proofErr w:type="spellEnd"/>
-      <w:r>
-        <w:rPr>
-          <w:rFonts w:ascii="Times New Roman" w:hAnsi="Times New Roman" w:cs="Times New Roman"/>
-          <w:lang w:eastAsia="pt-PT"/>
-        </w:rPr>
-        <w:t xml:space="preserve"> apresentam diversas vantagens sociais e económicas, entre elas:</w:t>
+        <w:t>Segundo Yunus (2007), considerado o pioneiro do microcrédito moderno, as microfinanças constituem uma ferramenta importante para o combate à pobreza e promoção do desenvolvimento económico local.</w:t>
+      </w:r>
+    </w:p>
+    <w:p>
+      <w:pPr>
+        <w:spacing w:line="360" w:lineRule="auto"/>
+        <w:jc w:val="both"/>
+        <w:rPr>
+          <w:rFonts w:ascii="Times New Roman" w:hAnsi="Times New Roman" w:cs="Times New Roman"/>
+          <w:lang w:eastAsia="pt-PT"/>
+        </w:rPr>
+      </w:pPr>
+      <w:r>
+        <w:rPr>
+          <w:rFonts w:ascii="Times New Roman" w:hAnsi="Times New Roman" w:cs="Times New Roman"/>
+          <w:lang w:eastAsia="pt-PT"/>
+        </w:rPr>
+        <w:t>O microcrédito é um dos principais instrumentos das microfinanças e consiste na concessão de pequenos empréstimos destinados ao financiamento de actividades produtivas. Este mecanismo permite que pequenos empreendedores obtenham recursos financeiros para iniciar ou expandir os seus negócios.</w:t>
+      </w:r>
+    </w:p>
+    <w:p>
+      <w:pPr>
+        <w:spacing w:line="360" w:lineRule="auto"/>
+        <w:jc w:val="both"/>
+        <w:rPr>
+          <w:rFonts w:ascii="Times New Roman" w:hAnsi="Times New Roman" w:cs="Times New Roman"/>
+          <w:lang w:eastAsia="pt-PT"/>
+        </w:rPr>
+      </w:pPr>
+      <w:r>
+        <w:rPr>
+          <w:rFonts w:ascii="Times New Roman" w:hAnsi="Times New Roman" w:cs="Times New Roman"/>
+          <w:lang w:eastAsia="pt-PT"/>
+        </w:rPr>
+        <w:t>As microfinanças apresentam diversas vantagens sociais e económicas, entre elas:</w:t>
       </w:r>
     </w:p>
     <w:p>
@@ -5493,46 +5070,14 @@
           <w:rFonts w:ascii="Times New Roman" w:hAnsi="Times New Roman" w:cs="Times New Roman"/>
           <w:lang w:eastAsia="pt-PT"/>
         </w:rPr>
-        <w:t xml:space="preserve">Em Angola, instituições como a </w:t>
-      </w:r>
-      <w:proofErr w:type="spellStart"/>
-      <w:r>
-        <w:rPr>
-          <w:rFonts w:ascii="Times New Roman" w:hAnsi="Times New Roman" w:cs="Times New Roman"/>
-          <w:lang w:eastAsia="pt-PT"/>
-        </w:rPr>
-        <w:t>KixiCrédito</w:t>
-      </w:r>
-      <w:proofErr w:type="spellEnd"/>
-      <w:r>
-        <w:rPr>
-          <w:rFonts w:ascii="Times New Roman" w:hAnsi="Times New Roman" w:cs="Times New Roman"/>
-          <w:lang w:eastAsia="pt-PT"/>
-        </w:rPr>
-        <w:t xml:space="preserve"> desempenham um papel importante no apoio aos pequenos empreendedores, contribuindo para o crescimento económico e fortalecimento das </w:t>
-      </w:r>
-      <w:proofErr w:type="spellStart"/>
-      <w:r>
-        <w:rPr>
-          <w:rFonts w:ascii="Times New Roman" w:hAnsi="Times New Roman" w:cs="Times New Roman"/>
-          <w:lang w:eastAsia="pt-PT"/>
-        </w:rPr>
-        <w:t>actividades</w:t>
-      </w:r>
-      <w:proofErr w:type="spellEnd"/>
-      <w:r>
-        <w:rPr>
-          <w:rFonts w:ascii="Times New Roman" w:hAnsi="Times New Roman" w:cs="Times New Roman"/>
-          <w:lang w:eastAsia="pt-PT"/>
-        </w:rPr>
-        <w:t xml:space="preserve"> produtivas.</w:t>
+        <w:t>Em Angola, instituições como a KixiCrédito desempenham um papel importante no apoio aos pequenos empreendedores, contribuindo para o crescimento económico e fortalecimento das actividades produtivas.</w:t>
       </w:r>
     </w:p>
     <w:p>
       <w:pPr>
         <w:pStyle w:val="Ttulo2"/>
         <w:rPr>
-          <w:rStyle w:val="Ttulo2Carter"/>
+          <w:rStyle w:val="Ttulo2Char"/>
           <w:b/>
           <w:bCs/>
         </w:rPr>
@@ -5540,104 +5085,46 @@
       <w:bookmarkStart w:id="23" w:name="_Toc232004201"/>
       <w:r>
         <w:rPr>
-          <w:rStyle w:val="Ttulo2Carter"/>
+          <w:rStyle w:val="Ttulo2Char"/>
           <w:b/>
           <w:bCs/>
         </w:rPr>
-        <w:t xml:space="preserve">Gestão Das Operações De </w:t>
-      </w:r>
-      <w:proofErr w:type="spellStart"/>
-      <w:r>
-        <w:rPr>
-          <w:rStyle w:val="Ttulo2Carter"/>
-          <w:b/>
-          <w:bCs/>
-        </w:rPr>
-        <w:t>Microfinanças</w:t>
+        <w:t>Gestão Das Operações De Microfinanças</w:t>
       </w:r>
       <w:bookmarkEnd w:id="23"/>
-      <w:proofErr w:type="spellEnd"/>
-    </w:p>
-    <w:p>
-      <w:pPr>
-        <w:spacing w:line="360" w:lineRule="auto"/>
-        <w:jc w:val="both"/>
-        <w:rPr>
-          <w:rFonts w:ascii="Times New Roman" w:hAnsi="Times New Roman" w:cs="Times New Roman"/>
-          <w:lang w:eastAsia="pt-PT"/>
-        </w:rPr>
-      </w:pPr>
-      <w:r>
-        <w:rPr>
-          <w:rFonts w:ascii="Times New Roman" w:hAnsi="Times New Roman" w:cs="Times New Roman"/>
-          <w:lang w:eastAsia="pt-PT"/>
-        </w:rPr>
-        <w:t xml:space="preserve">A gestão das operações de </w:t>
-      </w:r>
-      <w:proofErr w:type="spellStart"/>
-      <w:r>
-        <w:rPr>
-          <w:rFonts w:ascii="Times New Roman" w:hAnsi="Times New Roman" w:cs="Times New Roman"/>
-          <w:lang w:eastAsia="pt-PT"/>
-        </w:rPr>
-        <w:t>microfinanças</w:t>
-      </w:r>
-      <w:proofErr w:type="spellEnd"/>
-      <w:r>
-        <w:rPr>
-          <w:rFonts w:ascii="Times New Roman" w:hAnsi="Times New Roman" w:cs="Times New Roman"/>
-          <w:lang w:eastAsia="pt-PT"/>
-        </w:rPr>
-        <w:t xml:space="preserve"> envolve o planeamento, controlo e acompanhamento das </w:t>
-      </w:r>
-      <w:proofErr w:type="spellStart"/>
-      <w:r>
-        <w:rPr>
-          <w:rFonts w:ascii="Times New Roman" w:hAnsi="Times New Roman" w:cs="Times New Roman"/>
-          <w:lang w:eastAsia="pt-PT"/>
-        </w:rPr>
-        <w:t>actividades</w:t>
-      </w:r>
-      <w:proofErr w:type="spellEnd"/>
-      <w:r>
-        <w:rPr>
-          <w:rFonts w:ascii="Times New Roman" w:hAnsi="Times New Roman" w:cs="Times New Roman"/>
-          <w:lang w:eastAsia="pt-PT"/>
-        </w:rPr>
-        <w:t xml:space="preserve"> relacionadas aos clientes e aos empréstimos concedidos pela instituição financeira.</w:t>
-      </w:r>
-    </w:p>
-    <w:p>
-      <w:pPr>
-        <w:spacing w:line="360" w:lineRule="auto"/>
-        <w:jc w:val="both"/>
-        <w:rPr>
-          <w:rFonts w:ascii="Times New Roman" w:hAnsi="Times New Roman" w:cs="Times New Roman"/>
-          <w:lang w:eastAsia="pt-PT"/>
-        </w:rPr>
-      </w:pPr>
-      <w:r>
-        <w:rPr>
-          <w:rFonts w:ascii="Times New Roman" w:hAnsi="Times New Roman" w:cs="Times New Roman"/>
-          <w:lang w:eastAsia="pt-PT"/>
-        </w:rPr>
-        <w:t xml:space="preserve">Entre as principais </w:t>
-      </w:r>
-      <w:proofErr w:type="spellStart"/>
-      <w:r>
-        <w:rPr>
-          <w:rFonts w:ascii="Times New Roman" w:hAnsi="Times New Roman" w:cs="Times New Roman"/>
-          <w:lang w:eastAsia="pt-PT"/>
-        </w:rPr>
-        <w:t>actividades</w:t>
-      </w:r>
-      <w:proofErr w:type="spellEnd"/>
-      <w:r>
-        <w:rPr>
-          <w:rFonts w:ascii="Times New Roman" w:hAnsi="Times New Roman" w:cs="Times New Roman"/>
-          <w:lang w:eastAsia="pt-PT"/>
-        </w:rPr>
-        <w:t xml:space="preserve"> desenvolvidas destacam-se:</w:t>
+    </w:p>
+    <w:p>
+      <w:pPr>
+        <w:spacing w:line="360" w:lineRule="auto"/>
+        <w:jc w:val="both"/>
+        <w:rPr>
+          <w:rFonts w:ascii="Times New Roman" w:hAnsi="Times New Roman" w:cs="Times New Roman"/>
+          <w:lang w:eastAsia="pt-PT"/>
+        </w:rPr>
+      </w:pPr>
+      <w:r>
+        <w:rPr>
+          <w:rFonts w:ascii="Times New Roman" w:hAnsi="Times New Roman" w:cs="Times New Roman"/>
+          <w:lang w:eastAsia="pt-PT"/>
+        </w:rPr>
+        <w:t>A gestão das operações de microfinanças envolve o planeamento, controlo e acompanhamento das actividades relacionadas aos clientes e aos empréstimos concedidos pela instituição financeira.</w:t>
+      </w:r>
+    </w:p>
+    <w:p>
+      <w:pPr>
+        <w:spacing w:line="360" w:lineRule="auto"/>
+        <w:jc w:val="both"/>
+        <w:rPr>
+          <w:rFonts w:ascii="Times New Roman" w:hAnsi="Times New Roman" w:cs="Times New Roman"/>
+          <w:lang w:eastAsia="pt-PT"/>
+        </w:rPr>
+      </w:pPr>
+      <w:r>
+        <w:rPr>
+          <w:rFonts w:ascii="Times New Roman" w:hAnsi="Times New Roman" w:cs="Times New Roman"/>
+          <w:lang w:eastAsia="pt-PT"/>
+        </w:rPr>
+        <w:t>Entre as principais actividades desenvolvidas destacam-se:</w:t>
       </w:r>
     </w:p>
     <w:p>
@@ -5892,137 +5379,41 @@
           <w:rFonts w:ascii="Times New Roman" w:hAnsi="Times New Roman" w:cs="Times New Roman"/>
           <w:lang w:eastAsia="pt-PT"/>
         </w:rPr>
-        <w:t xml:space="preserve">As bases de dados constituem conjuntos organizados de informações armazenadas </w:t>
-      </w:r>
-      <w:proofErr w:type="spellStart"/>
-      <w:r>
-        <w:rPr>
-          <w:rFonts w:ascii="Times New Roman" w:hAnsi="Times New Roman" w:cs="Times New Roman"/>
-          <w:lang w:eastAsia="pt-PT"/>
-        </w:rPr>
-        <w:t>electronicamente</w:t>
-      </w:r>
-      <w:proofErr w:type="spellEnd"/>
-      <w:r>
-        <w:rPr>
-          <w:rFonts w:ascii="Times New Roman" w:hAnsi="Times New Roman" w:cs="Times New Roman"/>
-          <w:lang w:eastAsia="pt-PT"/>
-        </w:rPr>
-        <w:t>, permitindo a gestão eficiente dos dados utilizados pelos sistemas de informação.</w:t>
-      </w:r>
-    </w:p>
-    <w:p>
-      <w:pPr>
-        <w:spacing w:line="360" w:lineRule="auto"/>
-        <w:jc w:val="both"/>
-        <w:rPr>
-          <w:rFonts w:ascii="Times New Roman" w:hAnsi="Times New Roman" w:cs="Times New Roman"/>
-          <w:lang w:eastAsia="pt-PT"/>
-        </w:rPr>
-      </w:pPr>
-      <w:r>
-        <w:rPr>
-          <w:rFonts w:ascii="Times New Roman" w:hAnsi="Times New Roman" w:cs="Times New Roman"/>
-          <w:lang w:eastAsia="pt-PT"/>
-        </w:rPr>
-        <w:t xml:space="preserve">Segundo </w:t>
-      </w:r>
-      <w:proofErr w:type="spellStart"/>
-      <w:r>
-        <w:rPr>
-          <w:rFonts w:ascii="Times New Roman" w:hAnsi="Times New Roman" w:cs="Times New Roman"/>
-          <w:lang w:eastAsia="pt-PT"/>
-        </w:rPr>
-        <w:t>Silberschatz</w:t>
-      </w:r>
-      <w:proofErr w:type="spellEnd"/>
-      <w:r>
-        <w:rPr>
-          <w:rFonts w:ascii="Times New Roman" w:hAnsi="Times New Roman" w:cs="Times New Roman"/>
-          <w:lang w:eastAsia="pt-PT"/>
-        </w:rPr>
-        <w:t xml:space="preserve">, </w:t>
-      </w:r>
-      <w:proofErr w:type="spellStart"/>
-      <w:r>
-        <w:rPr>
-          <w:rFonts w:ascii="Times New Roman" w:hAnsi="Times New Roman" w:cs="Times New Roman"/>
-          <w:lang w:eastAsia="pt-PT"/>
-        </w:rPr>
-        <w:t>Korth</w:t>
-      </w:r>
-      <w:proofErr w:type="spellEnd"/>
-      <w:r>
-        <w:rPr>
-          <w:rFonts w:ascii="Times New Roman" w:hAnsi="Times New Roman" w:cs="Times New Roman"/>
-          <w:lang w:eastAsia="pt-PT"/>
-        </w:rPr>
-        <w:t xml:space="preserve"> e </w:t>
-      </w:r>
-      <w:proofErr w:type="spellStart"/>
-      <w:r>
-        <w:rPr>
-          <w:rFonts w:ascii="Times New Roman" w:hAnsi="Times New Roman" w:cs="Times New Roman"/>
-          <w:lang w:eastAsia="pt-PT"/>
-        </w:rPr>
-        <w:t>Sudarshan</w:t>
-      </w:r>
-      <w:proofErr w:type="spellEnd"/>
-      <w:r>
-        <w:rPr>
-          <w:rFonts w:ascii="Times New Roman" w:hAnsi="Times New Roman" w:cs="Times New Roman"/>
-          <w:lang w:eastAsia="pt-PT"/>
-        </w:rPr>
-        <w:t xml:space="preserve"> (2019), uma base de dados deve garantir integridade, consistência, segurança e disponibilidade das informações armazenadas.</w:t>
-      </w:r>
-    </w:p>
-    <w:p>
-      <w:pPr>
-        <w:spacing w:line="360" w:lineRule="auto"/>
-        <w:jc w:val="both"/>
-        <w:rPr>
-          <w:rFonts w:ascii="Times New Roman" w:hAnsi="Times New Roman" w:cs="Times New Roman"/>
-          <w:lang w:eastAsia="pt-PT"/>
-        </w:rPr>
-      </w:pPr>
-      <w:r>
-        <w:rPr>
-          <w:rFonts w:ascii="Times New Roman" w:hAnsi="Times New Roman" w:cs="Times New Roman"/>
-          <w:lang w:eastAsia="pt-PT"/>
-        </w:rPr>
-        <w:t xml:space="preserve">Os Sistemas de Gestão de Bases de Dados (SGBD) são responsáveis pela administração dos dados e pelo controlo do acesso às informações. Entre os sistemas mais utilizados destaca-se o </w:t>
-      </w:r>
-      <w:proofErr w:type="spellStart"/>
-      <w:r>
-        <w:rPr>
-          <w:rFonts w:ascii="Times New Roman" w:hAnsi="Times New Roman" w:cs="Times New Roman"/>
-          <w:lang w:eastAsia="pt-PT"/>
-        </w:rPr>
-        <w:t>MySQL</w:t>
-      </w:r>
-      <w:proofErr w:type="spellEnd"/>
-      <w:r>
-        <w:rPr>
-          <w:rFonts w:ascii="Times New Roman" w:hAnsi="Times New Roman" w:cs="Times New Roman"/>
-          <w:lang w:eastAsia="pt-PT"/>
-        </w:rPr>
-        <w:t xml:space="preserve">, amplamente </w:t>
-      </w:r>
-      <w:proofErr w:type="spellStart"/>
-      <w:r>
-        <w:rPr>
-          <w:rFonts w:ascii="Times New Roman" w:hAnsi="Times New Roman" w:cs="Times New Roman"/>
-          <w:lang w:eastAsia="pt-PT"/>
-        </w:rPr>
-        <w:t>adoptado</w:t>
-      </w:r>
-      <w:proofErr w:type="spellEnd"/>
-      <w:r>
-        <w:rPr>
-          <w:rFonts w:ascii="Times New Roman" w:hAnsi="Times New Roman" w:cs="Times New Roman"/>
-          <w:lang w:eastAsia="pt-PT"/>
-        </w:rPr>
-        <w:t xml:space="preserve"> no desenvolvimento de aplicações web.</w:t>
+        <w:t>As bases de dados constituem conjuntos organizados de informações armazenadas electronicamente, permitindo a gestão eficiente dos dados utilizados pelos sistemas de informação.</w:t>
+      </w:r>
+    </w:p>
+    <w:p>
+      <w:pPr>
+        <w:spacing w:line="360" w:lineRule="auto"/>
+        <w:jc w:val="both"/>
+        <w:rPr>
+          <w:rFonts w:ascii="Times New Roman" w:hAnsi="Times New Roman" w:cs="Times New Roman"/>
+          <w:lang w:eastAsia="pt-PT"/>
+        </w:rPr>
+      </w:pPr>
+      <w:r>
+        <w:rPr>
+          <w:rFonts w:ascii="Times New Roman" w:hAnsi="Times New Roman" w:cs="Times New Roman"/>
+          <w:lang w:eastAsia="pt-PT"/>
+        </w:rPr>
+        <w:t>Segundo Silberschatz, Korth e Sudarshan (2019), uma base de dados deve garantir integridade, consistência, segurança e disponibilidade das informações armazenadas.</w:t>
+      </w:r>
+    </w:p>
+    <w:p>
+      <w:pPr>
+        <w:spacing w:line="360" w:lineRule="auto"/>
+        <w:jc w:val="both"/>
+        <w:rPr>
+          <w:rFonts w:ascii="Times New Roman" w:hAnsi="Times New Roman" w:cs="Times New Roman"/>
+          <w:lang w:eastAsia="pt-PT"/>
+        </w:rPr>
+      </w:pPr>
+      <w:r>
+        <w:rPr>
+          <w:rFonts w:ascii="Times New Roman" w:hAnsi="Times New Roman" w:cs="Times New Roman"/>
+          <w:lang w:eastAsia="pt-PT"/>
+        </w:rPr>
+        <w:t>Os Sistemas de Gestão de Bases de Dados (SGBD) são responsáveis pela administração dos dados e pelo controlo do acesso às informações. Entre os sistemas mais utilizados destaca-se o MySQL, amplamente adoptado no desenvolvimento de aplicações web.</w:t>
       </w:r>
     </w:p>
     <w:p>
@@ -6144,23 +5535,7 @@
           <w:rFonts w:ascii="Times New Roman" w:hAnsi="Times New Roman" w:cs="Times New Roman"/>
           <w:lang w:eastAsia="pt-PT"/>
         </w:rPr>
-        <w:t xml:space="preserve">Facilidade de </w:t>
-      </w:r>
-      <w:proofErr w:type="spellStart"/>
-      <w:r>
-        <w:rPr>
-          <w:rFonts w:ascii="Times New Roman" w:hAnsi="Times New Roman" w:cs="Times New Roman"/>
-          <w:lang w:eastAsia="pt-PT"/>
-        </w:rPr>
-        <w:t>actualização</w:t>
-      </w:r>
-      <w:proofErr w:type="spellEnd"/>
-      <w:r>
-        <w:rPr>
-          <w:rFonts w:ascii="Times New Roman" w:hAnsi="Times New Roman" w:cs="Times New Roman"/>
-          <w:lang w:eastAsia="pt-PT"/>
-        </w:rPr>
-        <w:t>;</w:t>
+        <w:t>Facilidade de actualização;</w:t>
       </w:r>
     </w:p>
     <w:p>
@@ -6199,23 +5574,7 @@
           <w:rFonts w:ascii="Times New Roman" w:hAnsi="Times New Roman" w:cs="Times New Roman"/>
           <w:lang w:eastAsia="pt-PT"/>
         </w:rPr>
-        <w:t xml:space="preserve">No presente </w:t>
-      </w:r>
-      <w:proofErr w:type="spellStart"/>
-      <w:r>
-        <w:rPr>
-          <w:rFonts w:ascii="Times New Roman" w:hAnsi="Times New Roman" w:cs="Times New Roman"/>
-          <w:lang w:eastAsia="pt-PT"/>
-        </w:rPr>
-        <w:t>projecto</w:t>
-      </w:r>
-      <w:proofErr w:type="spellEnd"/>
-      <w:r>
-        <w:rPr>
-          <w:rFonts w:ascii="Times New Roman" w:hAnsi="Times New Roman" w:cs="Times New Roman"/>
-          <w:lang w:eastAsia="pt-PT"/>
-        </w:rPr>
-        <w:t>, a base de dados será responsável pelo armazenamento dos dados dos clientes, pagamentos, desembolsos, reembolsos, comprovativos digitais e informações dos funcionários.</w:t>
+        <w:t>No presente projecto, a base de dados será responsável pelo armazenamento dos dados dos clientes, pagamentos, desembolsos, reembolsos, comprovativos digitais e informações dos funcionários.</w:t>
       </w:r>
     </w:p>
     <w:p>
@@ -6287,55 +5646,7 @@
           <w:rFonts w:ascii="Times New Roman" w:hAnsi="Times New Roman" w:cs="Times New Roman"/>
           <w:lang w:eastAsia="pt-PT"/>
         </w:rPr>
-        <w:t>O HTML (</w:t>
-      </w:r>
-      <w:proofErr w:type="spellStart"/>
-      <w:r>
-        <w:rPr>
-          <w:rFonts w:ascii="Times New Roman" w:hAnsi="Times New Roman" w:cs="Times New Roman"/>
-          <w:lang w:eastAsia="pt-PT"/>
-        </w:rPr>
-        <w:t>HyperText</w:t>
-      </w:r>
-      <w:proofErr w:type="spellEnd"/>
-      <w:r>
-        <w:rPr>
-          <w:rFonts w:ascii="Times New Roman" w:hAnsi="Times New Roman" w:cs="Times New Roman"/>
-          <w:lang w:eastAsia="pt-PT"/>
-        </w:rPr>
-        <w:t xml:space="preserve"> </w:t>
-      </w:r>
-      <w:proofErr w:type="spellStart"/>
-      <w:r>
-        <w:rPr>
-          <w:rFonts w:ascii="Times New Roman" w:hAnsi="Times New Roman" w:cs="Times New Roman"/>
-          <w:lang w:eastAsia="pt-PT"/>
-        </w:rPr>
-        <w:t>Markup</w:t>
-      </w:r>
-      <w:proofErr w:type="spellEnd"/>
-      <w:r>
-        <w:rPr>
-          <w:rFonts w:ascii="Times New Roman" w:hAnsi="Times New Roman" w:cs="Times New Roman"/>
-          <w:lang w:eastAsia="pt-PT"/>
-        </w:rPr>
-        <w:t xml:space="preserve"> </w:t>
-      </w:r>
-      <w:proofErr w:type="spellStart"/>
-      <w:r>
-        <w:rPr>
-          <w:rFonts w:ascii="Times New Roman" w:hAnsi="Times New Roman" w:cs="Times New Roman"/>
-          <w:lang w:eastAsia="pt-PT"/>
-        </w:rPr>
-        <w:t>Language</w:t>
-      </w:r>
-      <w:proofErr w:type="spellEnd"/>
-      <w:r>
-        <w:rPr>
-          <w:rFonts w:ascii="Times New Roman" w:hAnsi="Times New Roman" w:cs="Times New Roman"/>
-          <w:lang w:eastAsia="pt-PT"/>
-        </w:rPr>
-        <w:t>) é a linguagem responsável pela estruturação das páginas web. Através desta linguagem são definidos os elementos que compõem a interface do sistema.</w:t>
+        <w:t>O HTML (HyperText Markup Language) é a linguagem responsável pela estruturação das páginas web. Através desta linguagem são definidos os elementos que compõem a interface do sistema.</w:t>
       </w:r>
     </w:p>
     <w:p>
@@ -6360,71 +5671,7 @@
           <w:rFonts w:ascii="Times New Roman" w:hAnsi="Times New Roman" w:cs="Times New Roman"/>
           <w:lang w:eastAsia="pt-PT"/>
         </w:rPr>
-        <w:t>O CSS (</w:t>
-      </w:r>
-      <w:proofErr w:type="spellStart"/>
-      <w:r>
-        <w:rPr>
-          <w:rFonts w:ascii="Times New Roman" w:hAnsi="Times New Roman" w:cs="Times New Roman"/>
-          <w:lang w:eastAsia="pt-PT"/>
-        </w:rPr>
-        <w:t>Cascading</w:t>
-      </w:r>
-      <w:proofErr w:type="spellEnd"/>
-      <w:r>
-        <w:rPr>
-          <w:rFonts w:ascii="Times New Roman" w:hAnsi="Times New Roman" w:cs="Times New Roman"/>
-          <w:lang w:eastAsia="pt-PT"/>
-        </w:rPr>
-        <w:t xml:space="preserve"> </w:t>
-      </w:r>
-      <w:proofErr w:type="spellStart"/>
-      <w:r>
-        <w:rPr>
-          <w:rFonts w:ascii="Times New Roman" w:hAnsi="Times New Roman" w:cs="Times New Roman"/>
-          <w:lang w:eastAsia="pt-PT"/>
-        </w:rPr>
-        <w:t>Style</w:t>
-      </w:r>
-      <w:proofErr w:type="spellEnd"/>
-      <w:r>
-        <w:rPr>
-          <w:rFonts w:ascii="Times New Roman" w:hAnsi="Times New Roman" w:cs="Times New Roman"/>
-          <w:lang w:eastAsia="pt-PT"/>
-        </w:rPr>
-        <w:t xml:space="preserve"> </w:t>
-      </w:r>
-      <w:proofErr w:type="spellStart"/>
-      <w:r>
-        <w:rPr>
-          <w:rFonts w:ascii="Times New Roman" w:hAnsi="Times New Roman" w:cs="Times New Roman"/>
-          <w:lang w:eastAsia="pt-PT"/>
-        </w:rPr>
-        <w:t>Sheets</w:t>
-      </w:r>
-      <w:proofErr w:type="spellEnd"/>
-      <w:r>
-        <w:rPr>
-          <w:rFonts w:ascii="Times New Roman" w:hAnsi="Times New Roman" w:cs="Times New Roman"/>
-          <w:lang w:eastAsia="pt-PT"/>
-        </w:rPr>
-        <w:t xml:space="preserve">) é utilizado para controlar a apresentação visual das páginas, permitindo a definição de cores, fontes, espaçamentos e outros </w:t>
-      </w:r>
-      <w:proofErr w:type="spellStart"/>
-      <w:r>
-        <w:rPr>
-          <w:rFonts w:ascii="Times New Roman" w:hAnsi="Times New Roman" w:cs="Times New Roman"/>
-          <w:lang w:eastAsia="pt-PT"/>
-        </w:rPr>
-        <w:t>aspectos</w:t>
-      </w:r>
-      <w:proofErr w:type="spellEnd"/>
-      <w:r>
-        <w:rPr>
-          <w:rFonts w:ascii="Times New Roman" w:hAnsi="Times New Roman" w:cs="Times New Roman"/>
-          <w:lang w:eastAsia="pt-PT"/>
-        </w:rPr>
-        <w:t xml:space="preserve"> relacionados ao design.</w:t>
+        <w:t>O CSS (Cascading Style Sheets) é utilizado para controlar a apresentação visual das páginas, permitindo a definição de cores, fontes, espaçamentos e outros aspectos relacionados ao design.</w:t>
       </w:r>
     </w:p>
     <w:p>
@@ -6449,23 +5696,7 @@
           <w:rFonts w:ascii="Times New Roman" w:hAnsi="Times New Roman" w:cs="Times New Roman"/>
           <w:lang w:eastAsia="pt-PT"/>
         </w:rPr>
-        <w:t xml:space="preserve">O JavaScript é uma linguagem de programação utilizada para adicionar </w:t>
-      </w:r>
-      <w:proofErr w:type="spellStart"/>
-      <w:r>
-        <w:rPr>
-          <w:rFonts w:ascii="Times New Roman" w:hAnsi="Times New Roman" w:cs="Times New Roman"/>
-          <w:lang w:eastAsia="pt-PT"/>
-        </w:rPr>
-        <w:t>interactividade</w:t>
-      </w:r>
-      <w:proofErr w:type="spellEnd"/>
-      <w:r>
-        <w:rPr>
-          <w:rFonts w:ascii="Times New Roman" w:hAnsi="Times New Roman" w:cs="Times New Roman"/>
-          <w:lang w:eastAsia="pt-PT"/>
-        </w:rPr>
-        <w:t xml:space="preserve"> e dinamismo às páginas web. Esta tecnologia permite realizar validações, manipular elementos da interface e melhorar a experiência do utilizador.</w:t>
+        <w:t>O JavaScript é uma linguagem de programação utilizada para adicionar interactividade e dinamismo às páginas web. Esta tecnologia permite realizar validações, manipular elementos da interface e melhorar a experiência do utilizador.</w:t>
       </w:r>
     </w:p>
     <w:p>
@@ -6490,66 +5721,32 @@
           <w:rFonts w:ascii="Times New Roman" w:hAnsi="Times New Roman" w:cs="Times New Roman"/>
           <w:lang w:eastAsia="pt-PT"/>
         </w:rPr>
-        <w:t xml:space="preserve">O PHP é uma linguagem de programação amplamente utilizada no desenvolvimento </w:t>
-      </w:r>
-      <w:proofErr w:type="spellStart"/>
-      <w:r>
-        <w:rPr>
-          <w:rFonts w:ascii="Times New Roman" w:hAnsi="Times New Roman" w:cs="Times New Roman"/>
-          <w:lang w:eastAsia="pt-PT"/>
-        </w:rPr>
-        <w:t>backend</w:t>
-      </w:r>
-      <w:proofErr w:type="spellEnd"/>
-      <w:r>
-        <w:rPr>
-          <w:rFonts w:ascii="Times New Roman" w:hAnsi="Times New Roman" w:cs="Times New Roman"/>
-          <w:lang w:eastAsia="pt-PT"/>
-        </w:rPr>
-        <w:t>. É responsável pelo processamento das informações e comunicação entre a aplicação e a base de dados.</w:t>
+        <w:t>O PHP é uma linguagem de programação amplamente utilizada no desenvolvimento backend. É responsável pelo processamento das informações e comunicação entre a aplicação e a base de dados.</w:t>
       </w:r>
     </w:p>
     <w:p>
       <w:pPr>
         <w:pStyle w:val="Subttulo"/>
       </w:pPr>
-      <w:proofErr w:type="spellStart"/>
       <w:r>
         <w:t>MySQL</w:t>
       </w:r>
-      <w:proofErr w:type="spellEnd"/>
-    </w:p>
-    <w:p>
-      <w:pPr>
-        <w:spacing w:line="360" w:lineRule="auto"/>
-        <w:jc w:val="both"/>
-        <w:rPr>
-          <w:rFonts w:ascii="Times New Roman" w:hAnsi="Times New Roman" w:cs="Times New Roman"/>
-          <w:lang w:eastAsia="pt-PT"/>
-        </w:rPr>
-      </w:pPr>
-      <w:r>
-        <w:rPr>
-          <w:rFonts w:ascii="Times New Roman" w:hAnsi="Times New Roman" w:cs="Times New Roman"/>
-          <w:lang w:eastAsia="pt-PT"/>
-        </w:rPr>
-        <w:t xml:space="preserve">O </w:t>
-      </w:r>
-      <w:proofErr w:type="spellStart"/>
-      <w:r>
-        <w:rPr>
-          <w:rFonts w:ascii="Times New Roman" w:hAnsi="Times New Roman" w:cs="Times New Roman"/>
-          <w:lang w:eastAsia="pt-PT"/>
-        </w:rPr>
-        <w:t>MySQL</w:t>
-      </w:r>
-      <w:proofErr w:type="spellEnd"/>
-      <w:r>
-        <w:rPr>
-          <w:rFonts w:ascii="Times New Roman" w:hAnsi="Times New Roman" w:cs="Times New Roman"/>
-          <w:lang w:eastAsia="pt-PT"/>
-        </w:rPr>
-        <w:t xml:space="preserve"> é um sistema de gestão de bases de dados relacional utilizado para armazenar e gerir as informações do sistema. Destaca-se pela sua segurança, desempenho e facilidade de utilização.</w:t>
+    </w:p>
+    <w:p>
+      <w:pPr>
+        <w:spacing w:line="360" w:lineRule="auto"/>
+        <w:jc w:val="both"/>
+        <w:rPr>
+          <w:rFonts w:ascii="Times New Roman" w:hAnsi="Times New Roman" w:cs="Times New Roman"/>
+          <w:lang w:eastAsia="pt-PT"/>
+        </w:rPr>
+      </w:pPr>
+      <w:r>
+        <w:rPr>
+          <w:rFonts w:ascii="Times New Roman" w:hAnsi="Times New Roman" w:cs="Times New Roman"/>
+          <w:lang w:eastAsia="pt-PT"/>
+        </w:rPr>
+        <w:t>O MySQL é um sistema de gestão de bases de dados relacional utilizado para armazenar e gerir as informações do sistema. Destaca-se pela sua segurança, desempenho e facilidade de utilização.</w:t>
       </w:r>
     </w:p>
     <w:p>
@@ -6557,69 +5754,24 @@
         <w:pStyle w:val="Subttulo"/>
       </w:pPr>
       <w:r>
-        <w:t xml:space="preserve">Visual </w:t>
-      </w:r>
-      <w:proofErr w:type="spellStart"/>
-      <w:r>
-        <w:t>Studio</w:t>
-      </w:r>
-      <w:proofErr w:type="spellEnd"/>
-      <w:r>
-        <w:t xml:space="preserve"> </w:t>
-      </w:r>
-      <w:proofErr w:type="spellStart"/>
-      <w:r>
-        <w:t>Code</w:t>
-      </w:r>
-      <w:proofErr w:type="spellEnd"/>
-    </w:p>
-    <w:p>
-      <w:pPr>
-        <w:spacing w:line="360" w:lineRule="auto"/>
-        <w:jc w:val="both"/>
-        <w:rPr>
-          <w:rFonts w:ascii="Times New Roman" w:hAnsi="Times New Roman" w:cs="Times New Roman"/>
-          <w:lang w:eastAsia="pt-PT"/>
-        </w:rPr>
-      </w:pPr>
-      <w:r>
-        <w:rPr>
-          <w:rFonts w:ascii="Times New Roman" w:hAnsi="Times New Roman" w:cs="Times New Roman"/>
-          <w:lang w:eastAsia="pt-PT"/>
-        </w:rPr>
-        <w:t xml:space="preserve">O Visual </w:t>
-      </w:r>
-      <w:proofErr w:type="spellStart"/>
-      <w:r>
-        <w:rPr>
-          <w:rFonts w:ascii="Times New Roman" w:hAnsi="Times New Roman" w:cs="Times New Roman"/>
-          <w:lang w:eastAsia="pt-PT"/>
-        </w:rPr>
-        <w:t>Studio</w:t>
-      </w:r>
-      <w:proofErr w:type="spellEnd"/>
-      <w:r>
-        <w:rPr>
-          <w:rFonts w:ascii="Times New Roman" w:hAnsi="Times New Roman" w:cs="Times New Roman"/>
-          <w:lang w:eastAsia="pt-PT"/>
-        </w:rPr>
-        <w:t xml:space="preserve"> </w:t>
-      </w:r>
-      <w:proofErr w:type="spellStart"/>
-      <w:r>
-        <w:rPr>
-          <w:rFonts w:ascii="Times New Roman" w:hAnsi="Times New Roman" w:cs="Times New Roman"/>
-          <w:lang w:eastAsia="pt-PT"/>
-        </w:rPr>
-        <w:t>Code</w:t>
-      </w:r>
-      <w:proofErr w:type="spellEnd"/>
-      <w:r>
-        <w:rPr>
-          <w:rFonts w:ascii="Times New Roman" w:hAnsi="Times New Roman" w:cs="Times New Roman"/>
-          <w:lang w:eastAsia="pt-PT"/>
-        </w:rPr>
-        <w:t xml:space="preserve"> é um ambiente de desenvolvimento integrado utilizado para a escrita, organização e manutenção do código-fonte da aplicação.</w:t>
+        <w:t>Visual Studio Code</w:t>
+      </w:r>
+    </w:p>
+    <w:p>
+      <w:pPr>
+        <w:spacing w:line="360" w:lineRule="auto"/>
+        <w:jc w:val="both"/>
+        <w:rPr>
+          <w:rFonts w:ascii="Times New Roman" w:hAnsi="Times New Roman" w:cs="Times New Roman"/>
+          <w:lang w:eastAsia="pt-PT"/>
+        </w:rPr>
+      </w:pPr>
+      <w:r>
+        <w:rPr>
+          <w:rFonts w:ascii="Times New Roman" w:hAnsi="Times New Roman" w:cs="Times New Roman"/>
+          <w:lang w:eastAsia="pt-PT"/>
+        </w:rPr>
+        <w:t>O Visual Studio Code é um ambiente de desenvolvimento integrado utilizado para a escrita, organização e manutenção do código-fonte da aplicação.</w:t>
       </w:r>
     </w:p>
     <w:p>
@@ -6655,23 +5807,7 @@
           <w:rFonts w:ascii="Times New Roman" w:hAnsi="Times New Roman" w:cs="Times New Roman"/>
           <w:lang w:eastAsia="pt-PT"/>
         </w:rPr>
-        <w:t xml:space="preserve">O XAMPP é um pacote de software que integra Apache, PHP e </w:t>
-      </w:r>
-      <w:proofErr w:type="spellStart"/>
-      <w:r>
-        <w:rPr>
-          <w:rFonts w:ascii="Times New Roman" w:hAnsi="Times New Roman" w:cs="Times New Roman"/>
-          <w:lang w:eastAsia="pt-PT"/>
-        </w:rPr>
-        <w:t>MySQL</w:t>
-      </w:r>
-      <w:proofErr w:type="spellEnd"/>
-      <w:r>
-        <w:rPr>
-          <w:rFonts w:ascii="Times New Roman" w:hAnsi="Times New Roman" w:cs="Times New Roman"/>
-          <w:lang w:eastAsia="pt-PT"/>
-        </w:rPr>
-        <w:t>, permitindo a execução local do sistema durante a fase de desenvolvimento e testes.</w:t>
+        <w:t>O XAMPP é um pacote de software que integra Apache, PHP e MySQL, permitindo a execução local do sistema durante a fase de desenvolvimento e testes.</w:t>
       </w:r>
     </w:p>
     <w:p>
@@ -6708,39 +5844,7 @@
           <w:rFonts w:ascii="Times New Roman" w:hAnsi="Times New Roman" w:cs="Times New Roman"/>
           <w:lang w:eastAsia="pt-PT"/>
         </w:rPr>
-        <w:t xml:space="preserve">Neste capítulo foram apresentados os principais conceitos relacionados aos sistemas de informação, sistemas web, </w:t>
-      </w:r>
-      <w:proofErr w:type="spellStart"/>
-      <w:r>
-        <w:rPr>
-          <w:rFonts w:ascii="Times New Roman" w:hAnsi="Times New Roman" w:cs="Times New Roman"/>
-          <w:lang w:eastAsia="pt-PT"/>
-        </w:rPr>
-        <w:t>microfinanças</w:t>
-      </w:r>
-      <w:proofErr w:type="spellEnd"/>
-      <w:r>
-        <w:rPr>
-          <w:rFonts w:ascii="Times New Roman" w:hAnsi="Times New Roman" w:cs="Times New Roman"/>
-          <w:lang w:eastAsia="pt-PT"/>
-        </w:rPr>
-        <w:t xml:space="preserve">, gestão das operações financeiras, bases de dados e tecnologias utilizadas no desenvolvimento do </w:t>
-      </w:r>
-      <w:proofErr w:type="spellStart"/>
-      <w:r>
-        <w:rPr>
-          <w:rFonts w:ascii="Times New Roman" w:hAnsi="Times New Roman" w:cs="Times New Roman"/>
-          <w:lang w:eastAsia="pt-PT"/>
-        </w:rPr>
-        <w:t>projecto</w:t>
-      </w:r>
-      <w:proofErr w:type="spellEnd"/>
-      <w:r>
-        <w:rPr>
-          <w:rFonts w:ascii="Times New Roman" w:hAnsi="Times New Roman" w:cs="Times New Roman"/>
-          <w:lang w:eastAsia="pt-PT"/>
-        </w:rPr>
-        <w:t>. A revisão da literatura permitiu compreender os fundamentos teóricos necessários para a implementação do sistema proposto, servindo de base para a metodologia e para o desenvolvimento da solução apresentada nos capítulos seguintes.</w:t>
+        <w:t>Neste capítulo foram apresentados os principais conceitos relacionados aos sistemas de informação, sistemas web, microfinanças, gestão das operações financeiras, bases de dados e tecnologias utilizadas no desenvolvimento do projecto. A revisão da literatura permitiu compreender os fundamentos teóricos necessários para a implementação do sistema proposto, servindo de base para a metodologia e para o desenvolvimento da solução apresentada nos capítulos seguintes.</w:t>
       </w:r>
     </w:p>
     <w:p>
@@ -6768,31 +5872,7 @@
         <w:jc w:val="both"/>
       </w:pPr>
       <w:r>
-        <w:t xml:space="preserve">A </w:t>
-      </w:r>
-      <w:proofErr w:type="spellStart"/>
-      <w:r>
-        <w:t>KixiCrédito</w:t>
-      </w:r>
-      <w:proofErr w:type="spellEnd"/>
-      <w:r>
-        <w:t xml:space="preserve"> utiliza </w:t>
-      </w:r>
-      <w:proofErr w:type="spellStart"/>
-      <w:r>
-        <w:t>actualmente</w:t>
-      </w:r>
-      <w:proofErr w:type="spellEnd"/>
-      <w:r>
-        <w:t xml:space="preserve"> o sistema </w:t>
-      </w:r>
-      <w:proofErr w:type="spellStart"/>
-      <w:r>
-        <w:t>Kixi</w:t>
-      </w:r>
-      <w:proofErr w:type="spellEnd"/>
-      <w:r>
-        <w:t xml:space="preserve"> Utilitário para realizar operações relacionadas ao cadastro de clientes, controlo de pagamentos, desembolsos e reembolsos. Apesar da sua importância, o sistema apresenta limitações relacionadas à usabilidade, gestão de comprovativos digitais, visualização de informações e flexibilidade de acesso, dificultando a eficiência operacional e a tomada de decisões pelos funcionários.</w:t>
+        <w:t>A KixiCrédito utiliza actualmente o sistema Kixi Utilitário para realizar operações relacionadas ao cadastro de clientes, controlo de pagamentos, desembolsos e reembolsos. Apesar da sua importância, o sistema apresenta limitações relacionadas à usabilidade, gestão de comprovativos digitais, visualização de informações e flexibilidade de acesso, dificultando a eficiência operacional e a tomada de decisões pelos funcionários.</w:t>
       </w:r>
     </w:p>
     <w:p>
@@ -6871,7 +5951,7 @@
       </w:pPr>
       <w:r>
         <w:rPr>
-          <w:rStyle w:val="SubttuloCarter"/>
+          <w:rStyle w:val="SubttuloChar"/>
           <w:rFonts w:ascii="Times New Roman" w:hAnsi="Times New Roman" w:cs="Times New Roman"/>
         </w:rPr>
         <w:t>Levantamento bibliográfico:</w:t>
@@ -6881,23 +5961,7 @@
           <w:rFonts w:ascii="Times New Roman" w:hAnsi="Times New Roman" w:cs="Times New Roman"/>
           <w:lang w:eastAsia="pt-PT"/>
         </w:rPr>
-        <w:t xml:space="preserve"> consulta de livros, artigos científicos, trabalhos acadêmicos e materiais relacionados a sistemas de informação, desenvolvimento web, </w:t>
-      </w:r>
-      <w:proofErr w:type="spellStart"/>
-      <w:r>
-        <w:rPr>
-          <w:rFonts w:ascii="Times New Roman" w:hAnsi="Times New Roman" w:cs="Times New Roman"/>
-          <w:lang w:eastAsia="pt-PT"/>
-        </w:rPr>
-        <w:t>microfinanças</w:t>
-      </w:r>
-      <w:proofErr w:type="spellEnd"/>
-      <w:r>
-        <w:rPr>
-          <w:rFonts w:ascii="Times New Roman" w:hAnsi="Times New Roman" w:cs="Times New Roman"/>
-          <w:lang w:eastAsia="pt-PT"/>
-        </w:rPr>
-        <w:t xml:space="preserve"> e gestão de bases de dados, com o objetivo de obter fundamentação teórica para o estudo; </w:t>
+        <w:t xml:space="preserve"> consulta de livros, artigos científicos, trabalhos acadêmicos e materiais relacionados a sistemas de informação, desenvolvimento web, microfinanças e gestão de bases de dados, com o objetivo de obter fundamentação teórica para o estudo; </w:t>
       </w:r>
     </w:p>
     <w:p>
@@ -6912,7 +5976,7 @@
       </w:pPr>
       <w:r>
         <w:rPr>
-          <w:rStyle w:val="SubttuloCarter"/>
+          <w:rStyle w:val="SubttuloChar"/>
           <w:rFonts w:ascii="Times New Roman" w:hAnsi="Times New Roman" w:cs="Times New Roman"/>
         </w:rPr>
         <w:t>Observação do sistema atual:</w:t>
@@ -6922,23 +5986,7 @@
           <w:rFonts w:ascii="Times New Roman" w:hAnsi="Times New Roman" w:cs="Times New Roman"/>
           <w:lang w:eastAsia="pt-PT"/>
         </w:rPr>
-        <w:t xml:space="preserve"> análise do funcionamento do sistema utilizado pela </w:t>
-      </w:r>
-      <w:proofErr w:type="spellStart"/>
-      <w:r>
-        <w:rPr>
-          <w:rFonts w:ascii="Times New Roman" w:hAnsi="Times New Roman" w:cs="Times New Roman"/>
-          <w:lang w:eastAsia="pt-PT"/>
-        </w:rPr>
-        <w:t>KixiCrédito</w:t>
-      </w:r>
-      <w:proofErr w:type="spellEnd"/>
-      <w:r>
-        <w:rPr>
-          <w:rFonts w:ascii="Times New Roman" w:hAnsi="Times New Roman" w:cs="Times New Roman"/>
-          <w:lang w:eastAsia="pt-PT"/>
-        </w:rPr>
-        <w:t xml:space="preserve">, identificando suas limitações, dificuldades operacionais e necessidades de melhoria; </w:t>
+        <w:t xml:space="preserve"> análise do funcionamento do sistema utilizado pela KixiCrédito, identificando suas limitações, dificuldades operacionais e necessidades de melhoria; </w:t>
       </w:r>
     </w:p>
     <w:p>
@@ -7028,39 +6076,7 @@
           <w:rFonts w:ascii="Times New Roman" w:hAnsi="Times New Roman" w:cs="Times New Roman"/>
           <w:lang w:eastAsia="pt-PT"/>
         </w:rPr>
-        <w:t xml:space="preserve"> implementação de um sistema web utilizando tecnologias apropriadas para </w:t>
-      </w:r>
-      <w:proofErr w:type="spellStart"/>
-      <w:r>
-        <w:rPr>
-          <w:rFonts w:ascii="Times New Roman" w:hAnsi="Times New Roman" w:cs="Times New Roman"/>
-          <w:lang w:eastAsia="pt-PT"/>
-        </w:rPr>
-        <w:t>frontend</w:t>
-      </w:r>
-      <w:proofErr w:type="spellEnd"/>
-      <w:r>
-        <w:rPr>
-          <w:rFonts w:ascii="Times New Roman" w:hAnsi="Times New Roman" w:cs="Times New Roman"/>
-          <w:lang w:eastAsia="pt-PT"/>
-        </w:rPr>
-        <w:t xml:space="preserve">, </w:t>
-      </w:r>
-      <w:proofErr w:type="spellStart"/>
-      <w:r>
-        <w:rPr>
-          <w:rFonts w:ascii="Times New Roman" w:hAnsi="Times New Roman" w:cs="Times New Roman"/>
-          <w:lang w:eastAsia="pt-PT"/>
-        </w:rPr>
-        <w:t>backend</w:t>
-      </w:r>
-      <w:proofErr w:type="spellEnd"/>
-      <w:r>
-        <w:rPr>
-          <w:rFonts w:ascii="Times New Roman" w:hAnsi="Times New Roman" w:cs="Times New Roman"/>
-          <w:lang w:eastAsia="pt-PT"/>
-        </w:rPr>
-        <w:t xml:space="preserve"> e base de dados, visando atender aos requisitos identificados; </w:t>
+        <w:t xml:space="preserve"> implementação de um sistema web utilizando tecnologias apropriadas para frontend, backend e base de dados, visando atender aos requisitos identificados; </w:t>
       </w:r>
     </w:p>
     <w:p>
@@ -7107,88 +6123,24 @@
           <w:rFonts w:ascii="Times New Roman" w:hAnsi="Times New Roman" w:cs="Times New Roman"/>
           <w:lang w:eastAsia="pt-PT"/>
         </w:rPr>
-        <w:t xml:space="preserve">Para o desenvolvimento do sistema, poderão ser utilizadas tecnologias como HTML, CSS, JavaScript, PHP e </w:t>
-      </w:r>
-      <w:proofErr w:type="spellStart"/>
-      <w:r>
-        <w:rPr>
-          <w:rFonts w:ascii="Times New Roman" w:hAnsi="Times New Roman" w:cs="Times New Roman"/>
-          <w:lang w:eastAsia="pt-PT"/>
-        </w:rPr>
-        <w:t>MySQL</w:t>
-      </w:r>
-      <w:proofErr w:type="spellEnd"/>
-      <w:r>
-        <w:rPr>
-          <w:rFonts w:ascii="Times New Roman" w:hAnsi="Times New Roman" w:cs="Times New Roman"/>
-          <w:lang w:eastAsia="pt-PT"/>
-        </w:rPr>
-        <w:t xml:space="preserve">, além de ferramentas de apoio como Visual </w:t>
-      </w:r>
-      <w:proofErr w:type="spellStart"/>
-      <w:r>
-        <w:rPr>
-          <w:rFonts w:ascii="Times New Roman" w:hAnsi="Times New Roman" w:cs="Times New Roman"/>
-          <w:lang w:eastAsia="pt-PT"/>
-        </w:rPr>
-        <w:t>Studio</w:t>
-      </w:r>
-      <w:proofErr w:type="spellEnd"/>
-      <w:r>
-        <w:rPr>
-          <w:rFonts w:ascii="Times New Roman" w:hAnsi="Times New Roman" w:cs="Times New Roman"/>
-          <w:lang w:eastAsia="pt-PT"/>
-        </w:rPr>
-        <w:t xml:space="preserve"> </w:t>
-      </w:r>
-      <w:proofErr w:type="spellStart"/>
-      <w:r>
-        <w:rPr>
-          <w:rFonts w:ascii="Times New Roman" w:hAnsi="Times New Roman" w:cs="Times New Roman"/>
-          <w:lang w:eastAsia="pt-PT"/>
-        </w:rPr>
-        <w:t>Code</w:t>
-      </w:r>
-      <w:proofErr w:type="spellEnd"/>
-      <w:r>
-        <w:rPr>
-          <w:rFonts w:ascii="Times New Roman" w:hAnsi="Times New Roman" w:cs="Times New Roman"/>
-          <w:lang w:eastAsia="pt-PT"/>
-        </w:rPr>
-        <w:t xml:space="preserve"> e XAMPP para execução local do sistema.</w:t>
-      </w:r>
-    </w:p>
-    <w:p>
-      <w:pPr>
-        <w:spacing w:line="360" w:lineRule="auto"/>
-        <w:jc w:val="both"/>
-        <w:rPr>
-          <w:rFonts w:ascii="Times New Roman" w:hAnsi="Times New Roman" w:cs="Times New Roman"/>
-          <w:lang w:eastAsia="pt-PT"/>
-        </w:rPr>
-      </w:pPr>
-      <w:r>
-        <w:rPr>
-          <w:rFonts w:ascii="Times New Roman" w:hAnsi="Times New Roman" w:cs="Times New Roman"/>
-          <w:lang w:eastAsia="pt-PT"/>
-        </w:rPr>
-        <w:t xml:space="preserve">Ao final do trabalho, espera-se que o sistema desenvolvido contribua para a melhoria da gestão das operações de </w:t>
-      </w:r>
-      <w:proofErr w:type="spellStart"/>
-      <w:r>
-        <w:rPr>
-          <w:rFonts w:ascii="Times New Roman" w:hAnsi="Times New Roman" w:cs="Times New Roman"/>
-          <w:lang w:eastAsia="pt-PT"/>
-        </w:rPr>
-        <w:t>microfinanças</w:t>
-      </w:r>
-      <w:proofErr w:type="spellEnd"/>
-      <w:r>
-        <w:rPr>
-          <w:rFonts w:ascii="Times New Roman" w:hAnsi="Times New Roman" w:cs="Times New Roman"/>
-          <w:lang w:eastAsia="pt-PT"/>
-        </w:rPr>
-        <w:t>, proporcionando maior organização, rapidez, segurança e eficiência nos processos realizados pela instituição.</w:t>
+        <w:t>Para o desenvolvimento do sistema, poderão ser utilizadas tecnologias como HTML, CSS, JavaScript, PHP e MySQL, além de ferramentas de apoio como Visual Studio Code e XAMPP para execução local do sistema.</w:t>
+      </w:r>
+    </w:p>
+    <w:p>
+      <w:pPr>
+        <w:spacing w:line="360" w:lineRule="auto"/>
+        <w:jc w:val="both"/>
+        <w:rPr>
+          <w:rFonts w:ascii="Times New Roman" w:hAnsi="Times New Roman" w:cs="Times New Roman"/>
+          <w:lang w:eastAsia="pt-PT"/>
+        </w:rPr>
+      </w:pPr>
+      <w:r>
+        <w:rPr>
+          <w:rFonts w:ascii="Times New Roman" w:hAnsi="Times New Roman" w:cs="Times New Roman"/>
+          <w:lang w:eastAsia="pt-PT"/>
+        </w:rPr>
+        <w:t>Ao final do trabalho, espera-se que o sistema desenvolvido contribua para a melhoria da gestão das operações de microfinanças, proporcionando maior organização, rapidez, segurança e eficiência nos processos realizados pela instituição.</w:t>
       </w:r>
     </w:p>
     <w:p>
@@ -7544,14 +6496,9 @@
       </w:pPr>
       <w:bookmarkStart w:id="71" w:name="_Toc232004214"/>
       <w:r>
-        <w:t xml:space="preserve">levantamento De Requisitos Do Sistema </w:t>
-      </w:r>
-      <w:proofErr w:type="spellStart"/>
-      <w:r>
-        <w:t>Kixicrédito</w:t>
+        <w:t>levantamento De Requisitos Do Sistema Kixicrédito</w:t>
       </w:r>
       <w:bookmarkEnd w:id="71"/>
-      <w:proofErr w:type="spellEnd"/>
     </w:p>
     <w:p>
       <w:pPr>
@@ -7567,39 +6514,7 @@
           <w:rFonts w:asciiTheme="majorBidi" w:hAnsiTheme="majorBidi" w:cstheme="majorBidi"/>
           <w:lang w:eastAsia="pt-PT"/>
         </w:rPr>
-        <w:t xml:space="preserve">O levantamento de requisitos tem como objetivo identificar, analisar e documentar as necessidades do sistema </w:t>
-      </w:r>
-      <w:proofErr w:type="spellStart"/>
-      <w:r>
-        <w:rPr>
-          <w:rFonts w:asciiTheme="majorBidi" w:hAnsiTheme="majorBidi" w:cstheme="majorBidi"/>
-          <w:lang w:eastAsia="pt-PT"/>
-        </w:rPr>
-        <w:t>KixiCrédito</w:t>
-      </w:r>
-      <w:proofErr w:type="spellEnd"/>
-      <w:r>
-        <w:rPr>
-          <w:rFonts w:asciiTheme="majorBidi" w:hAnsiTheme="majorBidi" w:cstheme="majorBidi"/>
-          <w:lang w:eastAsia="pt-PT"/>
-        </w:rPr>
-        <w:t xml:space="preserve">, um sistema web destinado à gestão de operações de </w:t>
-      </w:r>
-      <w:proofErr w:type="spellStart"/>
-      <w:r>
-        <w:rPr>
-          <w:rFonts w:asciiTheme="majorBidi" w:hAnsiTheme="majorBidi" w:cstheme="majorBidi"/>
-          <w:lang w:eastAsia="pt-PT"/>
-        </w:rPr>
-        <w:t>microfinanças</w:t>
-      </w:r>
-      <w:proofErr w:type="spellEnd"/>
-      <w:r>
-        <w:rPr>
-          <w:rFonts w:asciiTheme="majorBidi" w:hAnsiTheme="majorBidi" w:cstheme="majorBidi"/>
-          <w:lang w:eastAsia="pt-PT"/>
-        </w:rPr>
-        <w:t>. Estes requisitos representam as funcionalidades e restrições que o sistema deve cumprir para satisfazer os utilizadores e garantir o bom funcionamento da instituição.</w:t>
+        <w:t>O levantamento de requisitos tem como objetivo identificar, analisar e documentar as necessidades do sistema KixiCrédito, um sistema web destinado à gestão de operações de microfinanças. Estes requisitos representam as funcionalidades e restrições que o sistema deve cumprir para satisfazer os utilizadores e garantir o bom funcionamento da instituição.</w:t>
       </w:r>
     </w:p>
     <w:p>
@@ -7658,23 +6573,7 @@
           <w:rFonts w:asciiTheme="majorBidi" w:hAnsiTheme="majorBidi" w:cstheme="majorBidi"/>
           <w:lang w:eastAsia="pt-PT"/>
         </w:rPr>
-        <w:t xml:space="preserve">O sistema </w:t>
-      </w:r>
-      <w:proofErr w:type="spellStart"/>
-      <w:r>
-        <w:rPr>
-          <w:rFonts w:asciiTheme="majorBidi" w:hAnsiTheme="majorBidi" w:cstheme="majorBidi"/>
-          <w:lang w:eastAsia="pt-PT"/>
-        </w:rPr>
-        <w:t>KixiCrédito</w:t>
-      </w:r>
-      <w:proofErr w:type="spellEnd"/>
-      <w:r>
-        <w:rPr>
-          <w:rFonts w:asciiTheme="majorBidi" w:hAnsiTheme="majorBidi" w:cstheme="majorBidi"/>
-          <w:lang w:eastAsia="pt-PT"/>
-        </w:rPr>
-        <w:t xml:space="preserve"> tem como principais objetivos:</w:t>
+        <w:t>O sistema KixiCrédito tem como principais objetivos:</w:t>
       </w:r>
     </w:p>
     <w:p>
@@ -7981,23 +6880,7 @@
           <w:lang w:eastAsia="pt-PT"/>
         </w:rPr>
         <w:lastRenderedPageBreak/>
-        <w:t xml:space="preserve">Disponibilizar um </w:t>
-      </w:r>
-      <w:proofErr w:type="spellStart"/>
-      <w:r>
-        <w:rPr>
-          <w:rFonts w:ascii="Times New Roman" w:hAnsi="Times New Roman" w:cs="Times New Roman"/>
-          <w:lang w:eastAsia="pt-PT"/>
-        </w:rPr>
-        <w:t>Dashboard</w:t>
-      </w:r>
-      <w:proofErr w:type="spellEnd"/>
-      <w:r>
-        <w:rPr>
-          <w:rFonts w:ascii="Times New Roman" w:hAnsi="Times New Roman" w:cs="Times New Roman"/>
-          <w:lang w:eastAsia="pt-PT"/>
-        </w:rPr>
-        <w:t xml:space="preserve"> com informações resumidas das operações;</w:t>
+        <w:t>Disponibilizar um Dashboard com informações resumidas das operações;</w:t>
       </w:r>
     </w:p>
     <w:p>
@@ -8063,23 +6946,7 @@
           <w:rFonts w:ascii="Times New Roman" w:hAnsi="Times New Roman" w:cs="Times New Roman"/>
           <w:lang w:eastAsia="pt-PT"/>
         </w:rPr>
-        <w:t xml:space="preserve">Armazenar todas as informações numa base de dados </w:t>
-      </w:r>
-      <w:proofErr w:type="spellStart"/>
-      <w:r>
-        <w:rPr>
-          <w:rFonts w:ascii="Times New Roman" w:hAnsi="Times New Roman" w:cs="Times New Roman"/>
-          <w:lang w:eastAsia="pt-PT"/>
-        </w:rPr>
-        <w:t>MySQL</w:t>
-      </w:r>
-      <w:proofErr w:type="spellEnd"/>
-      <w:r>
-        <w:rPr>
-          <w:rFonts w:ascii="Times New Roman" w:hAnsi="Times New Roman" w:cs="Times New Roman"/>
-          <w:lang w:eastAsia="pt-PT"/>
-        </w:rPr>
-        <w:t>;</w:t>
+        <w:t>Armazenar todas as informações numa base de dados MySQL;</w:t>
       </w:r>
     </w:p>
     <w:p>
@@ -8103,23 +6970,7 @@
           <w:rFonts w:ascii="Times New Roman" w:hAnsi="Times New Roman" w:cs="Times New Roman"/>
           <w:lang w:eastAsia="pt-PT"/>
         </w:rPr>
-        <w:t xml:space="preserve">Permitir o encerramento seguro da sessão através da funcionalidade de </w:t>
-      </w:r>
-      <w:proofErr w:type="spellStart"/>
-      <w:r>
-        <w:rPr>
-          <w:rFonts w:ascii="Times New Roman" w:hAnsi="Times New Roman" w:cs="Times New Roman"/>
-          <w:lang w:eastAsia="pt-PT"/>
-        </w:rPr>
-        <w:t>logout</w:t>
-      </w:r>
-      <w:proofErr w:type="spellEnd"/>
-      <w:r>
-        <w:rPr>
-          <w:rFonts w:ascii="Times New Roman" w:hAnsi="Times New Roman" w:cs="Times New Roman"/>
-          <w:lang w:eastAsia="pt-PT"/>
-        </w:rPr>
-        <w:t>.</w:t>
+        <w:t>Permitir o encerramento seguro da sessão através da funcionalidade de logout.</w:t>
       </w:r>
     </w:p>
     <w:p>
@@ -8325,23 +7176,7 @@
           <w:rFonts w:ascii="Times New Roman" w:hAnsi="Times New Roman" w:cs="Times New Roman"/>
           <w:lang w:eastAsia="pt-PT"/>
         </w:rPr>
-        <w:t xml:space="preserve">O sistema deve armazenar os dados de forma segura numa base de dados </w:t>
-      </w:r>
-      <w:proofErr w:type="spellStart"/>
-      <w:r>
-        <w:rPr>
-          <w:rFonts w:ascii="Times New Roman" w:hAnsi="Times New Roman" w:cs="Times New Roman"/>
-          <w:lang w:eastAsia="pt-PT"/>
-        </w:rPr>
-        <w:t>MySQL</w:t>
-      </w:r>
-      <w:proofErr w:type="spellEnd"/>
-      <w:r>
-        <w:rPr>
-          <w:rFonts w:ascii="Times New Roman" w:hAnsi="Times New Roman" w:cs="Times New Roman"/>
-          <w:lang w:eastAsia="pt-PT"/>
-        </w:rPr>
-        <w:t>;</w:t>
+        <w:t>O sistema deve armazenar os dados de forma segura numa base de dados MySQL;</w:t>
       </w:r>
     </w:p>
     <w:p>
@@ -8443,23 +7278,7 @@
           <w:rFonts w:ascii="Times New Roman" w:hAnsi="Times New Roman" w:cs="Times New Roman"/>
           <w:lang w:eastAsia="pt-PT"/>
         </w:rPr>
-        <w:t xml:space="preserve">A arquitetura de rede do sistema </w:t>
-      </w:r>
-      <w:proofErr w:type="spellStart"/>
-      <w:r>
-        <w:rPr>
-          <w:rFonts w:ascii="Times New Roman" w:hAnsi="Times New Roman" w:cs="Times New Roman"/>
-          <w:lang w:eastAsia="pt-PT"/>
-        </w:rPr>
-        <w:t>KixiCrédito</w:t>
-      </w:r>
-      <w:proofErr w:type="spellEnd"/>
-      <w:r>
-        <w:rPr>
-          <w:rFonts w:ascii="Times New Roman" w:hAnsi="Times New Roman" w:cs="Times New Roman"/>
-          <w:lang w:eastAsia="pt-PT"/>
-        </w:rPr>
-        <w:t xml:space="preserve"> foi concebida com base no modelo Cliente-Servidor, permitindo que os utilizadores acedam ao sistema através de um navegador web. Nesta arquitetura, o servidor é responsável pelo processamento das informações, armazenamento dos dados e disponibilização dos serviços necessários ao funcionamento da aplicação.</w:t>
+        <w:t>A arquitetura de rede do sistema KixiCrédito foi concebida com base no modelo Cliente-Servidor, permitindo que os utilizadores acedam ao sistema através de um navegador web. Nesta arquitetura, o servidor é responsável pelo processamento das informações, armazenamento dos dados e disponibilização dos serviços necessários ao funcionamento da aplicação.</w:t>
       </w:r>
     </w:p>
     <w:p>
@@ -8490,7 +7309,7 @@
       </w:pPr>
       <w:r>
         <w:rPr>
-          <w:rStyle w:val="SubttuloCarter"/>
+          <w:rStyle w:val="SubttuloChar"/>
         </w:rPr>
         <w:t>Camada de Apresentação (Cliente)</w:t>
       </w:r>
@@ -8508,23 +7327,7 @@
           <w:rFonts w:ascii="Times New Roman" w:hAnsi="Times New Roman" w:cs="Times New Roman"/>
           <w:lang w:eastAsia="pt-PT"/>
         </w:rPr>
-        <w:t xml:space="preserve"> corresponde à interface gráfica </w:t>
-      </w:r>
-      <w:proofErr w:type="spellStart"/>
-      <w:r>
-        <w:rPr>
-          <w:rFonts w:ascii="Times New Roman" w:hAnsi="Times New Roman" w:cs="Times New Roman"/>
-          <w:lang w:eastAsia="pt-PT"/>
-        </w:rPr>
-        <w:t>acessada</w:t>
-      </w:r>
-      <w:proofErr w:type="spellEnd"/>
-      <w:r>
-        <w:rPr>
-          <w:rFonts w:ascii="Times New Roman" w:hAnsi="Times New Roman" w:cs="Times New Roman"/>
-          <w:lang w:eastAsia="pt-PT"/>
-        </w:rPr>
-        <w:t xml:space="preserve"> pelos utilizadores através de navegadores web, permitindo a realização de operações como </w:t>
+        <w:t xml:space="preserve"> corresponde à interface gráfica acessada pelos utilizadores através de navegadores web, permitindo a realização de operações como </w:t>
       </w:r>
       <w:r>
         <w:rPr>
@@ -8546,7 +7349,7 @@
       </w:pPr>
       <w:r>
         <w:rPr>
-          <w:rStyle w:val="SubttuloCarter"/>
+          <w:rStyle w:val="SubttuloChar"/>
         </w:rPr>
         <w:t>Camada de Aplicação (Servidor Web):</w:t>
       </w:r>
@@ -8569,7 +7372,7 @@
       </w:pPr>
       <w:r>
         <w:rPr>
-          <w:rStyle w:val="SubttuloCarter"/>
+          <w:rStyle w:val="SubttuloChar"/>
         </w:rPr>
         <w:t>Camada de Dados (Base de Dados):</w:t>
       </w:r>
@@ -8578,23 +7381,7 @@
           <w:rFonts w:ascii="Times New Roman" w:hAnsi="Times New Roman" w:cs="Times New Roman"/>
           <w:lang w:eastAsia="pt-PT"/>
         </w:rPr>
-        <w:t xml:space="preserve"> responsável pelo armazenamento e gestão das informações do sistema. Foi utilizada a base de dados </w:t>
-      </w:r>
-      <w:proofErr w:type="spellStart"/>
-      <w:r>
-        <w:rPr>
-          <w:rFonts w:ascii="Times New Roman" w:hAnsi="Times New Roman" w:cs="Times New Roman"/>
-          <w:lang w:eastAsia="pt-PT"/>
-        </w:rPr>
-        <w:t>MySQL</w:t>
-      </w:r>
-      <w:proofErr w:type="spellEnd"/>
-      <w:r>
-        <w:rPr>
-          <w:rFonts w:ascii="Times New Roman" w:hAnsi="Times New Roman" w:cs="Times New Roman"/>
-          <w:lang w:eastAsia="pt-PT"/>
-        </w:rPr>
-        <w:t xml:space="preserve"> para armazenar dados de clientes, empréstimos, desembolsos, reembolsos e utilizadores.</w:t>
+        <w:t xml:space="preserve"> responsável pelo armazenamento e gestão das informações do sistema. Foi utilizada a base de dados MySQL para armazenar dados de clientes, empréstimos, desembolsos, reembolsos e utilizadores.</w:t>
       </w:r>
     </w:p>
     <w:p>
@@ -8703,23 +7490,7 @@
           <w:rFonts w:ascii="Times New Roman" w:hAnsi="Times New Roman" w:cs="Times New Roman"/>
           <w:lang w:eastAsia="pt-PT"/>
         </w:rPr>
-        <w:t xml:space="preserve">Aplicação </w:t>
-      </w:r>
-      <w:proofErr w:type="spellStart"/>
-      <w:r>
-        <w:rPr>
-          <w:rFonts w:ascii="Times New Roman" w:hAnsi="Times New Roman" w:cs="Times New Roman"/>
-          <w:lang w:eastAsia="pt-PT"/>
-        </w:rPr>
-        <w:t>KixiCrédito</w:t>
-      </w:r>
-      <w:proofErr w:type="spellEnd"/>
-      <w:r>
-        <w:rPr>
-          <w:rFonts w:ascii="Times New Roman" w:hAnsi="Times New Roman" w:cs="Times New Roman"/>
-          <w:lang w:eastAsia="pt-PT"/>
-        </w:rPr>
-        <w:t xml:space="preserve"> desenvolvida em PHP;</w:t>
+        <w:t>Aplicação KixiCrédito desenvolvida em PHP;</w:t>
       </w:r>
     </w:p>
     <w:p>
@@ -8740,23 +7511,7 @@
           <w:rFonts w:ascii="Times New Roman" w:hAnsi="Times New Roman" w:cs="Times New Roman"/>
           <w:lang w:eastAsia="pt-PT"/>
         </w:rPr>
-        <w:t xml:space="preserve">Base de Dados </w:t>
-      </w:r>
-      <w:proofErr w:type="spellStart"/>
-      <w:r>
-        <w:rPr>
-          <w:rFonts w:ascii="Times New Roman" w:hAnsi="Times New Roman" w:cs="Times New Roman"/>
-          <w:lang w:eastAsia="pt-PT"/>
-        </w:rPr>
-        <w:t>MySQL</w:t>
-      </w:r>
-      <w:proofErr w:type="spellEnd"/>
-      <w:r>
-        <w:rPr>
-          <w:rFonts w:ascii="Times New Roman" w:hAnsi="Times New Roman" w:cs="Times New Roman"/>
-          <w:lang w:eastAsia="pt-PT"/>
-        </w:rPr>
-        <w:t>.</w:t>
+        <w:t>Base de Dados MySQL.</w:t>
       </w:r>
     </w:p>
     <w:p>
@@ -8872,23 +7627,7 @@
           <w:rFonts w:ascii="Times New Roman" w:hAnsi="Times New Roman" w:cs="Times New Roman"/>
           <w:lang w:eastAsia="pt-PT"/>
         </w:rPr>
-        <w:t xml:space="preserve">O sistema consulta ou grava informações na base de dados </w:t>
-      </w:r>
-      <w:proofErr w:type="spellStart"/>
-      <w:r>
-        <w:rPr>
-          <w:rFonts w:ascii="Times New Roman" w:hAnsi="Times New Roman" w:cs="Times New Roman"/>
-          <w:lang w:eastAsia="pt-PT"/>
-        </w:rPr>
-        <w:t>MySQL</w:t>
-      </w:r>
-      <w:proofErr w:type="spellEnd"/>
-      <w:r>
-        <w:rPr>
-          <w:rFonts w:ascii="Times New Roman" w:hAnsi="Times New Roman" w:cs="Times New Roman"/>
-          <w:lang w:eastAsia="pt-PT"/>
-        </w:rPr>
-        <w:t>;</w:t>
+        <w:t>O sistema consulta ou grava informações na base de dados MySQL;</w:t>
       </w:r>
     </w:p>
     <w:p>
@@ -8968,23 +7707,7 @@
           <w:rFonts w:ascii="Times New Roman" w:hAnsi="Times New Roman" w:cs="Times New Roman"/>
           <w:lang w:eastAsia="pt-PT"/>
         </w:rPr>
-        <w:t xml:space="preserve">O Diagrama de Casos de Uso representa as principais funcionalidades do sistema </w:t>
-      </w:r>
-      <w:proofErr w:type="spellStart"/>
-      <w:r>
-        <w:rPr>
-          <w:rFonts w:ascii="Times New Roman" w:hAnsi="Times New Roman" w:cs="Times New Roman"/>
-          <w:lang w:eastAsia="pt-PT"/>
-        </w:rPr>
-        <w:t>KixiCrédito</w:t>
-      </w:r>
-      <w:proofErr w:type="spellEnd"/>
-      <w:r>
-        <w:rPr>
-          <w:rFonts w:ascii="Times New Roman" w:hAnsi="Times New Roman" w:cs="Times New Roman"/>
-          <w:lang w:eastAsia="pt-PT"/>
-        </w:rPr>
-        <w:t xml:space="preserve"> e a interação dos utilizadores com essas funcionalidades. O principal ator do sistema é o </w:t>
+        <w:t xml:space="preserve">O Diagrama de Casos de Uso representa as principais funcionalidades do sistema KixiCrédito e a interação dos utilizadores com essas funcionalidades. O principal ator do sistema é o </w:t>
       </w:r>
       <w:r>
         <w:rPr>
@@ -9207,23 +7930,7 @@
           <w:rFonts w:ascii="Times New Roman" w:hAnsi="Times New Roman" w:cs="Times New Roman"/>
           <w:lang w:eastAsia="pt-PT"/>
         </w:rPr>
-        <w:t xml:space="preserve">Visualizar </w:t>
-      </w:r>
-      <w:proofErr w:type="spellStart"/>
-      <w:r>
-        <w:rPr>
-          <w:rFonts w:ascii="Times New Roman" w:hAnsi="Times New Roman" w:cs="Times New Roman"/>
-          <w:lang w:eastAsia="pt-PT"/>
-        </w:rPr>
-        <w:t>Dashboard</w:t>
-      </w:r>
-      <w:proofErr w:type="spellEnd"/>
-      <w:r>
-        <w:rPr>
-          <w:rFonts w:ascii="Times New Roman" w:hAnsi="Times New Roman" w:cs="Times New Roman"/>
-          <w:lang w:eastAsia="pt-PT"/>
-        </w:rPr>
-        <w:t xml:space="preserve">; </w:t>
+        <w:t xml:space="preserve">Visualizar Dashboard; </w:t>
       </w:r>
     </w:p>
     <w:p>
@@ -9265,23 +7972,7 @@
           <w:rFonts w:ascii="Times New Roman" w:hAnsi="Times New Roman" w:cs="Times New Roman"/>
           <w:lang w:eastAsia="pt-PT"/>
         </w:rPr>
-        <w:t xml:space="preserve">Efetuar </w:t>
-      </w:r>
-      <w:proofErr w:type="spellStart"/>
-      <w:r>
-        <w:rPr>
-          <w:rFonts w:ascii="Times New Roman" w:hAnsi="Times New Roman" w:cs="Times New Roman"/>
-          <w:lang w:eastAsia="pt-PT"/>
-        </w:rPr>
-        <w:t>Logout</w:t>
-      </w:r>
-      <w:proofErr w:type="spellEnd"/>
-      <w:r>
-        <w:rPr>
-          <w:rFonts w:ascii="Times New Roman" w:hAnsi="Times New Roman" w:cs="Times New Roman"/>
-          <w:lang w:eastAsia="pt-PT"/>
-        </w:rPr>
-        <w:t xml:space="preserve">. </w:t>
+        <w:t xml:space="preserve">Efetuar Logout. </w:t>
       </w:r>
     </w:p>
     <w:p>
@@ -9293,7 +7984,7 @@
       <w:r>
         <w:rPr>
           <w:noProof/>
-          <w:lang w:eastAsia="pt-PT"/>
+          <w:lang w:val="en-US" w:eastAsia="en-US"/>
         </w:rPr>
         <w:drawing>
           <wp:inline distT="0" distB="0" distL="0" distR="0" wp14:anchorId="0376EACD" wp14:editId="030B6248">
@@ -11563,17 +10254,25 @@
           <w:lang w:eastAsia="pt-PT"/>
         </w:rPr>
       </w:pPr>
+      <w:r>
+        <w:rPr>
+          <w:lang w:eastAsia="pt-PT"/>
+        </w:rPr>
+        <w:t xml:space="preserve">  </w:t>
+      </w:r>
+      <w:bookmarkStart w:id="85" w:name="_GoBack"/>
+      <w:bookmarkEnd w:id="85"/>
     </w:p>
     <w:p>
       <w:pPr>
         <w:pStyle w:val="Ttulo2"/>
       </w:pPr>
-      <w:bookmarkStart w:id="85" w:name="_Toc232004221"/>
+      <w:bookmarkStart w:id="86" w:name="_Toc232004221"/>
       <w:r>
         <w:lastRenderedPageBreak/>
         <w:t>Diagrama de classes</w:t>
       </w:r>
-      <w:bookmarkEnd w:id="85"/>
+      <w:bookmarkEnd w:id="86"/>
       <w:r>
         <w:t xml:space="preserve"> </w:t>
       </w:r>
@@ -11587,7 +10286,7 @@
       <w:r>
         <w:rPr>
           <w:noProof/>
-          <w:lang w:eastAsia="pt-PT"/>
+          <w:lang w:val="en-US" w:eastAsia="en-US"/>
         </w:rPr>
         <w:drawing>
           <wp:inline distT="0" distB="0" distL="0" distR="0" wp14:anchorId="5E5AA7DF" wp14:editId="40619D61">
@@ -11647,62 +10346,72 @@
           <w:bCs/>
           <w:lang w:eastAsia="pt-PT"/>
         </w:rPr>
-        <w:t xml:space="preserve">Descrição do Diagrama de Classes – Sistema </w:t>
-      </w:r>
-      <w:proofErr w:type="spellStart"/>
-      <w:r>
-        <w:rPr>
+        <w:t>Descrição do Diagrama de Classes – Sistema KixiCrédito</w:t>
+      </w:r>
+    </w:p>
+    <w:p>
+      <w:pPr>
+        <w:spacing w:line="276" w:lineRule="auto"/>
+        <w:jc w:val="both"/>
+        <w:rPr>
+          <w:rFonts w:asciiTheme="majorBidi" w:hAnsiTheme="majorBidi" w:cstheme="majorBidi"/>
+          <w:lang w:eastAsia="pt-PT"/>
+        </w:rPr>
+      </w:pPr>
+      <w:r>
+        <w:rPr>
+          <w:rFonts w:asciiTheme="majorBidi" w:hAnsiTheme="majorBidi" w:cstheme="majorBidi"/>
+          <w:lang w:eastAsia="pt-PT"/>
+        </w:rPr>
+        <w:t>O diagrama de classes do sistema KixiCrédito representa a estrutura lógica do sistema, mostrando as principais entidades, os seus atributos, métodos e as relações existentes entre elas.</w:t>
+      </w:r>
+    </w:p>
+    <w:p>
+      <w:pPr>
+        <w:spacing w:line="276" w:lineRule="auto"/>
+        <w:jc w:val="both"/>
+        <w:rPr>
+          <w:rFonts w:asciiTheme="majorBidi" w:hAnsiTheme="majorBidi" w:cstheme="majorBidi"/>
           <w:b/>
           <w:bCs/>
           <w:lang w:eastAsia="pt-PT"/>
         </w:rPr>
-        <w:t>KixiCrédito</w:t>
-      </w:r>
-      <w:proofErr w:type="spellEnd"/>
-    </w:p>
-    <w:p>
-      <w:pPr>
-        <w:spacing w:line="276" w:lineRule="auto"/>
-        <w:jc w:val="both"/>
-        <w:rPr>
-          <w:rFonts w:asciiTheme="majorBidi" w:hAnsiTheme="majorBidi" w:cstheme="majorBidi"/>
-          <w:lang w:eastAsia="pt-PT"/>
-        </w:rPr>
-      </w:pPr>
-      <w:r>
-        <w:rPr>
-          <w:rFonts w:asciiTheme="majorBidi" w:hAnsiTheme="majorBidi" w:cstheme="majorBidi"/>
-          <w:lang w:eastAsia="pt-PT"/>
-        </w:rPr>
-        <w:t xml:space="preserve">O diagrama de classes do sistema </w:t>
-      </w:r>
-      <w:proofErr w:type="spellStart"/>
-      <w:r>
-        <w:rPr>
-          <w:rFonts w:asciiTheme="majorBidi" w:hAnsiTheme="majorBidi" w:cstheme="majorBidi"/>
-          <w:lang w:eastAsia="pt-PT"/>
-        </w:rPr>
-        <w:t>KixiCrédito</w:t>
-      </w:r>
-      <w:proofErr w:type="spellEnd"/>
-      <w:r>
-        <w:rPr>
-          <w:rFonts w:asciiTheme="majorBidi" w:hAnsiTheme="majorBidi" w:cstheme="majorBidi"/>
-          <w:lang w:eastAsia="pt-PT"/>
-        </w:rPr>
-        <w:t xml:space="preserve"> representa a estrutura lógica do sistema, mostrando as principais entidades, os seus atributos, métodos e as relações existentes entre elas.</w:t>
-      </w:r>
-    </w:p>
-    <w:p>
-      <w:pPr>
-        <w:spacing w:line="276" w:lineRule="auto"/>
-        <w:jc w:val="both"/>
+      </w:pPr>
+      <w:r>
         <w:rPr>
           <w:rFonts w:asciiTheme="majorBidi" w:hAnsiTheme="majorBidi" w:cstheme="majorBidi"/>
           <w:b/>
           <w:bCs/>
           <w:lang w:eastAsia="pt-PT"/>
         </w:rPr>
+        <w:t>1. Classe Utilizador</w:t>
+      </w:r>
+    </w:p>
+    <w:p>
+      <w:pPr>
+        <w:spacing w:line="276" w:lineRule="auto"/>
+        <w:jc w:val="both"/>
+        <w:rPr>
+          <w:rFonts w:asciiTheme="majorBidi" w:hAnsiTheme="majorBidi" w:cstheme="majorBidi"/>
+          <w:lang w:eastAsia="pt-PT"/>
+        </w:rPr>
+      </w:pPr>
+      <w:r>
+        <w:rPr>
+          <w:rFonts w:asciiTheme="majorBidi" w:hAnsiTheme="majorBidi" w:cstheme="majorBidi"/>
+          <w:lang w:eastAsia="pt-PT"/>
+        </w:rPr>
+        <w:t>Representa os utilizadores do sistema (administrador e funcionários).</w:t>
+      </w:r>
+    </w:p>
+    <w:p>
+      <w:pPr>
+        <w:spacing w:line="276" w:lineRule="auto"/>
+        <w:jc w:val="both"/>
+        <w:rPr>
+          <w:rFonts w:asciiTheme="majorBidi" w:hAnsiTheme="majorBidi" w:cstheme="majorBidi"/>
+          <w:lang w:eastAsia="pt-PT"/>
+        </w:rPr>
       </w:pPr>
       <w:r>
         <w:rPr>
@@ -11711,24 +10420,14 @@
           <w:bCs/>
           <w:lang w:eastAsia="pt-PT"/>
         </w:rPr>
-        <w:t>1. Classe Utilizador</w:t>
-      </w:r>
-    </w:p>
-    <w:p>
-      <w:pPr>
-        <w:spacing w:line="276" w:lineRule="auto"/>
-        <w:jc w:val="both"/>
-        <w:rPr>
-          <w:rFonts w:asciiTheme="majorBidi" w:hAnsiTheme="majorBidi" w:cstheme="majorBidi"/>
-          <w:lang w:eastAsia="pt-PT"/>
-        </w:rPr>
-      </w:pPr>
-      <w:r>
-        <w:rPr>
-          <w:rFonts w:asciiTheme="majorBidi" w:hAnsiTheme="majorBidi" w:cstheme="majorBidi"/>
-          <w:lang w:eastAsia="pt-PT"/>
-        </w:rPr>
-        <w:t>Representa os utilizadores do sistema (administrador e funcionários).</w:t>
+        <w:t>Atributos:</w:t>
+      </w:r>
+      <w:r>
+        <w:rPr>
+          <w:rFonts w:asciiTheme="majorBidi" w:hAnsiTheme="majorBidi" w:cstheme="majorBidi"/>
+          <w:lang w:eastAsia="pt-PT"/>
+        </w:rPr>
+        <w:t xml:space="preserve"> idUtilizador, nome, username, password, email, estado, dataCriacao </w:t>
       </w:r>
     </w:p>
     <w:p>
@@ -11747,62 +10446,21 @@
           <w:bCs/>
           <w:lang w:eastAsia="pt-PT"/>
         </w:rPr>
-        <w:t>Atributos:</w:t>
-      </w:r>
-      <w:r>
-        <w:rPr>
-          <w:rFonts w:asciiTheme="majorBidi" w:hAnsiTheme="majorBidi" w:cstheme="majorBidi"/>
-          <w:lang w:eastAsia="pt-PT"/>
-        </w:rPr>
-        <w:t xml:space="preserve"> </w:t>
-      </w:r>
-      <w:proofErr w:type="spellStart"/>
-      <w:r>
-        <w:rPr>
-          <w:rFonts w:asciiTheme="majorBidi" w:hAnsiTheme="majorBidi" w:cstheme="majorBidi"/>
-          <w:lang w:eastAsia="pt-PT"/>
-        </w:rPr>
-        <w:t>idUtilizador</w:t>
-      </w:r>
-      <w:proofErr w:type="spellEnd"/>
-      <w:r>
-        <w:rPr>
-          <w:rFonts w:asciiTheme="majorBidi" w:hAnsiTheme="majorBidi" w:cstheme="majorBidi"/>
-          <w:lang w:eastAsia="pt-PT"/>
-        </w:rPr>
-        <w:t xml:space="preserve">, nome, </w:t>
-      </w:r>
-      <w:proofErr w:type="spellStart"/>
-      <w:r>
-        <w:rPr>
-          <w:rFonts w:asciiTheme="majorBidi" w:hAnsiTheme="majorBidi" w:cstheme="majorBidi"/>
-          <w:lang w:eastAsia="pt-PT"/>
-        </w:rPr>
-        <w:t>username</w:t>
-      </w:r>
-      <w:proofErr w:type="spellEnd"/>
-      <w:r>
-        <w:rPr>
-          <w:rFonts w:asciiTheme="majorBidi" w:hAnsiTheme="majorBidi" w:cstheme="majorBidi"/>
-          <w:lang w:eastAsia="pt-PT"/>
-        </w:rPr>
-        <w:t xml:space="preserve">, password, email, estado, </w:t>
-      </w:r>
-      <w:proofErr w:type="spellStart"/>
-      <w:r>
-        <w:rPr>
-          <w:rFonts w:asciiTheme="majorBidi" w:hAnsiTheme="majorBidi" w:cstheme="majorBidi"/>
-          <w:lang w:eastAsia="pt-PT"/>
-        </w:rPr>
-        <w:t>dataCriacao</w:t>
-      </w:r>
-      <w:proofErr w:type="spellEnd"/>
-      <w:r>
-        <w:rPr>
-          <w:rFonts w:asciiTheme="majorBidi" w:hAnsiTheme="majorBidi" w:cstheme="majorBidi"/>
-          <w:lang w:eastAsia="pt-PT"/>
-        </w:rPr>
-        <w:t xml:space="preserve"> </w:t>
+        <w:t>Métodos:</w:t>
+      </w:r>
+      <w:r>
+        <w:rPr>
+          <w:rFonts w:asciiTheme="majorBidi" w:hAnsiTheme="majorBidi" w:cstheme="majorBidi"/>
+          <w:lang w:eastAsia="pt-PT"/>
+        </w:rPr>
+        <w:t xml:space="preserve"> login(), logout(), alterarPassword(</w:t>
+      </w:r>
+      <w:r>
+        <w:rPr>
+          <w:rFonts w:asciiTheme="majorBidi" w:hAnsiTheme="majorBidi" w:cstheme="majorBidi"/>
+          <w:lang w:eastAsia="pt-PT"/>
+        </w:rPr>
+        <w:t>).</w:t>
       </w:r>
     </w:p>
     <w:p>
@@ -11814,82 +10472,53 @@
           <w:lang w:eastAsia="pt-PT"/>
         </w:rPr>
       </w:pPr>
-      <w:r>
+    </w:p>
+    <w:p>
+      <w:pPr>
+        <w:spacing w:line="276" w:lineRule="auto"/>
+        <w:jc w:val="both"/>
         <w:rPr>
           <w:rFonts w:asciiTheme="majorBidi" w:hAnsiTheme="majorBidi" w:cstheme="majorBidi"/>
           <w:b/>
           <w:bCs/>
           <w:lang w:eastAsia="pt-PT"/>
         </w:rPr>
-        <w:t>Métodos:</w:t>
-      </w:r>
-      <w:r>
-        <w:rPr>
-          <w:rFonts w:asciiTheme="majorBidi" w:hAnsiTheme="majorBidi" w:cstheme="majorBidi"/>
-          <w:lang w:eastAsia="pt-PT"/>
-        </w:rPr>
-        <w:t xml:space="preserve"> login(), </w:t>
-      </w:r>
-      <w:proofErr w:type="spellStart"/>
-      <w:r>
-        <w:rPr>
-          <w:rFonts w:asciiTheme="majorBidi" w:hAnsiTheme="majorBidi" w:cstheme="majorBidi"/>
-          <w:lang w:eastAsia="pt-PT"/>
-        </w:rPr>
-        <w:t>logout</w:t>
-      </w:r>
-      <w:proofErr w:type="spellEnd"/>
-      <w:r>
-        <w:rPr>
-          <w:rFonts w:asciiTheme="majorBidi" w:hAnsiTheme="majorBidi" w:cstheme="majorBidi"/>
-          <w:lang w:eastAsia="pt-PT"/>
-        </w:rPr>
-        <w:t xml:space="preserve">(), </w:t>
-      </w:r>
-      <w:proofErr w:type="spellStart"/>
-      <w:r>
-        <w:rPr>
-          <w:rFonts w:asciiTheme="majorBidi" w:hAnsiTheme="majorBidi" w:cstheme="majorBidi"/>
-          <w:lang w:eastAsia="pt-PT"/>
-        </w:rPr>
-        <w:t>alterarPassword</w:t>
-      </w:r>
-      <w:proofErr w:type="spellEnd"/>
-      <w:r>
-        <w:rPr>
-          <w:rFonts w:asciiTheme="majorBidi" w:hAnsiTheme="majorBidi" w:cstheme="majorBidi"/>
-          <w:lang w:eastAsia="pt-PT"/>
-        </w:rPr>
-        <w:t>(</w:t>
-      </w:r>
-      <w:r>
-        <w:rPr>
-          <w:rFonts w:asciiTheme="majorBidi" w:hAnsiTheme="majorBidi" w:cstheme="majorBidi"/>
-          <w:lang w:eastAsia="pt-PT"/>
-        </w:rPr>
-        <w:t>).</w:t>
-      </w:r>
-    </w:p>
-    <w:p>
-      <w:pPr>
-        <w:spacing w:line="276" w:lineRule="auto"/>
-        <w:jc w:val="both"/>
-        <w:rPr>
-          <w:rFonts w:asciiTheme="majorBidi" w:hAnsiTheme="majorBidi" w:cstheme="majorBidi"/>
-          <w:lang w:eastAsia="pt-PT"/>
-        </w:rPr>
-      </w:pPr>
-    </w:p>
-    <w:p>
-      <w:pPr>
-        <w:spacing w:line="276" w:lineRule="auto"/>
-        <w:jc w:val="both"/>
+      </w:pPr>
+      <w:r>
         <w:rPr>
           <w:rFonts w:asciiTheme="majorBidi" w:hAnsiTheme="majorBidi" w:cstheme="majorBidi"/>
           <w:b/>
           <w:bCs/>
           <w:lang w:eastAsia="pt-PT"/>
         </w:rPr>
+        <w:t>2. Classe Perfil</w:t>
+      </w:r>
+    </w:p>
+    <w:p>
+      <w:pPr>
+        <w:spacing w:line="276" w:lineRule="auto"/>
+        <w:jc w:val="both"/>
+        <w:rPr>
+          <w:rFonts w:asciiTheme="majorBidi" w:hAnsiTheme="majorBidi" w:cstheme="majorBidi"/>
+          <w:lang w:eastAsia="pt-PT"/>
+        </w:rPr>
+      </w:pPr>
+      <w:r>
+        <w:rPr>
+          <w:rFonts w:asciiTheme="majorBidi" w:hAnsiTheme="majorBidi" w:cstheme="majorBidi"/>
+          <w:lang w:eastAsia="pt-PT"/>
+        </w:rPr>
+        <w:t>Define os perfis de acesso dos utilizadores.</w:t>
+      </w:r>
+    </w:p>
+    <w:p>
+      <w:pPr>
+        <w:spacing w:line="276" w:lineRule="auto"/>
+        <w:jc w:val="both"/>
+        <w:rPr>
+          <w:rFonts w:asciiTheme="majorBidi" w:hAnsiTheme="majorBidi" w:cstheme="majorBidi"/>
+          <w:lang w:eastAsia="pt-PT"/>
+        </w:rPr>
       </w:pPr>
       <w:r>
         <w:rPr>
@@ -11898,24 +10527,14 @@
           <w:bCs/>
           <w:lang w:eastAsia="pt-PT"/>
         </w:rPr>
-        <w:t>2. Classe Perfil</w:t>
-      </w:r>
-    </w:p>
-    <w:p>
-      <w:pPr>
-        <w:spacing w:line="276" w:lineRule="auto"/>
-        <w:jc w:val="both"/>
-        <w:rPr>
-          <w:rFonts w:asciiTheme="majorBidi" w:hAnsiTheme="majorBidi" w:cstheme="majorBidi"/>
-          <w:lang w:eastAsia="pt-PT"/>
-        </w:rPr>
-      </w:pPr>
-      <w:r>
-        <w:rPr>
-          <w:rFonts w:asciiTheme="majorBidi" w:hAnsiTheme="majorBidi" w:cstheme="majorBidi"/>
-          <w:lang w:eastAsia="pt-PT"/>
-        </w:rPr>
-        <w:t>Define os perfis de acesso dos utilizadores.</w:t>
+        <w:t>Atributos:</w:t>
+      </w:r>
+      <w:r>
+        <w:rPr>
+          <w:rFonts w:asciiTheme="majorBidi" w:hAnsiTheme="majorBidi" w:cstheme="majorBidi"/>
+          <w:lang w:eastAsia="pt-PT"/>
+        </w:rPr>
+        <w:t xml:space="preserve"> idPerfil, nome, descricao </w:t>
       </w:r>
     </w:p>
     <w:p>
@@ -11934,46 +10553,14 @@
           <w:bCs/>
           <w:lang w:eastAsia="pt-PT"/>
         </w:rPr>
-        <w:t>Atributos:</w:t>
-      </w:r>
-      <w:r>
-        <w:rPr>
-          <w:rFonts w:asciiTheme="majorBidi" w:hAnsiTheme="majorBidi" w:cstheme="majorBidi"/>
-          <w:lang w:eastAsia="pt-PT"/>
-        </w:rPr>
-        <w:t xml:space="preserve"> </w:t>
-      </w:r>
-      <w:proofErr w:type="spellStart"/>
-      <w:r>
-        <w:rPr>
-          <w:rFonts w:asciiTheme="majorBidi" w:hAnsiTheme="majorBidi" w:cstheme="majorBidi"/>
-          <w:lang w:eastAsia="pt-PT"/>
-        </w:rPr>
-        <w:t>idPerfil</w:t>
-      </w:r>
-      <w:proofErr w:type="spellEnd"/>
-      <w:r>
-        <w:rPr>
-          <w:rFonts w:asciiTheme="majorBidi" w:hAnsiTheme="majorBidi" w:cstheme="majorBidi"/>
-          <w:lang w:eastAsia="pt-PT"/>
-        </w:rPr>
-        <w:t xml:space="preserve">, nome, </w:t>
-      </w:r>
-      <w:proofErr w:type="spellStart"/>
-      <w:r>
-        <w:rPr>
-          <w:rFonts w:asciiTheme="majorBidi" w:hAnsiTheme="majorBidi" w:cstheme="majorBidi"/>
-          <w:lang w:eastAsia="pt-PT"/>
-        </w:rPr>
-        <w:t>descricao</w:t>
-      </w:r>
-      <w:proofErr w:type="spellEnd"/>
-      <w:r>
-        <w:rPr>
-          <w:rFonts w:asciiTheme="majorBidi" w:hAnsiTheme="majorBidi" w:cstheme="majorBidi"/>
-          <w:lang w:eastAsia="pt-PT"/>
-        </w:rPr>
-        <w:t xml:space="preserve"> </w:t>
+        <w:t>Método:</w:t>
+      </w:r>
+      <w:r>
+        <w:rPr>
+          <w:rFonts w:asciiTheme="majorBidi" w:hAnsiTheme="majorBidi" w:cstheme="majorBidi"/>
+          <w:lang w:eastAsia="pt-PT"/>
+        </w:rPr>
+        <w:t xml:space="preserve"> listar() </w:t>
       </w:r>
     </w:p>
     <w:p>
@@ -11985,43 +10572,53 @@
           <w:lang w:eastAsia="pt-PT"/>
         </w:rPr>
       </w:pPr>
-      <w:r>
+    </w:p>
+    <w:p>
+      <w:pPr>
+        <w:spacing w:line="276" w:lineRule="auto"/>
+        <w:jc w:val="both"/>
         <w:rPr>
           <w:rFonts w:asciiTheme="majorBidi" w:hAnsiTheme="majorBidi" w:cstheme="majorBidi"/>
           <w:b/>
           <w:bCs/>
           <w:lang w:eastAsia="pt-PT"/>
         </w:rPr>
-        <w:t>Método:</w:t>
-      </w:r>
-      <w:r>
-        <w:rPr>
-          <w:rFonts w:asciiTheme="majorBidi" w:hAnsiTheme="majorBidi" w:cstheme="majorBidi"/>
-          <w:lang w:eastAsia="pt-PT"/>
-        </w:rPr>
-        <w:t xml:space="preserve"> listar() </w:t>
-      </w:r>
-    </w:p>
-    <w:p>
-      <w:pPr>
-        <w:spacing w:line="276" w:lineRule="auto"/>
-        <w:jc w:val="both"/>
-        <w:rPr>
-          <w:rFonts w:asciiTheme="majorBidi" w:hAnsiTheme="majorBidi" w:cstheme="majorBidi"/>
-          <w:lang w:eastAsia="pt-PT"/>
-        </w:rPr>
-      </w:pPr>
-    </w:p>
-    <w:p>
-      <w:pPr>
-        <w:spacing w:line="276" w:lineRule="auto"/>
-        <w:jc w:val="both"/>
+      </w:pPr>
+      <w:r>
         <w:rPr>
           <w:rFonts w:asciiTheme="majorBidi" w:hAnsiTheme="majorBidi" w:cstheme="majorBidi"/>
           <w:b/>
           <w:bCs/>
           <w:lang w:eastAsia="pt-PT"/>
         </w:rPr>
+        <w:t>3. Classe Cliente</w:t>
+      </w:r>
+    </w:p>
+    <w:p>
+      <w:pPr>
+        <w:spacing w:line="276" w:lineRule="auto"/>
+        <w:jc w:val="both"/>
+        <w:rPr>
+          <w:rFonts w:asciiTheme="majorBidi" w:hAnsiTheme="majorBidi" w:cstheme="majorBidi"/>
+          <w:lang w:eastAsia="pt-PT"/>
+        </w:rPr>
+      </w:pPr>
+      <w:r>
+        <w:rPr>
+          <w:rFonts w:asciiTheme="majorBidi" w:hAnsiTheme="majorBidi" w:cstheme="majorBidi"/>
+          <w:lang w:eastAsia="pt-PT"/>
+        </w:rPr>
+        <w:t>Representa os clientes da instituição financeira.</w:t>
+      </w:r>
+    </w:p>
+    <w:p>
+      <w:pPr>
+        <w:spacing w:line="276" w:lineRule="auto"/>
+        <w:jc w:val="both"/>
+        <w:rPr>
+          <w:rFonts w:asciiTheme="majorBidi" w:hAnsiTheme="majorBidi" w:cstheme="majorBidi"/>
+          <w:lang w:eastAsia="pt-PT"/>
+        </w:rPr>
       </w:pPr>
       <w:r>
         <w:rPr>
@@ -12030,24 +10627,14 @@
           <w:bCs/>
           <w:lang w:eastAsia="pt-PT"/>
         </w:rPr>
-        <w:t>3. Classe Cliente</w:t>
-      </w:r>
-    </w:p>
-    <w:p>
-      <w:pPr>
-        <w:spacing w:line="276" w:lineRule="auto"/>
-        <w:jc w:val="both"/>
-        <w:rPr>
-          <w:rFonts w:asciiTheme="majorBidi" w:hAnsiTheme="majorBidi" w:cstheme="majorBidi"/>
-          <w:lang w:eastAsia="pt-PT"/>
-        </w:rPr>
-      </w:pPr>
-      <w:r>
-        <w:rPr>
-          <w:rFonts w:asciiTheme="majorBidi" w:hAnsiTheme="majorBidi" w:cstheme="majorBidi"/>
-          <w:lang w:eastAsia="pt-PT"/>
-        </w:rPr>
-        <w:t>Representa os clientes da instituição financeira.</w:t>
+        <w:t>Atributos:</w:t>
+      </w:r>
+      <w:r>
+        <w:rPr>
+          <w:rFonts w:asciiTheme="majorBidi" w:hAnsiTheme="majorBidi" w:cstheme="majorBidi"/>
+          <w:lang w:eastAsia="pt-PT"/>
+        </w:rPr>
+        <w:t xml:space="preserve"> idCliente, nome, dataNascimento, BI, contacto, endereco, dataRegisto, estado </w:t>
       </w:r>
     </w:p>
     <w:p>
@@ -12066,117 +10653,63 @@
           <w:bCs/>
           <w:lang w:eastAsia="pt-PT"/>
         </w:rPr>
-        <w:t>Atributos:</w:t>
-      </w:r>
-      <w:r>
-        <w:rPr>
-          <w:rFonts w:asciiTheme="majorBidi" w:hAnsiTheme="majorBidi" w:cstheme="majorBidi"/>
-          <w:lang w:eastAsia="pt-PT"/>
-        </w:rPr>
-        <w:t xml:space="preserve"> </w:t>
-      </w:r>
-      <w:proofErr w:type="spellStart"/>
-      <w:r>
-        <w:rPr>
-          <w:rFonts w:asciiTheme="majorBidi" w:hAnsiTheme="majorBidi" w:cstheme="majorBidi"/>
-          <w:lang w:eastAsia="pt-PT"/>
-        </w:rPr>
-        <w:t>idCliente</w:t>
-      </w:r>
-      <w:proofErr w:type="spellEnd"/>
-      <w:r>
-        <w:rPr>
-          <w:rFonts w:asciiTheme="majorBidi" w:hAnsiTheme="majorBidi" w:cstheme="majorBidi"/>
-          <w:lang w:eastAsia="pt-PT"/>
-        </w:rPr>
-        <w:t xml:space="preserve">, nome, </w:t>
-      </w:r>
-      <w:proofErr w:type="spellStart"/>
-      <w:r>
-        <w:rPr>
-          <w:rFonts w:asciiTheme="majorBidi" w:hAnsiTheme="majorBidi" w:cstheme="majorBidi"/>
-          <w:lang w:eastAsia="pt-PT"/>
-        </w:rPr>
-        <w:t>dataNascimento</w:t>
-      </w:r>
-      <w:proofErr w:type="spellEnd"/>
-      <w:r>
-        <w:rPr>
-          <w:rFonts w:asciiTheme="majorBidi" w:hAnsiTheme="majorBidi" w:cstheme="majorBidi"/>
-          <w:lang w:eastAsia="pt-PT"/>
-        </w:rPr>
-        <w:t xml:space="preserve">, BI, contacto, </w:t>
-      </w:r>
-      <w:proofErr w:type="spellStart"/>
-      <w:r>
-        <w:rPr>
-          <w:rFonts w:asciiTheme="majorBidi" w:hAnsiTheme="majorBidi" w:cstheme="majorBidi"/>
-          <w:lang w:eastAsia="pt-PT"/>
-        </w:rPr>
-        <w:t>endereco</w:t>
-      </w:r>
-      <w:proofErr w:type="spellEnd"/>
-      <w:r>
-        <w:rPr>
-          <w:rFonts w:asciiTheme="majorBidi" w:hAnsiTheme="majorBidi" w:cstheme="majorBidi"/>
-          <w:lang w:eastAsia="pt-PT"/>
-        </w:rPr>
-        <w:t xml:space="preserve">, </w:t>
-      </w:r>
-      <w:proofErr w:type="spellStart"/>
-      <w:r>
-        <w:rPr>
-          <w:rFonts w:asciiTheme="majorBidi" w:hAnsiTheme="majorBidi" w:cstheme="majorBidi"/>
-          <w:lang w:eastAsia="pt-PT"/>
-        </w:rPr>
-        <w:t>dataRegisto</w:t>
-      </w:r>
-      <w:proofErr w:type="spellEnd"/>
-      <w:r>
-        <w:rPr>
-          <w:rFonts w:asciiTheme="majorBidi" w:hAnsiTheme="majorBidi" w:cstheme="majorBidi"/>
-          <w:lang w:eastAsia="pt-PT"/>
-        </w:rPr>
-        <w:t xml:space="preserve">, estado </w:t>
+        <w:lastRenderedPageBreak/>
+        <w:t>Métodos:</w:t>
+      </w:r>
+      <w:r>
+        <w:rPr>
+          <w:rFonts w:asciiTheme="majorBidi" w:hAnsiTheme="majorBidi" w:cstheme="majorBidi"/>
+          <w:lang w:eastAsia="pt-PT"/>
+        </w:rPr>
+        <w:t xml:space="preserve"> adicionar(), editar(), eliminar(), listar() </w:t>
       </w:r>
     </w:p>
     <w:p>
       <w:pPr>
         <w:spacing w:line="276" w:lineRule="auto"/>
         <w:jc w:val="both"/>
-        <w:rPr>
-          <w:rFonts w:asciiTheme="majorBidi" w:hAnsiTheme="majorBidi" w:cstheme="majorBidi"/>
-          <w:lang w:eastAsia="pt-PT"/>
-        </w:rPr>
-      </w:pPr>
-      <w:r>
         <w:rPr>
           <w:rFonts w:asciiTheme="majorBidi" w:hAnsiTheme="majorBidi" w:cstheme="majorBidi"/>
           <w:b/>
           <w:bCs/>
           <w:lang w:eastAsia="pt-PT"/>
         </w:rPr>
-        <w:lastRenderedPageBreak/>
-        <w:t>Métodos:</w:t>
-      </w:r>
-      <w:r>
-        <w:rPr>
-          <w:rFonts w:asciiTheme="majorBidi" w:hAnsiTheme="majorBidi" w:cstheme="majorBidi"/>
-          <w:lang w:eastAsia="pt-PT"/>
-        </w:rPr>
-        <w:t xml:space="preserve"> adicionar(), editar(), eliminar(), listar() </w:t>
-      </w:r>
-    </w:p>
-    <w:p>
-      <w:pPr>
-        <w:spacing w:line="276" w:lineRule="auto"/>
-        <w:jc w:val="both"/>
+      </w:pPr>
+      <w:r>
         <w:rPr>
           <w:rFonts w:asciiTheme="majorBidi" w:hAnsiTheme="majorBidi" w:cstheme="majorBidi"/>
           <w:b/>
           <w:bCs/>
           <w:lang w:eastAsia="pt-PT"/>
         </w:rPr>
+        <w:t>4. Classe Empréstimo</w:t>
+      </w:r>
+    </w:p>
+    <w:p>
+      <w:pPr>
+        <w:spacing w:line="276" w:lineRule="auto"/>
+        <w:jc w:val="both"/>
+        <w:rPr>
+          <w:rFonts w:asciiTheme="majorBidi" w:hAnsiTheme="majorBidi" w:cstheme="majorBidi"/>
+          <w:lang w:eastAsia="pt-PT"/>
+        </w:rPr>
+      </w:pPr>
+      <w:r>
+        <w:rPr>
+          <w:rFonts w:asciiTheme="majorBidi" w:hAnsiTheme="majorBidi" w:cstheme="majorBidi"/>
+          <w:lang w:eastAsia="pt-PT"/>
+        </w:rPr>
+        <w:t>Representa os créditos solicitados pelos clientes.</w:t>
+      </w:r>
+    </w:p>
+    <w:p>
+      <w:pPr>
+        <w:spacing w:line="276" w:lineRule="auto"/>
+        <w:jc w:val="both"/>
+        <w:rPr>
+          <w:rFonts w:asciiTheme="majorBidi" w:hAnsiTheme="majorBidi" w:cstheme="majorBidi"/>
+          <w:lang w:eastAsia="pt-PT"/>
+        </w:rPr>
       </w:pPr>
       <w:r>
         <w:rPr>
@@ -12185,24 +10718,14 @@
           <w:bCs/>
           <w:lang w:eastAsia="pt-PT"/>
         </w:rPr>
-        <w:t>4. Classe Empréstimo</w:t>
-      </w:r>
-    </w:p>
-    <w:p>
-      <w:pPr>
-        <w:spacing w:line="276" w:lineRule="auto"/>
-        <w:jc w:val="both"/>
-        <w:rPr>
-          <w:rFonts w:asciiTheme="majorBidi" w:hAnsiTheme="majorBidi" w:cstheme="majorBidi"/>
-          <w:lang w:eastAsia="pt-PT"/>
-        </w:rPr>
-      </w:pPr>
-      <w:r>
-        <w:rPr>
-          <w:rFonts w:asciiTheme="majorBidi" w:hAnsiTheme="majorBidi" w:cstheme="majorBidi"/>
-          <w:lang w:eastAsia="pt-PT"/>
-        </w:rPr>
-        <w:t>Representa os créditos solicitados pelos clientes.</w:t>
+        <w:t>Atributos:</w:t>
+      </w:r>
+      <w:r>
+        <w:rPr>
+          <w:rFonts w:asciiTheme="majorBidi" w:hAnsiTheme="majorBidi" w:cstheme="majorBidi"/>
+          <w:lang w:eastAsia="pt-PT"/>
+        </w:rPr>
+        <w:t xml:space="preserve"> idEmprestimo, idCliente, valor, taxaJuros, prazoMeses, dataPedido, dataAprovacao, estado </w:t>
       </w:r>
     </w:p>
     <w:p>
@@ -12221,148 +10744,62 @@
           <w:bCs/>
           <w:lang w:eastAsia="pt-PT"/>
         </w:rPr>
-        <w:t>Atributos:</w:t>
-      </w:r>
-      <w:r>
-        <w:rPr>
-          <w:rFonts w:asciiTheme="majorBidi" w:hAnsiTheme="majorBidi" w:cstheme="majorBidi"/>
-          <w:lang w:eastAsia="pt-PT"/>
-        </w:rPr>
-        <w:t xml:space="preserve"> </w:t>
-      </w:r>
-      <w:proofErr w:type="spellStart"/>
-      <w:r>
-        <w:rPr>
-          <w:rFonts w:asciiTheme="majorBidi" w:hAnsiTheme="majorBidi" w:cstheme="majorBidi"/>
-          <w:lang w:eastAsia="pt-PT"/>
-        </w:rPr>
-        <w:t>idEmprestimo</w:t>
-      </w:r>
-      <w:proofErr w:type="spellEnd"/>
-      <w:r>
-        <w:rPr>
-          <w:rFonts w:asciiTheme="majorBidi" w:hAnsiTheme="majorBidi" w:cstheme="majorBidi"/>
-          <w:lang w:eastAsia="pt-PT"/>
-        </w:rPr>
-        <w:t xml:space="preserve">, </w:t>
-      </w:r>
-      <w:proofErr w:type="spellStart"/>
-      <w:r>
-        <w:rPr>
-          <w:rFonts w:asciiTheme="majorBidi" w:hAnsiTheme="majorBidi" w:cstheme="majorBidi"/>
-          <w:lang w:eastAsia="pt-PT"/>
-        </w:rPr>
-        <w:t>idCliente</w:t>
-      </w:r>
-      <w:proofErr w:type="spellEnd"/>
-      <w:r>
-        <w:rPr>
-          <w:rFonts w:asciiTheme="majorBidi" w:hAnsiTheme="majorBidi" w:cstheme="majorBidi"/>
-          <w:lang w:eastAsia="pt-PT"/>
-        </w:rPr>
-        <w:t xml:space="preserve">, valor, </w:t>
-      </w:r>
-      <w:proofErr w:type="spellStart"/>
-      <w:r>
-        <w:rPr>
-          <w:rFonts w:asciiTheme="majorBidi" w:hAnsiTheme="majorBidi" w:cstheme="majorBidi"/>
-          <w:lang w:eastAsia="pt-PT"/>
-        </w:rPr>
-        <w:t>taxaJuros</w:t>
-      </w:r>
-      <w:proofErr w:type="spellEnd"/>
-      <w:r>
-        <w:rPr>
-          <w:rFonts w:asciiTheme="majorBidi" w:hAnsiTheme="majorBidi" w:cstheme="majorBidi"/>
-          <w:lang w:eastAsia="pt-PT"/>
-        </w:rPr>
-        <w:t xml:space="preserve">, </w:t>
-      </w:r>
-      <w:proofErr w:type="spellStart"/>
-      <w:r>
-        <w:rPr>
-          <w:rFonts w:asciiTheme="majorBidi" w:hAnsiTheme="majorBidi" w:cstheme="majorBidi"/>
-          <w:lang w:eastAsia="pt-PT"/>
-        </w:rPr>
-        <w:t>prazoMeses</w:t>
-      </w:r>
-      <w:proofErr w:type="spellEnd"/>
-      <w:r>
-        <w:rPr>
-          <w:rFonts w:asciiTheme="majorBidi" w:hAnsiTheme="majorBidi" w:cstheme="majorBidi"/>
-          <w:lang w:eastAsia="pt-PT"/>
-        </w:rPr>
-        <w:t xml:space="preserve">, </w:t>
-      </w:r>
-      <w:proofErr w:type="spellStart"/>
-      <w:r>
-        <w:rPr>
-          <w:rFonts w:asciiTheme="majorBidi" w:hAnsiTheme="majorBidi" w:cstheme="majorBidi"/>
-          <w:lang w:eastAsia="pt-PT"/>
-        </w:rPr>
-        <w:t>dataPedido</w:t>
-      </w:r>
-      <w:proofErr w:type="spellEnd"/>
-      <w:r>
-        <w:rPr>
-          <w:rFonts w:asciiTheme="majorBidi" w:hAnsiTheme="majorBidi" w:cstheme="majorBidi"/>
-          <w:lang w:eastAsia="pt-PT"/>
-        </w:rPr>
-        <w:t xml:space="preserve">, </w:t>
-      </w:r>
-      <w:proofErr w:type="spellStart"/>
-      <w:r>
-        <w:rPr>
-          <w:rFonts w:asciiTheme="majorBidi" w:hAnsiTheme="majorBidi" w:cstheme="majorBidi"/>
-          <w:lang w:eastAsia="pt-PT"/>
-        </w:rPr>
-        <w:t>dataAprovacao</w:t>
-      </w:r>
-      <w:proofErr w:type="spellEnd"/>
-      <w:r>
-        <w:rPr>
-          <w:rFonts w:asciiTheme="majorBidi" w:hAnsiTheme="majorBidi" w:cstheme="majorBidi"/>
-          <w:lang w:eastAsia="pt-PT"/>
-        </w:rPr>
-        <w:t xml:space="preserve">, estado </w:t>
+        <w:t>Métodos:</w:t>
+      </w:r>
+      <w:r>
+        <w:rPr>
+          <w:rFonts w:asciiTheme="majorBidi" w:hAnsiTheme="majorBidi" w:cstheme="majorBidi"/>
+          <w:lang w:eastAsia="pt-PT"/>
+        </w:rPr>
+        <w:t xml:space="preserve"> adicionar(), aprovar(), rejeitar(), listar() </w:t>
       </w:r>
     </w:p>
     <w:p>
       <w:pPr>
         <w:spacing w:line="276" w:lineRule="auto"/>
         <w:jc w:val="both"/>
-        <w:rPr>
-          <w:rFonts w:asciiTheme="majorBidi" w:hAnsiTheme="majorBidi" w:cstheme="majorBidi"/>
-          <w:lang w:eastAsia="pt-PT"/>
-        </w:rPr>
-      </w:pPr>
-      <w:r>
         <w:rPr>
           <w:rFonts w:asciiTheme="majorBidi" w:hAnsiTheme="majorBidi" w:cstheme="majorBidi"/>
           <w:b/>
           <w:bCs/>
           <w:lang w:eastAsia="pt-PT"/>
         </w:rPr>
-        <w:t>Métodos:</w:t>
-      </w:r>
-      <w:r>
-        <w:rPr>
-          <w:rFonts w:asciiTheme="majorBidi" w:hAnsiTheme="majorBidi" w:cstheme="majorBidi"/>
-          <w:lang w:eastAsia="pt-PT"/>
-        </w:rPr>
-        <w:t xml:space="preserve"> adicionar(), aprovar(), rejeitar(), listar() </w:t>
-      </w:r>
-    </w:p>
-    <w:p>
-      <w:pPr>
-        <w:spacing w:line="276" w:lineRule="auto"/>
-        <w:jc w:val="both"/>
+      </w:pPr>
+      <w:r>
         <w:rPr>
           <w:rFonts w:asciiTheme="majorBidi" w:hAnsiTheme="majorBidi" w:cstheme="majorBidi"/>
           <w:b/>
           <w:bCs/>
           <w:lang w:eastAsia="pt-PT"/>
         </w:rPr>
+        <w:t>5. Classe Desembolso</w:t>
+      </w:r>
+    </w:p>
+    <w:p>
+      <w:pPr>
+        <w:spacing w:line="276" w:lineRule="auto"/>
+        <w:jc w:val="both"/>
+        <w:rPr>
+          <w:rFonts w:asciiTheme="majorBidi" w:hAnsiTheme="majorBidi" w:cstheme="majorBidi"/>
+          <w:lang w:eastAsia="pt-PT"/>
+        </w:rPr>
+      </w:pPr>
+      <w:r>
+        <w:rPr>
+          <w:rFonts w:asciiTheme="majorBidi" w:hAnsiTheme="majorBidi" w:cstheme="majorBidi"/>
+          <w:lang w:eastAsia="pt-PT"/>
+        </w:rPr>
+        <w:t>Regista a entrega do dinheiro ao cliente.</w:t>
+      </w:r>
+    </w:p>
+    <w:p>
+      <w:pPr>
+        <w:spacing w:line="276" w:lineRule="auto"/>
+        <w:jc w:val="both"/>
+        <w:rPr>
+          <w:rFonts w:asciiTheme="majorBidi" w:hAnsiTheme="majorBidi" w:cstheme="majorBidi"/>
+          <w:lang w:eastAsia="pt-PT"/>
+        </w:rPr>
       </w:pPr>
       <w:r>
         <w:rPr>
@@ -12371,24 +10808,14 @@
           <w:bCs/>
           <w:lang w:eastAsia="pt-PT"/>
         </w:rPr>
-        <w:t>5. Classe Desembolso</w:t>
-      </w:r>
-    </w:p>
-    <w:p>
-      <w:pPr>
-        <w:spacing w:line="276" w:lineRule="auto"/>
-        <w:jc w:val="both"/>
-        <w:rPr>
-          <w:rFonts w:asciiTheme="majorBidi" w:hAnsiTheme="majorBidi" w:cstheme="majorBidi"/>
-          <w:lang w:eastAsia="pt-PT"/>
-        </w:rPr>
-      </w:pPr>
-      <w:r>
-        <w:rPr>
-          <w:rFonts w:asciiTheme="majorBidi" w:hAnsiTheme="majorBidi" w:cstheme="majorBidi"/>
-          <w:lang w:eastAsia="pt-PT"/>
-        </w:rPr>
-        <w:t>Regista a entrega do dinheiro ao cliente.</w:t>
+        <w:t>Atributos:</w:t>
+      </w:r>
+      <w:r>
+        <w:rPr>
+          <w:rFonts w:asciiTheme="majorBidi" w:hAnsiTheme="majorBidi" w:cstheme="majorBidi"/>
+          <w:lang w:eastAsia="pt-PT"/>
+        </w:rPr>
+        <w:t xml:space="preserve"> idDesembolso, idEmprestimo, dataDesembolso, valorDesembolsado, formaDesembolso, observacao </w:t>
       </w:r>
     </w:p>
     <w:p>
@@ -12407,110 +10834,21 @@
           <w:bCs/>
           <w:lang w:eastAsia="pt-PT"/>
         </w:rPr>
-        <w:t>Atributos:</w:t>
-      </w:r>
-      <w:r>
-        <w:rPr>
-          <w:rFonts w:asciiTheme="majorBidi" w:hAnsiTheme="majorBidi" w:cstheme="majorBidi"/>
-          <w:lang w:eastAsia="pt-PT"/>
-        </w:rPr>
-        <w:t xml:space="preserve"> </w:t>
-      </w:r>
-      <w:proofErr w:type="spellStart"/>
-      <w:r>
-        <w:rPr>
-          <w:rFonts w:asciiTheme="majorBidi" w:hAnsiTheme="majorBidi" w:cstheme="majorBidi"/>
-          <w:lang w:eastAsia="pt-PT"/>
-        </w:rPr>
-        <w:t>idDesembolso</w:t>
-      </w:r>
-      <w:proofErr w:type="spellEnd"/>
-      <w:r>
-        <w:rPr>
-          <w:rFonts w:asciiTheme="majorBidi" w:hAnsiTheme="majorBidi" w:cstheme="majorBidi"/>
-          <w:lang w:eastAsia="pt-PT"/>
-        </w:rPr>
-        <w:t xml:space="preserve">, </w:t>
-      </w:r>
-      <w:proofErr w:type="spellStart"/>
-      <w:r>
-        <w:rPr>
-          <w:rFonts w:asciiTheme="majorBidi" w:hAnsiTheme="majorBidi" w:cstheme="majorBidi"/>
-          <w:lang w:eastAsia="pt-PT"/>
-        </w:rPr>
-        <w:t>idEmprestimo</w:t>
-      </w:r>
-      <w:proofErr w:type="spellEnd"/>
-      <w:r>
-        <w:rPr>
-          <w:rFonts w:asciiTheme="majorBidi" w:hAnsiTheme="majorBidi" w:cstheme="majorBidi"/>
-          <w:lang w:eastAsia="pt-PT"/>
-        </w:rPr>
-        <w:t xml:space="preserve">, </w:t>
-      </w:r>
-      <w:proofErr w:type="spellStart"/>
-      <w:r>
-        <w:rPr>
-          <w:rFonts w:asciiTheme="majorBidi" w:hAnsiTheme="majorBidi" w:cstheme="majorBidi"/>
-          <w:lang w:eastAsia="pt-PT"/>
-        </w:rPr>
-        <w:t>dataDesembolso</w:t>
-      </w:r>
-      <w:proofErr w:type="spellEnd"/>
-      <w:r>
-        <w:rPr>
-          <w:rFonts w:asciiTheme="majorBidi" w:hAnsiTheme="majorBidi" w:cstheme="majorBidi"/>
-          <w:lang w:eastAsia="pt-PT"/>
-        </w:rPr>
-        <w:t xml:space="preserve">, </w:t>
-      </w:r>
-      <w:proofErr w:type="spellStart"/>
-      <w:r>
-        <w:rPr>
-          <w:rFonts w:asciiTheme="majorBidi" w:hAnsiTheme="majorBidi" w:cstheme="majorBidi"/>
-          <w:lang w:eastAsia="pt-PT"/>
-        </w:rPr>
-        <w:t>valorDesembolsado</w:t>
-      </w:r>
-      <w:proofErr w:type="spellEnd"/>
-      <w:r>
-        <w:rPr>
-          <w:rFonts w:asciiTheme="majorBidi" w:hAnsiTheme="majorBidi" w:cstheme="majorBidi"/>
-          <w:lang w:eastAsia="pt-PT"/>
-        </w:rPr>
-        <w:t xml:space="preserve">, </w:t>
-      </w:r>
-      <w:proofErr w:type="spellStart"/>
-      <w:r>
-        <w:rPr>
-          <w:rFonts w:asciiTheme="majorBidi" w:hAnsiTheme="majorBidi" w:cstheme="majorBidi"/>
-          <w:lang w:eastAsia="pt-PT"/>
-        </w:rPr>
-        <w:t>formaDesembolso</w:t>
-      </w:r>
-      <w:proofErr w:type="spellEnd"/>
-      <w:r>
-        <w:rPr>
-          <w:rFonts w:asciiTheme="majorBidi" w:hAnsiTheme="majorBidi" w:cstheme="majorBidi"/>
-          <w:lang w:eastAsia="pt-PT"/>
-        </w:rPr>
-        <w:t xml:space="preserve">, </w:t>
-      </w:r>
-      <w:proofErr w:type="spellStart"/>
-      <w:r>
-        <w:rPr>
-          <w:rFonts w:asciiTheme="majorBidi" w:hAnsiTheme="majorBidi" w:cstheme="majorBidi"/>
-          <w:lang w:eastAsia="pt-PT"/>
-        </w:rPr>
-        <w:t>observacao</w:t>
-      </w:r>
-      <w:proofErr w:type="spellEnd"/>
-      <w:r>
-        <w:rPr>
-          <w:rFonts w:asciiTheme="majorBidi" w:hAnsiTheme="majorBidi" w:cstheme="majorBidi"/>
-          <w:lang w:eastAsia="pt-PT"/>
-        </w:rPr>
-        <w:t xml:space="preserve"> </w:t>
+        <w:t>Métodos:</w:t>
+      </w:r>
+      <w:r>
+        <w:rPr>
+          <w:rFonts w:asciiTheme="majorBidi" w:hAnsiTheme="majorBidi" w:cstheme="majorBidi"/>
+          <w:lang w:eastAsia="pt-PT"/>
+        </w:rPr>
+        <w:t xml:space="preserve"> adicionar(), listar()</w:t>
+      </w:r>
+      <w:r>
+        <w:rPr>
+          <w:rFonts w:asciiTheme="majorBidi" w:hAnsiTheme="majorBidi" w:cstheme="majorBidi"/>
+          <w:lang w:eastAsia="pt-PT"/>
+        </w:rPr>
+        <w:t>.</w:t>
       </w:r>
     </w:p>
     <w:p>
@@ -12522,50 +10860,53 @@
           <w:lang w:eastAsia="pt-PT"/>
         </w:rPr>
       </w:pPr>
-      <w:r>
+    </w:p>
+    <w:p>
+      <w:pPr>
+        <w:spacing w:line="276" w:lineRule="auto"/>
+        <w:jc w:val="both"/>
         <w:rPr>
           <w:rFonts w:asciiTheme="majorBidi" w:hAnsiTheme="majorBidi" w:cstheme="majorBidi"/>
           <w:b/>
           <w:bCs/>
           <w:lang w:eastAsia="pt-PT"/>
         </w:rPr>
-        <w:t>Métodos:</w:t>
-      </w:r>
-      <w:r>
-        <w:rPr>
-          <w:rFonts w:asciiTheme="majorBidi" w:hAnsiTheme="majorBidi" w:cstheme="majorBidi"/>
-          <w:lang w:eastAsia="pt-PT"/>
-        </w:rPr>
-        <w:t xml:space="preserve"> adicionar(), listar()</w:t>
-      </w:r>
-      <w:r>
-        <w:rPr>
-          <w:rFonts w:asciiTheme="majorBidi" w:hAnsiTheme="majorBidi" w:cstheme="majorBidi"/>
-          <w:lang w:eastAsia="pt-PT"/>
-        </w:rPr>
-        <w:t>.</w:t>
-      </w:r>
-    </w:p>
-    <w:p>
-      <w:pPr>
-        <w:spacing w:line="276" w:lineRule="auto"/>
-        <w:jc w:val="both"/>
-        <w:rPr>
-          <w:rFonts w:asciiTheme="majorBidi" w:hAnsiTheme="majorBidi" w:cstheme="majorBidi"/>
-          <w:lang w:eastAsia="pt-PT"/>
-        </w:rPr>
-      </w:pPr>
-    </w:p>
-    <w:p>
-      <w:pPr>
-        <w:spacing w:line="276" w:lineRule="auto"/>
-        <w:jc w:val="both"/>
+      </w:pPr>
+      <w:r>
         <w:rPr>
           <w:rFonts w:asciiTheme="majorBidi" w:hAnsiTheme="majorBidi" w:cstheme="majorBidi"/>
           <w:b/>
           <w:bCs/>
           <w:lang w:eastAsia="pt-PT"/>
         </w:rPr>
+        <w:t>6. Classe Plano de Pagamento</w:t>
+      </w:r>
+    </w:p>
+    <w:p>
+      <w:pPr>
+        <w:spacing w:line="276" w:lineRule="auto"/>
+        <w:jc w:val="both"/>
+        <w:rPr>
+          <w:rFonts w:asciiTheme="majorBidi" w:hAnsiTheme="majorBidi" w:cstheme="majorBidi"/>
+          <w:lang w:eastAsia="pt-PT"/>
+        </w:rPr>
+      </w:pPr>
+      <w:r>
+        <w:rPr>
+          <w:rFonts w:asciiTheme="majorBidi" w:hAnsiTheme="majorBidi" w:cstheme="majorBidi"/>
+          <w:lang w:eastAsia="pt-PT"/>
+        </w:rPr>
+        <w:t>Define o plano de reembolso do empréstimo.</w:t>
+      </w:r>
+    </w:p>
+    <w:p>
+      <w:pPr>
+        <w:spacing w:line="276" w:lineRule="auto"/>
+        <w:jc w:val="both"/>
+        <w:rPr>
+          <w:rFonts w:asciiTheme="majorBidi" w:hAnsiTheme="majorBidi" w:cstheme="majorBidi"/>
+          <w:lang w:eastAsia="pt-PT"/>
+        </w:rPr>
       </w:pPr>
       <w:r>
         <w:rPr>
@@ -12574,24 +10915,14 @@
           <w:bCs/>
           <w:lang w:eastAsia="pt-PT"/>
         </w:rPr>
-        <w:t>6. Classe Plano de Pagamento</w:t>
-      </w:r>
-    </w:p>
-    <w:p>
-      <w:pPr>
-        <w:spacing w:line="276" w:lineRule="auto"/>
-        <w:jc w:val="both"/>
-        <w:rPr>
-          <w:rFonts w:asciiTheme="majorBidi" w:hAnsiTheme="majorBidi" w:cstheme="majorBidi"/>
-          <w:lang w:eastAsia="pt-PT"/>
-        </w:rPr>
-      </w:pPr>
-      <w:r>
-        <w:rPr>
-          <w:rFonts w:asciiTheme="majorBidi" w:hAnsiTheme="majorBidi" w:cstheme="majorBidi"/>
-          <w:lang w:eastAsia="pt-PT"/>
-        </w:rPr>
-        <w:t>Define o plano de reembolso do empréstimo.</w:t>
+        <w:t>Atributos:</w:t>
+      </w:r>
+      <w:r>
+        <w:rPr>
+          <w:rFonts w:asciiTheme="majorBidi" w:hAnsiTheme="majorBidi" w:cstheme="majorBidi"/>
+          <w:lang w:eastAsia="pt-PT"/>
+        </w:rPr>
+        <w:t xml:space="preserve"> idPlano, idEmprestimo, numeroParcela, dataVencimento, valorParcela, valorPago, estado </w:t>
       </w:r>
     </w:p>
     <w:p>
@@ -12610,110 +10941,21 @@
           <w:bCs/>
           <w:lang w:eastAsia="pt-PT"/>
         </w:rPr>
-        <w:t>Atributos:</w:t>
-      </w:r>
-      <w:r>
-        <w:rPr>
-          <w:rFonts w:asciiTheme="majorBidi" w:hAnsiTheme="majorBidi" w:cstheme="majorBidi"/>
-          <w:lang w:eastAsia="pt-PT"/>
-        </w:rPr>
-        <w:t xml:space="preserve"> </w:t>
-      </w:r>
-      <w:proofErr w:type="spellStart"/>
-      <w:r>
-        <w:rPr>
-          <w:rFonts w:asciiTheme="majorBidi" w:hAnsiTheme="majorBidi" w:cstheme="majorBidi"/>
-          <w:lang w:eastAsia="pt-PT"/>
-        </w:rPr>
-        <w:t>idPlano</w:t>
-      </w:r>
-      <w:proofErr w:type="spellEnd"/>
-      <w:r>
-        <w:rPr>
-          <w:rFonts w:asciiTheme="majorBidi" w:hAnsiTheme="majorBidi" w:cstheme="majorBidi"/>
-          <w:lang w:eastAsia="pt-PT"/>
-        </w:rPr>
-        <w:t xml:space="preserve">, </w:t>
-      </w:r>
-      <w:proofErr w:type="spellStart"/>
-      <w:r>
-        <w:rPr>
-          <w:rFonts w:asciiTheme="majorBidi" w:hAnsiTheme="majorBidi" w:cstheme="majorBidi"/>
-          <w:lang w:eastAsia="pt-PT"/>
-        </w:rPr>
-        <w:t>idEmprestimo</w:t>
-      </w:r>
-      <w:proofErr w:type="spellEnd"/>
-      <w:r>
-        <w:rPr>
-          <w:rFonts w:asciiTheme="majorBidi" w:hAnsiTheme="majorBidi" w:cstheme="majorBidi"/>
-          <w:lang w:eastAsia="pt-PT"/>
-        </w:rPr>
-        <w:t xml:space="preserve">, </w:t>
-      </w:r>
-      <w:proofErr w:type="spellStart"/>
-      <w:r>
-        <w:rPr>
-          <w:rFonts w:asciiTheme="majorBidi" w:hAnsiTheme="majorBidi" w:cstheme="majorBidi"/>
-          <w:lang w:eastAsia="pt-PT"/>
-        </w:rPr>
-        <w:t>numeroParcela</w:t>
-      </w:r>
-      <w:proofErr w:type="spellEnd"/>
-      <w:r>
-        <w:rPr>
-          <w:rFonts w:asciiTheme="majorBidi" w:hAnsiTheme="majorBidi" w:cstheme="majorBidi"/>
-          <w:lang w:eastAsia="pt-PT"/>
-        </w:rPr>
-        <w:t xml:space="preserve">, </w:t>
-      </w:r>
-      <w:proofErr w:type="spellStart"/>
-      <w:r>
-        <w:rPr>
-          <w:rFonts w:asciiTheme="majorBidi" w:hAnsiTheme="majorBidi" w:cstheme="majorBidi"/>
-          <w:lang w:eastAsia="pt-PT"/>
-        </w:rPr>
-        <w:t>dataVencimento</w:t>
-      </w:r>
-      <w:proofErr w:type="spellEnd"/>
-      <w:r>
-        <w:rPr>
-          <w:rFonts w:asciiTheme="majorBidi" w:hAnsiTheme="majorBidi" w:cstheme="majorBidi"/>
-          <w:lang w:eastAsia="pt-PT"/>
-        </w:rPr>
-        <w:t xml:space="preserve">, </w:t>
-      </w:r>
-      <w:proofErr w:type="spellStart"/>
-      <w:r>
-        <w:rPr>
-          <w:rFonts w:asciiTheme="majorBidi" w:hAnsiTheme="majorBidi" w:cstheme="majorBidi"/>
-          <w:lang w:eastAsia="pt-PT"/>
-        </w:rPr>
-        <w:t>valorParcela</w:t>
-      </w:r>
-      <w:proofErr w:type="spellEnd"/>
-      <w:r>
-        <w:rPr>
-          <w:rFonts w:asciiTheme="majorBidi" w:hAnsiTheme="majorBidi" w:cstheme="majorBidi"/>
-          <w:lang w:eastAsia="pt-PT"/>
-        </w:rPr>
-        <w:t xml:space="preserve">, </w:t>
-      </w:r>
-      <w:proofErr w:type="spellStart"/>
-      <w:r>
-        <w:rPr>
-          <w:rFonts w:asciiTheme="majorBidi" w:hAnsiTheme="majorBidi" w:cstheme="majorBidi"/>
-          <w:lang w:eastAsia="pt-PT"/>
-        </w:rPr>
-        <w:t>valorPago</w:t>
-      </w:r>
-      <w:proofErr w:type="spellEnd"/>
-      <w:r>
-        <w:rPr>
-          <w:rFonts w:asciiTheme="majorBidi" w:hAnsiTheme="majorBidi" w:cstheme="majorBidi"/>
-          <w:lang w:eastAsia="pt-PT"/>
-        </w:rPr>
-        <w:t xml:space="preserve">, estado </w:t>
+        <w:t>Métodos:</w:t>
+      </w:r>
+      <w:r>
+        <w:rPr>
+          <w:rFonts w:asciiTheme="majorBidi" w:hAnsiTheme="majorBidi" w:cstheme="majorBidi"/>
+          <w:lang w:eastAsia="pt-PT"/>
+        </w:rPr>
+        <w:t xml:space="preserve"> listar() </w:t>
+      </w:r>
+      <w:r>
+        <w:rPr>
+          <w:rFonts w:asciiTheme="majorBidi" w:hAnsiTheme="majorBidi" w:cstheme="majorBidi"/>
+          <w:lang w:eastAsia="pt-PT"/>
+        </w:rPr>
+        <w:t>.</w:t>
       </w:r>
     </w:p>
     <w:p>
@@ -12725,50 +10967,53 @@
           <w:lang w:eastAsia="pt-PT"/>
         </w:rPr>
       </w:pPr>
-      <w:r>
+    </w:p>
+    <w:p>
+      <w:pPr>
+        <w:spacing w:line="276" w:lineRule="auto"/>
+        <w:jc w:val="both"/>
         <w:rPr>
           <w:rFonts w:asciiTheme="majorBidi" w:hAnsiTheme="majorBidi" w:cstheme="majorBidi"/>
           <w:b/>
           <w:bCs/>
           <w:lang w:eastAsia="pt-PT"/>
         </w:rPr>
-        <w:t>Métodos:</w:t>
-      </w:r>
-      <w:r>
-        <w:rPr>
-          <w:rFonts w:asciiTheme="majorBidi" w:hAnsiTheme="majorBidi" w:cstheme="majorBidi"/>
-          <w:lang w:eastAsia="pt-PT"/>
-        </w:rPr>
-        <w:t xml:space="preserve"> listar() </w:t>
-      </w:r>
-      <w:r>
-        <w:rPr>
-          <w:rFonts w:asciiTheme="majorBidi" w:hAnsiTheme="majorBidi" w:cstheme="majorBidi"/>
-          <w:lang w:eastAsia="pt-PT"/>
-        </w:rPr>
-        <w:t>.</w:t>
-      </w:r>
-    </w:p>
-    <w:p>
-      <w:pPr>
-        <w:spacing w:line="276" w:lineRule="auto"/>
-        <w:jc w:val="both"/>
-        <w:rPr>
-          <w:rFonts w:asciiTheme="majorBidi" w:hAnsiTheme="majorBidi" w:cstheme="majorBidi"/>
-          <w:lang w:eastAsia="pt-PT"/>
-        </w:rPr>
-      </w:pPr>
-    </w:p>
-    <w:p>
-      <w:pPr>
-        <w:spacing w:line="276" w:lineRule="auto"/>
-        <w:jc w:val="both"/>
+      </w:pPr>
+      <w:r>
         <w:rPr>
           <w:rFonts w:asciiTheme="majorBidi" w:hAnsiTheme="majorBidi" w:cstheme="majorBidi"/>
           <w:b/>
           <w:bCs/>
           <w:lang w:eastAsia="pt-PT"/>
         </w:rPr>
+        <w:t>7. Classe Reembolso</w:t>
+      </w:r>
+    </w:p>
+    <w:p>
+      <w:pPr>
+        <w:spacing w:line="276" w:lineRule="auto"/>
+        <w:jc w:val="both"/>
+        <w:rPr>
+          <w:rFonts w:asciiTheme="majorBidi" w:hAnsiTheme="majorBidi" w:cstheme="majorBidi"/>
+          <w:lang w:eastAsia="pt-PT"/>
+        </w:rPr>
+      </w:pPr>
+      <w:r>
+        <w:rPr>
+          <w:rFonts w:asciiTheme="majorBidi" w:hAnsiTheme="majorBidi" w:cstheme="majorBidi"/>
+          <w:lang w:eastAsia="pt-PT"/>
+        </w:rPr>
+        <w:t>Regista os pagamentos feitos pelo cliente.</w:t>
+      </w:r>
+    </w:p>
+    <w:p>
+      <w:pPr>
+        <w:spacing w:line="276" w:lineRule="auto"/>
+        <w:jc w:val="both"/>
+        <w:rPr>
+          <w:rFonts w:asciiTheme="majorBidi" w:hAnsiTheme="majorBidi" w:cstheme="majorBidi"/>
+          <w:lang w:eastAsia="pt-PT"/>
+        </w:rPr>
       </w:pPr>
       <w:r>
         <w:rPr>
@@ -12777,24 +11022,14 @@
           <w:bCs/>
           <w:lang w:eastAsia="pt-PT"/>
         </w:rPr>
-        <w:t>7. Classe Reembolso</w:t>
-      </w:r>
-    </w:p>
-    <w:p>
-      <w:pPr>
-        <w:spacing w:line="276" w:lineRule="auto"/>
-        <w:jc w:val="both"/>
-        <w:rPr>
-          <w:rFonts w:asciiTheme="majorBidi" w:hAnsiTheme="majorBidi" w:cstheme="majorBidi"/>
-          <w:lang w:eastAsia="pt-PT"/>
-        </w:rPr>
-      </w:pPr>
-      <w:r>
-        <w:rPr>
-          <w:rFonts w:asciiTheme="majorBidi" w:hAnsiTheme="majorBidi" w:cstheme="majorBidi"/>
-          <w:lang w:eastAsia="pt-PT"/>
-        </w:rPr>
-        <w:t>Regista os pagamentos feitos pelo cliente.</w:t>
+        <w:t>Atributos:</w:t>
+      </w:r>
+      <w:r>
+        <w:rPr>
+          <w:rFonts w:asciiTheme="majorBidi" w:hAnsiTheme="majorBidi" w:cstheme="majorBidi"/>
+          <w:lang w:eastAsia="pt-PT"/>
+        </w:rPr>
+        <w:t xml:space="preserve"> idReembolso, idEmprestimo, dataPagamento, valorPago, tipoPagamento, observacao </w:t>
       </w:r>
     </w:p>
     <w:p>
@@ -12813,110 +11048,14 @@
           <w:bCs/>
           <w:lang w:eastAsia="pt-PT"/>
         </w:rPr>
-        <w:t>Atributos:</w:t>
-      </w:r>
-      <w:r>
-        <w:rPr>
-          <w:rFonts w:asciiTheme="majorBidi" w:hAnsiTheme="majorBidi" w:cstheme="majorBidi"/>
-          <w:lang w:eastAsia="pt-PT"/>
-        </w:rPr>
-        <w:t xml:space="preserve"> </w:t>
-      </w:r>
-      <w:proofErr w:type="spellStart"/>
-      <w:r>
-        <w:rPr>
-          <w:rFonts w:asciiTheme="majorBidi" w:hAnsiTheme="majorBidi" w:cstheme="majorBidi"/>
-          <w:lang w:eastAsia="pt-PT"/>
-        </w:rPr>
-        <w:t>idReembolso</w:t>
-      </w:r>
-      <w:proofErr w:type="spellEnd"/>
-      <w:r>
-        <w:rPr>
-          <w:rFonts w:asciiTheme="majorBidi" w:hAnsiTheme="majorBidi" w:cstheme="majorBidi"/>
-          <w:lang w:eastAsia="pt-PT"/>
-        </w:rPr>
-        <w:t xml:space="preserve">, </w:t>
-      </w:r>
-      <w:proofErr w:type="spellStart"/>
-      <w:r>
-        <w:rPr>
-          <w:rFonts w:asciiTheme="majorBidi" w:hAnsiTheme="majorBidi" w:cstheme="majorBidi"/>
-          <w:lang w:eastAsia="pt-PT"/>
-        </w:rPr>
-        <w:t>idEmprestimo</w:t>
-      </w:r>
-      <w:proofErr w:type="spellEnd"/>
-      <w:r>
-        <w:rPr>
-          <w:rFonts w:asciiTheme="majorBidi" w:hAnsiTheme="majorBidi" w:cstheme="majorBidi"/>
-          <w:lang w:eastAsia="pt-PT"/>
-        </w:rPr>
-        <w:t xml:space="preserve">, </w:t>
-      </w:r>
-      <w:proofErr w:type="spellStart"/>
-      <w:r>
-        <w:rPr>
-          <w:rFonts w:asciiTheme="majorBidi" w:hAnsiTheme="majorBidi" w:cstheme="majorBidi"/>
-          <w:lang w:eastAsia="pt-PT"/>
-        </w:rPr>
-        <w:t>dataPagamento</w:t>
-      </w:r>
-      <w:proofErr w:type="spellEnd"/>
-      <w:r>
-        <w:rPr>
-          <w:rFonts w:asciiTheme="majorBidi" w:hAnsiTheme="majorBidi" w:cstheme="majorBidi"/>
-          <w:lang w:eastAsia="pt-PT"/>
-        </w:rPr>
-        <w:t xml:space="preserve">, </w:t>
-      </w:r>
-      <w:proofErr w:type="spellStart"/>
-      <w:r>
-        <w:rPr>
-          <w:rFonts w:asciiTheme="majorBidi" w:hAnsiTheme="majorBidi" w:cstheme="majorBidi"/>
-          <w:lang w:eastAsia="pt-PT"/>
-        </w:rPr>
-        <w:t>valorPago</w:t>
-      </w:r>
-      <w:proofErr w:type="spellEnd"/>
-      <w:r>
-        <w:rPr>
-          <w:rFonts w:asciiTheme="majorBidi" w:hAnsiTheme="majorBidi" w:cstheme="majorBidi"/>
-          <w:lang w:eastAsia="pt-PT"/>
-        </w:rPr>
-        <w:t xml:space="preserve">, </w:t>
-      </w:r>
-      <w:proofErr w:type="spellStart"/>
-      <w:r>
-        <w:rPr>
-          <w:rFonts w:asciiTheme="majorBidi" w:hAnsiTheme="majorBidi" w:cstheme="majorBidi"/>
-          <w:lang w:eastAsia="pt-PT"/>
-        </w:rPr>
-        <w:t>tipoPagamento</w:t>
-      </w:r>
-      <w:proofErr w:type="spellEnd"/>
-      <w:r>
-        <w:rPr>
-          <w:rFonts w:asciiTheme="majorBidi" w:hAnsiTheme="majorBidi" w:cstheme="majorBidi"/>
-          <w:lang w:eastAsia="pt-PT"/>
-        </w:rPr>
-        <w:t xml:space="preserve">, </w:t>
-      </w:r>
-      <w:proofErr w:type="spellStart"/>
-      <w:r>
-        <w:rPr>
-          <w:rFonts w:asciiTheme="majorBidi" w:hAnsiTheme="majorBidi" w:cstheme="majorBidi"/>
-          <w:lang w:eastAsia="pt-PT"/>
-        </w:rPr>
-        <w:t>observacao</w:t>
-      </w:r>
-      <w:proofErr w:type="spellEnd"/>
-      <w:r>
-        <w:rPr>
-          <w:rFonts w:asciiTheme="majorBidi" w:hAnsiTheme="majorBidi" w:cstheme="majorBidi"/>
-          <w:lang w:eastAsia="pt-PT"/>
-        </w:rPr>
-        <w:t xml:space="preserve"> </w:t>
+        <w:t>Métodos:</w:t>
+      </w:r>
+      <w:r>
+        <w:rPr>
+          <w:rFonts w:asciiTheme="majorBidi" w:hAnsiTheme="majorBidi" w:cstheme="majorBidi"/>
+          <w:lang w:eastAsia="pt-PT"/>
+        </w:rPr>
+        <w:t xml:space="preserve"> adicionar(), listar().</w:t>
       </w:r>
     </w:p>
     <w:p>
@@ -12928,43 +11067,53 @@
           <w:lang w:eastAsia="pt-PT"/>
         </w:rPr>
       </w:pPr>
-      <w:r>
+    </w:p>
+    <w:p>
+      <w:pPr>
+        <w:spacing w:line="276" w:lineRule="auto"/>
+        <w:jc w:val="both"/>
         <w:rPr>
           <w:rFonts w:asciiTheme="majorBidi" w:hAnsiTheme="majorBidi" w:cstheme="majorBidi"/>
           <w:b/>
           <w:bCs/>
           <w:lang w:eastAsia="pt-PT"/>
         </w:rPr>
-        <w:t>Métodos:</w:t>
-      </w:r>
-      <w:r>
-        <w:rPr>
-          <w:rFonts w:asciiTheme="majorBidi" w:hAnsiTheme="majorBidi" w:cstheme="majorBidi"/>
-          <w:lang w:eastAsia="pt-PT"/>
-        </w:rPr>
-        <w:t xml:space="preserve"> adicionar(), listar().</w:t>
-      </w:r>
-    </w:p>
-    <w:p>
-      <w:pPr>
-        <w:spacing w:line="276" w:lineRule="auto"/>
-        <w:jc w:val="both"/>
-        <w:rPr>
-          <w:rFonts w:asciiTheme="majorBidi" w:hAnsiTheme="majorBidi" w:cstheme="majorBidi"/>
-          <w:lang w:eastAsia="pt-PT"/>
-        </w:rPr>
-      </w:pPr>
-    </w:p>
-    <w:p>
-      <w:pPr>
-        <w:spacing w:line="276" w:lineRule="auto"/>
-        <w:jc w:val="both"/>
+      </w:pPr>
+      <w:r>
         <w:rPr>
           <w:rFonts w:asciiTheme="majorBidi" w:hAnsiTheme="majorBidi" w:cstheme="majorBidi"/>
           <w:b/>
           <w:bCs/>
           <w:lang w:eastAsia="pt-PT"/>
         </w:rPr>
+        <w:t>9. Classe Relatório</w:t>
+      </w:r>
+    </w:p>
+    <w:p>
+      <w:pPr>
+        <w:spacing w:line="276" w:lineRule="auto"/>
+        <w:jc w:val="both"/>
+        <w:rPr>
+          <w:rFonts w:asciiTheme="majorBidi" w:hAnsiTheme="majorBidi" w:cstheme="majorBidi"/>
+          <w:lang w:eastAsia="pt-PT"/>
+        </w:rPr>
+      </w:pPr>
+      <w:r>
+        <w:rPr>
+          <w:rFonts w:asciiTheme="majorBidi" w:hAnsiTheme="majorBidi" w:cstheme="majorBidi"/>
+          <w:lang w:eastAsia="pt-PT"/>
+        </w:rPr>
+        <w:t>Gera relatórios do sistema.</w:t>
+      </w:r>
+    </w:p>
+    <w:p>
+      <w:pPr>
+        <w:spacing w:line="276" w:lineRule="auto"/>
+        <w:jc w:val="both"/>
+        <w:rPr>
+          <w:rFonts w:asciiTheme="majorBidi" w:hAnsiTheme="majorBidi" w:cstheme="majorBidi"/>
+          <w:lang w:eastAsia="pt-PT"/>
+        </w:rPr>
       </w:pPr>
       <w:r>
         <w:rPr>
@@ -12973,42 +11122,6 @@
           <w:bCs/>
           <w:lang w:eastAsia="pt-PT"/>
         </w:rPr>
-        <w:t>9. Classe Relatório</w:t>
-      </w:r>
-    </w:p>
-    <w:p>
-      <w:pPr>
-        <w:spacing w:line="276" w:lineRule="auto"/>
-        <w:jc w:val="both"/>
-        <w:rPr>
-          <w:rFonts w:asciiTheme="majorBidi" w:hAnsiTheme="majorBidi" w:cstheme="majorBidi"/>
-          <w:lang w:eastAsia="pt-PT"/>
-        </w:rPr>
-      </w:pPr>
-      <w:r>
-        <w:rPr>
-          <w:rFonts w:asciiTheme="majorBidi" w:hAnsiTheme="majorBidi" w:cstheme="majorBidi"/>
-          <w:lang w:eastAsia="pt-PT"/>
-        </w:rPr>
-        <w:t>Gera relatórios do sistema.</w:t>
-      </w:r>
-    </w:p>
-    <w:p>
-      <w:pPr>
-        <w:spacing w:line="276" w:lineRule="auto"/>
-        <w:jc w:val="both"/>
-        <w:rPr>
-          <w:rFonts w:asciiTheme="majorBidi" w:hAnsiTheme="majorBidi" w:cstheme="majorBidi"/>
-          <w:lang w:eastAsia="pt-PT"/>
-        </w:rPr>
-      </w:pPr>
-      <w:r>
-        <w:rPr>
-          <w:rFonts w:asciiTheme="majorBidi" w:hAnsiTheme="majorBidi" w:cstheme="majorBidi"/>
-          <w:b/>
-          <w:bCs/>
-          <w:lang w:eastAsia="pt-PT"/>
-        </w:rPr>
         <w:t>Atributos:</w:t>
       </w:r>
       <w:r>
@@ -13016,87 +11129,7 @@
           <w:rFonts w:asciiTheme="majorBidi" w:hAnsiTheme="majorBidi" w:cstheme="majorBidi"/>
           <w:lang w:eastAsia="pt-PT"/>
         </w:rPr>
-        <w:t xml:space="preserve"> </w:t>
-      </w:r>
-      <w:proofErr w:type="spellStart"/>
-      <w:r>
-        <w:rPr>
-          <w:rFonts w:asciiTheme="majorBidi" w:hAnsiTheme="majorBidi" w:cstheme="majorBidi"/>
-          <w:lang w:eastAsia="pt-PT"/>
-        </w:rPr>
-        <w:t>idRelatorio</w:t>
-      </w:r>
-      <w:proofErr w:type="spellEnd"/>
-      <w:r>
-        <w:rPr>
-          <w:rFonts w:asciiTheme="majorBidi" w:hAnsiTheme="majorBidi" w:cstheme="majorBidi"/>
-          <w:lang w:eastAsia="pt-PT"/>
-        </w:rPr>
-        <w:t xml:space="preserve">, </w:t>
-      </w:r>
-      <w:proofErr w:type="spellStart"/>
-      <w:r>
-        <w:rPr>
-          <w:rFonts w:asciiTheme="majorBidi" w:hAnsiTheme="majorBidi" w:cstheme="majorBidi"/>
-          <w:lang w:eastAsia="pt-PT"/>
-        </w:rPr>
-        <w:t>tipoRelatorio</w:t>
-      </w:r>
-      <w:proofErr w:type="spellEnd"/>
-      <w:r>
-        <w:rPr>
-          <w:rFonts w:asciiTheme="majorBidi" w:hAnsiTheme="majorBidi" w:cstheme="majorBidi"/>
-          <w:lang w:eastAsia="pt-PT"/>
-        </w:rPr>
-        <w:t xml:space="preserve">, </w:t>
-      </w:r>
-      <w:proofErr w:type="spellStart"/>
-      <w:r>
-        <w:rPr>
-          <w:rFonts w:asciiTheme="majorBidi" w:hAnsiTheme="majorBidi" w:cstheme="majorBidi"/>
-          <w:lang w:eastAsia="pt-PT"/>
-        </w:rPr>
-        <w:t>dataGeracao</w:t>
-      </w:r>
-      <w:proofErr w:type="spellEnd"/>
-      <w:r>
-        <w:rPr>
-          <w:rFonts w:asciiTheme="majorBidi" w:hAnsiTheme="majorBidi" w:cstheme="majorBidi"/>
-          <w:lang w:eastAsia="pt-PT"/>
-        </w:rPr>
-        <w:t xml:space="preserve">, </w:t>
-      </w:r>
-      <w:proofErr w:type="spellStart"/>
-      <w:r>
-        <w:rPr>
-          <w:rFonts w:asciiTheme="majorBidi" w:hAnsiTheme="majorBidi" w:cstheme="majorBidi"/>
-          <w:lang w:eastAsia="pt-PT"/>
-        </w:rPr>
-        <w:t>descricao</w:t>
-      </w:r>
-      <w:proofErr w:type="spellEnd"/>
-      <w:r>
-        <w:rPr>
-          <w:rFonts w:asciiTheme="majorBidi" w:hAnsiTheme="majorBidi" w:cstheme="majorBidi"/>
-          <w:lang w:eastAsia="pt-PT"/>
-        </w:rPr>
-        <w:t xml:space="preserve">, </w:t>
-      </w:r>
-      <w:proofErr w:type="spellStart"/>
-      <w:r>
-        <w:rPr>
-          <w:rFonts w:asciiTheme="majorBidi" w:hAnsiTheme="majorBidi" w:cstheme="majorBidi"/>
-          <w:lang w:eastAsia="pt-PT"/>
-        </w:rPr>
-        <w:t>geradoPor</w:t>
-      </w:r>
-      <w:proofErr w:type="spellEnd"/>
-      <w:r>
-        <w:rPr>
-          <w:rFonts w:asciiTheme="majorBidi" w:hAnsiTheme="majorBidi" w:cstheme="majorBidi"/>
-          <w:lang w:eastAsia="pt-PT"/>
-        </w:rPr>
-        <w:t xml:space="preserve"> </w:t>
+        <w:t xml:space="preserve"> idRelatorio, tipoRelatorio, dataGeracao, descricao, geradoPor </w:t>
       </w:r>
     </w:p>
     <w:p>
@@ -13369,7 +11402,7 @@
 </file>
 
 <file path=word/numbering.xml><?xml version="1.0" encoding="utf-8"?>
-<w:numbering xmlns:wpc="http://schemas.microsoft.com/office/word/2010/wordprocessingCanvas" xmlns:cx="http://schemas.microsoft.com/office/drawing/2014/chartex" xmlns:cx1="http://schemas.microsoft.com/office/drawing/2015/9/8/chartex" xmlns:cx2="http://schemas.microsoft.com/office/drawing/2015/10/21/chartex" xmlns:cx3="http://schemas.microsoft.com/office/drawing/2016/5/9/chartex" xmlns:cx4="http://schemas.microsoft.com/office/drawing/2016/5/10/chartex" xmlns:cx5="http://schemas.microsoft.com/office/drawing/2016/5/11/chartex" xmlns:cx6="http://schemas.microsoft.com/office/drawing/2016/5/12/chartex" xmlns:cx7="http://schemas.microsoft.com/office/drawing/2016/5/13/chartex" xmlns:cx8="http://schemas.microsoft.com/office/drawing/2016/5/14/chartex" xmlns:mc="http://schemas.openxmlformats.org/markup-compatibility/2006" xmlns:aink="http://schemas.microsoft.com/office/drawing/2016/ink" xmlns:am3d="http://schemas.microsoft.com/office/drawing/2017/model3d" xmlns:o="urn:schemas-microsoft-com:office:office" xmlns:oel="http://schemas.microsoft.com/office/2019/extlst" xmlns:r="http://schemas.openxmlformats.org/officeDocument/2006/relationships" xmlns:m="http://schemas.openxmlformats.org/officeDocument/2006/math" xmlns:v="urn:schemas-microsoft-com:vml" xmlns:wp14="http://schemas.microsoft.com/office/word/2010/wordprocessingDrawing" xmlns:wp="http://schemas.openxmlformats.org/drawingml/2006/wordprocessingDrawing" xmlns:w10="urn:schemas-microsoft-com:office:word" xmlns:w="http://schemas.openxmlformats.org/wordprocessingml/2006/main" xmlns:w14="http://schemas.microsoft.com/office/word/2010/wordml" xmlns:w15="http://schemas.microsoft.com/office/word/2012/wordml" xmlns:w16cex="http://schemas.microsoft.com/office/word/2018/wordml/cex" xmlns:w16cid="http://schemas.microsoft.com/office/word/2016/wordml/cid" xmlns:w16="http://schemas.microsoft.com/office/word/2018/wordml" xmlns:w16du="http://schemas.microsoft.com/office/word/2023/wordml/word16du" xmlns:w16sdtdh="http://schemas.microsoft.com/office/word/2020/wordml/sdtdatahash" xmlns:w16sdtfl="http://schemas.microsoft.com/office/word/2024/wordml/sdtformatlock" xmlns:w16se="http://schemas.microsoft.com/office/word/2015/wordml/symex" xmlns:wpg="http://schemas.microsoft.com/office/word/2010/wordprocessingGroup" xmlns:wpi="http://schemas.microsoft.com/office/word/2010/wordprocessingInk" xmlns:wne="http://schemas.microsoft.com/office/word/2006/wordml" xmlns:wps="http://schemas.microsoft.com/office/word/2010/wordprocessingShape" mc:Ignorable="w14 w15 w16se w16cid w16 w16cex w16sdtdh w16sdtfl w16du wp14">
+<w:numbering xmlns:wpc="http://schemas.microsoft.com/office/word/2010/wordprocessingCanvas" xmlns:cx="http://schemas.microsoft.com/office/drawing/2014/chartex" xmlns:mc="http://schemas.openxmlformats.org/markup-compatibility/2006" xmlns:o="urn:schemas-microsoft-com:office:office" xmlns:r="http://schemas.openxmlformats.org/officeDocument/2006/relationships" xmlns:m="http://schemas.openxmlformats.org/officeDocument/2006/math" xmlns:v="urn:schemas-microsoft-com:vml" xmlns:wp14="http://schemas.microsoft.com/office/word/2010/wordprocessingDrawing" xmlns:wp="http://schemas.openxmlformats.org/drawingml/2006/wordprocessingDrawing" xmlns:w10="urn:schemas-microsoft-com:office:word" xmlns:w="http://schemas.openxmlformats.org/wordprocessingml/2006/main" xmlns:w14="http://schemas.microsoft.com/office/word/2010/wordml" xmlns:w15="http://schemas.microsoft.com/office/word/2012/wordml" xmlns:w16se="http://schemas.microsoft.com/office/word/2015/wordml/symex" xmlns:wpg="http://schemas.microsoft.com/office/word/2010/wordprocessingGroup" xmlns:wpi="http://schemas.microsoft.com/office/word/2010/wordprocessingInk" xmlns:wne="http://schemas.microsoft.com/office/word/2006/wordml" xmlns:wps="http://schemas.microsoft.com/office/word/2010/wordprocessingShape" mc:Ignorable="w14 w15 w16se wp14">
   <w:abstractNum w:abstractNumId="0" w15:restartNumberingAfterBreak="0">
     <w:nsid w:val="01A54287"/>
     <w:multiLevelType w:val="multilevel"/>
@@ -17448,7 +15481,7 @@
       <w:lvlText w:val="%1.%2"/>
       <w:lvlJc w:val="left"/>
       <w:pPr>
-        <w:ind w:left="786" w:hanging="360"/>
+        <w:ind w:left="928" w:hanging="360"/>
       </w:pPr>
     </w:lvl>
     <w:lvl w:ilvl="2">
@@ -18961,130 +16994,130 @@
       </w:rPr>
     </w:lvl>
   </w:abstractNum>
-  <w:num w:numId="1" w16cid:durableId="834690761">
+  <w:num w:numId="1">
     <w:abstractNumId w:val="30"/>
   </w:num>
-  <w:num w:numId="2" w16cid:durableId="329335550">
+  <w:num w:numId="2">
     <w:abstractNumId w:val="31"/>
   </w:num>
-  <w:num w:numId="3" w16cid:durableId="1643197142">
+  <w:num w:numId="3">
     <w:abstractNumId w:val="37"/>
   </w:num>
-  <w:num w:numId="4" w16cid:durableId="1061440380">
+  <w:num w:numId="4">
     <w:abstractNumId w:val="3"/>
   </w:num>
-  <w:num w:numId="5" w16cid:durableId="1801531476">
+  <w:num w:numId="5">
     <w:abstractNumId w:val="29"/>
   </w:num>
-  <w:num w:numId="6" w16cid:durableId="1974552031">
+  <w:num w:numId="6">
     <w:abstractNumId w:val="21"/>
   </w:num>
-  <w:num w:numId="7" w16cid:durableId="601036402">
+  <w:num w:numId="7">
     <w:abstractNumId w:val="26"/>
   </w:num>
-  <w:num w:numId="8" w16cid:durableId="1909029460">
+  <w:num w:numId="8">
     <w:abstractNumId w:val="13"/>
   </w:num>
-  <w:num w:numId="9" w16cid:durableId="691885461">
+  <w:num w:numId="9">
     <w:abstractNumId w:val="32"/>
   </w:num>
-  <w:num w:numId="10" w16cid:durableId="5911872">
+  <w:num w:numId="10">
     <w:abstractNumId w:val="6"/>
   </w:num>
-  <w:num w:numId="11" w16cid:durableId="2077042831">
+  <w:num w:numId="11">
     <w:abstractNumId w:val="28"/>
   </w:num>
-  <w:num w:numId="12" w16cid:durableId="423112919">
+  <w:num w:numId="12">
     <w:abstractNumId w:val="17"/>
   </w:num>
-  <w:num w:numId="13" w16cid:durableId="210194011">
+  <w:num w:numId="13">
     <w:abstractNumId w:val="14"/>
   </w:num>
-  <w:num w:numId="14" w16cid:durableId="306059171">
+  <w:num w:numId="14">
     <w:abstractNumId w:val="34"/>
   </w:num>
-  <w:num w:numId="15" w16cid:durableId="293102919">
+  <w:num w:numId="15">
     <w:abstractNumId w:val="1"/>
   </w:num>
-  <w:num w:numId="16" w16cid:durableId="1847401526">
+  <w:num w:numId="16">
     <w:abstractNumId w:val="11"/>
   </w:num>
-  <w:num w:numId="17" w16cid:durableId="9335916">
+  <w:num w:numId="17">
     <w:abstractNumId w:val="36"/>
   </w:num>
-  <w:num w:numId="18" w16cid:durableId="306397969">
+  <w:num w:numId="18">
     <w:abstractNumId w:val="15"/>
   </w:num>
-  <w:num w:numId="19" w16cid:durableId="654187698">
+  <w:num w:numId="19">
     <w:abstractNumId w:val="20"/>
   </w:num>
-  <w:num w:numId="20" w16cid:durableId="147402133">
+  <w:num w:numId="20">
     <w:abstractNumId w:val="8"/>
   </w:num>
-  <w:num w:numId="21" w16cid:durableId="2079092111">
+  <w:num w:numId="21">
     <w:abstractNumId w:val="39"/>
   </w:num>
-  <w:num w:numId="22" w16cid:durableId="1015031737">
+  <w:num w:numId="22">
     <w:abstractNumId w:val="27"/>
   </w:num>
-  <w:num w:numId="23" w16cid:durableId="998119392">
+  <w:num w:numId="23">
     <w:abstractNumId w:val="10"/>
   </w:num>
-  <w:num w:numId="24" w16cid:durableId="1875458279">
+  <w:num w:numId="24">
     <w:abstractNumId w:val="4"/>
   </w:num>
-  <w:num w:numId="25" w16cid:durableId="1025211225">
+  <w:num w:numId="25">
     <w:abstractNumId w:val="22"/>
   </w:num>
-  <w:num w:numId="26" w16cid:durableId="1806922050">
+  <w:num w:numId="26">
     <w:abstractNumId w:val="33"/>
   </w:num>
-  <w:num w:numId="27" w16cid:durableId="669143415">
+  <w:num w:numId="27">
     <w:abstractNumId w:val="16"/>
   </w:num>
-  <w:num w:numId="28" w16cid:durableId="677345200">
+  <w:num w:numId="28">
     <w:abstractNumId w:val="0"/>
   </w:num>
-  <w:num w:numId="29" w16cid:durableId="1379743578">
+  <w:num w:numId="29">
     <w:abstractNumId w:val="40"/>
   </w:num>
-  <w:num w:numId="30" w16cid:durableId="1851916535">
+  <w:num w:numId="30">
     <w:abstractNumId w:val="12"/>
   </w:num>
-  <w:num w:numId="31" w16cid:durableId="720593513">
+  <w:num w:numId="31">
     <w:abstractNumId w:val="23"/>
   </w:num>
-  <w:num w:numId="32" w16cid:durableId="1640651488">
+  <w:num w:numId="32">
     <w:abstractNumId w:val="18"/>
   </w:num>
-  <w:num w:numId="33" w16cid:durableId="1286891430">
+  <w:num w:numId="33">
     <w:abstractNumId w:val="41"/>
   </w:num>
-  <w:num w:numId="34" w16cid:durableId="1795976208">
+  <w:num w:numId="34">
     <w:abstractNumId w:val="2"/>
   </w:num>
-  <w:num w:numId="35" w16cid:durableId="778381313">
+  <w:num w:numId="35">
     <w:abstractNumId w:val="35"/>
   </w:num>
-  <w:num w:numId="36" w16cid:durableId="317804039">
+  <w:num w:numId="36">
     <w:abstractNumId w:val="38"/>
   </w:num>
-  <w:num w:numId="37" w16cid:durableId="207886634">
+  <w:num w:numId="37">
     <w:abstractNumId w:val="19"/>
   </w:num>
-  <w:num w:numId="38" w16cid:durableId="734815587">
+  <w:num w:numId="38">
     <w:abstractNumId w:val="9"/>
   </w:num>
-  <w:num w:numId="39" w16cid:durableId="422144768">
+  <w:num w:numId="39">
     <w:abstractNumId w:val="25"/>
   </w:num>
-  <w:num w:numId="40" w16cid:durableId="1897742252">
+  <w:num w:numId="40">
     <w:abstractNumId w:val="5"/>
   </w:num>
-  <w:num w:numId="41" w16cid:durableId="1169638342">
+  <w:num w:numId="41">
     <w:abstractNumId w:val="24"/>
   </w:num>
-  <w:num w:numId="42" w16cid:durableId="760681193">
+  <w:num w:numId="42">
     <w:abstractNumId w:val="7"/>
   </w:num>
   <w:numIdMacAtCleanup w:val="42"/>
@@ -19092,7 +17125,7 @@
 </file>
 
 <file path=word/styles.xml><?xml version="1.0" encoding="utf-8"?>
-<w:styles xmlns:mc="http://schemas.openxmlformats.org/markup-compatibility/2006" xmlns:r="http://schemas.openxmlformats.org/officeDocument/2006/relationships" xmlns:w="http://schemas.openxmlformats.org/wordprocessingml/2006/main" xmlns:w14="http://schemas.microsoft.com/office/word/2010/wordml" xmlns:w15="http://schemas.microsoft.com/office/word/2012/wordml" xmlns:w16cex="http://schemas.microsoft.com/office/word/2018/wordml/cex" xmlns:w16cid="http://schemas.microsoft.com/office/word/2016/wordml/cid" xmlns:w16="http://schemas.microsoft.com/office/word/2018/wordml" xmlns:w16du="http://schemas.microsoft.com/office/word/2023/wordml/word16du" xmlns:w16sdtdh="http://schemas.microsoft.com/office/word/2020/wordml/sdtdatahash" xmlns:w16sdtfl="http://schemas.microsoft.com/office/word/2024/wordml/sdtformatlock" xmlns:w16se="http://schemas.microsoft.com/office/word/2015/wordml/symex" mc:Ignorable="w14 w15 w16se w16cid w16 w16cex w16sdtdh w16sdtfl w16du">
+<w:styles xmlns:mc="http://schemas.openxmlformats.org/markup-compatibility/2006" xmlns:r="http://schemas.openxmlformats.org/officeDocument/2006/relationships" xmlns:w="http://schemas.openxmlformats.org/wordprocessingml/2006/main" xmlns:w14="http://schemas.microsoft.com/office/word/2010/wordml" xmlns:w15="http://schemas.microsoft.com/office/word/2012/wordml" xmlns:w16se="http://schemas.microsoft.com/office/word/2015/wordml/symex" mc:Ignorable="w14 w15 w16se">
   <w:docDefaults>
     <w:rPrDefault>
       <w:rPr>
@@ -19110,7 +17143,7 @@
       </w:pPr>
     </w:pPrDefault>
   </w:docDefaults>
-  <w:latentStyles w:defLockedState="0" w:defUIPriority="99" w:defSemiHidden="0" w:defUnhideWhenUsed="0" w:defQFormat="0" w:count="376">
+  <w:latentStyles w:defLockedState="0" w:defUIPriority="99" w:defSemiHidden="0" w:defUnhideWhenUsed="0" w:defQFormat="0" w:count="371">
     <w:lsdException w:name="Normal" w:uiPriority="0" w:qFormat="1"/>
     <w:lsdException w:name="heading 1" w:uiPriority="9" w:qFormat="1"/>
     <w:lsdException w:name="heading 2" w:semiHidden="1" w:uiPriority="9" w:unhideWhenUsed="1" w:qFormat="1"/>
@@ -19482,11 +17515,6 @@
     <w:lsdException w:name="List Table 5 Dark Accent 6" w:uiPriority="50"/>
     <w:lsdException w:name="List Table 6 Colorful Accent 6" w:uiPriority="51"/>
     <w:lsdException w:name="List Table 7 Colorful Accent 6" w:uiPriority="52"/>
-    <w:lsdException w:name="Mention" w:semiHidden="1" w:unhideWhenUsed="1"/>
-    <w:lsdException w:name="Smart Hyperlink" w:semiHidden="1" w:unhideWhenUsed="1"/>
-    <w:lsdException w:name="Hashtag" w:semiHidden="1" w:unhideWhenUsed="1"/>
-    <w:lsdException w:name="Unresolved Mention" w:semiHidden="1" w:unhideWhenUsed="1"/>
-    <w:lsdException w:name="Smart Link" w:semiHidden="1" w:unhideWhenUsed="1"/>
   </w:latentStyles>
   <w:style w:type="paragraph" w:default="1" w:styleId="Normal">
     <w:name w:val="Normal"/>
@@ -19496,7 +17524,7 @@
     <w:name w:val="heading 1"/>
     <w:basedOn w:val="Normal"/>
     <w:next w:val="Normal"/>
-    <w:link w:val="Ttulo1Carter"/>
+    <w:link w:val="Ttulo1Char"/>
     <w:uiPriority w:val="9"/>
     <w:qFormat/>
     <w:rsid w:val="009F7739"/>
@@ -19518,7 +17546,7 @@
     <w:name w:val="heading 2"/>
     <w:basedOn w:val="Normal"/>
     <w:next w:val="Normal"/>
-    <w:link w:val="Ttulo2Carter"/>
+    <w:link w:val="Ttulo2Char"/>
     <w:uiPriority w:val="9"/>
     <w:unhideWhenUsed/>
     <w:qFormat/>
@@ -19531,6 +17559,7 @@
         <w:numId w:val="2"/>
       </w:numPr>
       <w:spacing w:before="160" w:after="80"/>
+      <w:ind w:left="786"/>
       <w:outlineLvl w:val="1"/>
     </w:pPr>
     <w:rPr>
@@ -19545,7 +17574,7 @@
     <w:name w:val="heading 3"/>
     <w:basedOn w:val="Normal"/>
     <w:next w:val="Normal"/>
-    <w:link w:val="Ttulo3Carter"/>
+    <w:link w:val="Ttulo3Char"/>
     <w:uiPriority w:val="9"/>
     <w:semiHidden/>
     <w:unhideWhenUsed/>
@@ -19568,7 +17597,7 @@
     <w:name w:val="heading 4"/>
     <w:basedOn w:val="Normal"/>
     <w:next w:val="Normal"/>
-    <w:link w:val="Ttulo4Carter"/>
+    <w:link w:val="Ttulo4Char"/>
     <w:uiPriority w:val="9"/>
     <w:semiHidden/>
     <w:unhideWhenUsed/>
@@ -19591,7 +17620,7 @@
     <w:name w:val="heading 5"/>
     <w:basedOn w:val="Normal"/>
     <w:next w:val="Normal"/>
-    <w:link w:val="Ttulo5Carter"/>
+    <w:link w:val="Ttulo5Char"/>
     <w:uiPriority w:val="9"/>
     <w:semiHidden/>
     <w:unhideWhenUsed/>
@@ -19612,7 +17641,7 @@
     <w:name w:val="heading 6"/>
     <w:basedOn w:val="Normal"/>
     <w:next w:val="Normal"/>
-    <w:link w:val="Ttulo6Carter"/>
+    <w:link w:val="Ttulo6Char"/>
     <w:uiPriority w:val="9"/>
     <w:semiHidden/>
     <w:unhideWhenUsed/>
@@ -19635,7 +17664,7 @@
     <w:name w:val="heading 7"/>
     <w:basedOn w:val="Normal"/>
     <w:next w:val="Normal"/>
-    <w:link w:val="Ttulo7Carter"/>
+    <w:link w:val="Ttulo7Char"/>
     <w:uiPriority w:val="9"/>
     <w:semiHidden/>
     <w:unhideWhenUsed/>
@@ -19656,7 +17685,7 @@
     <w:name w:val="heading 8"/>
     <w:basedOn w:val="Normal"/>
     <w:next w:val="Normal"/>
-    <w:link w:val="Ttulo8Carter"/>
+    <w:link w:val="Ttulo8Char"/>
     <w:uiPriority w:val="9"/>
     <w:semiHidden/>
     <w:unhideWhenUsed/>
@@ -19679,7 +17708,7 @@
     <w:name w:val="heading 9"/>
     <w:basedOn w:val="Normal"/>
     <w:next w:val="Normal"/>
-    <w:link w:val="Ttulo9Carter"/>
+    <w:link w:val="Ttulo9Char"/>
     <w:uiPriority w:val="9"/>
     <w:semiHidden/>
     <w:unhideWhenUsed/>
@@ -19696,9 +17725,10 @@
       <w:color w:val="272727" w:themeColor="text1" w:themeTint="D8"/>
     </w:rPr>
   </w:style>
-  <w:style w:type="character" w:default="1" w:styleId="Tipodeletrapredefinidodopargrafo">
+  <w:style w:type="character" w:default="1" w:styleId="Fontepargpadro">
     <w:name w:val="Default Paragraph Font"/>
     <w:uiPriority w:val="1"/>
+    <w:semiHidden/>
     <w:unhideWhenUsed/>
   </w:style>
   <w:style w:type="table" w:default="1" w:styleId="Tabelanormal">
@@ -19722,9 +17752,9 @@
     <w:semiHidden/>
     <w:unhideWhenUsed/>
   </w:style>
-  <w:style w:type="character" w:customStyle="1" w:styleId="Ttulo1Carter">
-    <w:name w:val="Título 1 Caráter"/>
-    <w:basedOn w:val="Tipodeletrapredefinidodopargrafo"/>
+  <w:style w:type="character" w:customStyle="1" w:styleId="Ttulo1Char">
+    <w:name w:val="Título 1 Char"/>
+    <w:basedOn w:val="Fontepargpadro"/>
     <w:link w:val="Ttulo1"/>
     <w:uiPriority w:val="9"/>
     <w:rsid w:val="009F7739"/>
@@ -19735,9 +17765,9 @@
       <w:color w:val="2F5496" w:themeColor="accent1" w:themeShade="BF"/>
     </w:rPr>
   </w:style>
-  <w:style w:type="character" w:customStyle="1" w:styleId="Ttulo2Carter">
-    <w:name w:val="Título 2 Caráter"/>
-    <w:basedOn w:val="Tipodeletrapredefinidodopargrafo"/>
+  <w:style w:type="character" w:customStyle="1" w:styleId="Ttulo2Char">
+    <w:name w:val="Título 2 Char"/>
+    <w:basedOn w:val="Fontepargpadro"/>
     <w:link w:val="Ttulo2"/>
     <w:uiPriority w:val="9"/>
     <w:rsid w:val="00D16525"/>
@@ -19749,9 +17779,9 @@
       <w:lang w:eastAsia="pt-PT"/>
     </w:rPr>
   </w:style>
-  <w:style w:type="character" w:customStyle="1" w:styleId="Ttulo3Carter">
-    <w:name w:val="Título 3 Caráter"/>
-    <w:basedOn w:val="Tipodeletrapredefinidodopargrafo"/>
+  <w:style w:type="character" w:customStyle="1" w:styleId="Ttulo3Char">
+    <w:name w:val="Título 3 Char"/>
+    <w:basedOn w:val="Fontepargpadro"/>
     <w:link w:val="Ttulo3"/>
     <w:uiPriority w:val="9"/>
     <w:semiHidden/>
@@ -19763,9 +17793,9 @@
       <w:szCs w:val="28"/>
     </w:rPr>
   </w:style>
-  <w:style w:type="character" w:customStyle="1" w:styleId="Ttulo4Carter">
-    <w:name w:val="Título 4 Caráter"/>
-    <w:basedOn w:val="Tipodeletrapredefinidodopargrafo"/>
+  <w:style w:type="character" w:customStyle="1" w:styleId="Ttulo4Char">
+    <w:name w:val="Título 4 Char"/>
+    <w:basedOn w:val="Fontepargpadro"/>
     <w:link w:val="Ttulo4"/>
     <w:uiPriority w:val="9"/>
     <w:semiHidden/>
@@ -19777,9 +17807,9 @@
       <w:color w:val="2F5496" w:themeColor="accent1" w:themeShade="BF"/>
     </w:rPr>
   </w:style>
-  <w:style w:type="character" w:customStyle="1" w:styleId="Ttulo5Carter">
-    <w:name w:val="Título 5 Caráter"/>
-    <w:basedOn w:val="Tipodeletrapredefinidodopargrafo"/>
+  <w:style w:type="character" w:customStyle="1" w:styleId="Ttulo5Char">
+    <w:name w:val="Título 5 Char"/>
+    <w:basedOn w:val="Fontepargpadro"/>
     <w:link w:val="Ttulo5"/>
     <w:uiPriority w:val="9"/>
     <w:semiHidden/>
@@ -19789,9 +17819,9 @@
       <w:color w:val="2F5496" w:themeColor="accent1" w:themeShade="BF"/>
     </w:rPr>
   </w:style>
-  <w:style w:type="character" w:customStyle="1" w:styleId="Ttulo6Carter">
-    <w:name w:val="Título 6 Caráter"/>
-    <w:basedOn w:val="Tipodeletrapredefinidodopargrafo"/>
+  <w:style w:type="character" w:customStyle="1" w:styleId="Ttulo6Char">
+    <w:name w:val="Título 6 Char"/>
+    <w:basedOn w:val="Fontepargpadro"/>
     <w:link w:val="Ttulo6"/>
     <w:uiPriority w:val="9"/>
     <w:semiHidden/>
@@ -19803,9 +17833,9 @@
       <w:color w:val="595959" w:themeColor="text1" w:themeTint="A6"/>
     </w:rPr>
   </w:style>
-  <w:style w:type="character" w:customStyle="1" w:styleId="Ttulo7Carter">
-    <w:name w:val="Título 7 Caráter"/>
-    <w:basedOn w:val="Tipodeletrapredefinidodopargrafo"/>
+  <w:style w:type="character" w:customStyle="1" w:styleId="Ttulo7Char">
+    <w:name w:val="Título 7 Char"/>
+    <w:basedOn w:val="Fontepargpadro"/>
     <w:link w:val="Ttulo7"/>
     <w:uiPriority w:val="9"/>
     <w:semiHidden/>
@@ -19815,9 +17845,9 @@
       <w:color w:val="595959" w:themeColor="text1" w:themeTint="A6"/>
     </w:rPr>
   </w:style>
-  <w:style w:type="character" w:customStyle="1" w:styleId="Ttulo8Carter">
-    <w:name w:val="Título 8 Caráter"/>
-    <w:basedOn w:val="Tipodeletrapredefinidodopargrafo"/>
+  <w:style w:type="character" w:customStyle="1" w:styleId="Ttulo8Char">
+    <w:name w:val="Título 8 Char"/>
+    <w:basedOn w:val="Fontepargpadro"/>
     <w:link w:val="Ttulo8"/>
     <w:uiPriority w:val="9"/>
     <w:semiHidden/>
@@ -19829,9 +17859,9 @@
       <w:color w:val="272727" w:themeColor="text1" w:themeTint="D8"/>
     </w:rPr>
   </w:style>
-  <w:style w:type="character" w:customStyle="1" w:styleId="Ttulo9Carter">
-    <w:name w:val="Título 9 Caráter"/>
-    <w:basedOn w:val="Tipodeletrapredefinidodopargrafo"/>
+  <w:style w:type="character" w:customStyle="1" w:styleId="Ttulo9Char">
+    <w:name w:val="Título 9 Char"/>
+    <w:basedOn w:val="Fontepargpadro"/>
     <w:link w:val="Ttulo9"/>
     <w:uiPriority w:val="9"/>
     <w:semiHidden/>
@@ -19845,7 +17875,7 @@
     <w:name w:val="Title"/>
     <w:basedOn w:val="Normal"/>
     <w:next w:val="Normal"/>
-    <w:link w:val="TtuloCarter"/>
+    <w:link w:val="TtuloChar"/>
     <w:uiPriority w:val="10"/>
     <w:qFormat/>
     <w:rsid w:val="006537EE"/>
@@ -19861,9 +17891,9 @@
       <w:szCs w:val="56"/>
     </w:rPr>
   </w:style>
-  <w:style w:type="character" w:customStyle="1" w:styleId="TtuloCarter">
-    <w:name w:val="Título Caráter"/>
-    <w:basedOn w:val="Tipodeletrapredefinidodopargrafo"/>
+  <w:style w:type="character" w:customStyle="1" w:styleId="TtuloChar">
+    <w:name w:val="Título Char"/>
+    <w:basedOn w:val="Fontepargpadro"/>
     <w:link w:val="Ttulo"/>
     <w:uiPriority w:val="10"/>
     <w:rsid w:val="006537EE"/>
@@ -19879,7 +17909,7 @@
     <w:name w:val="Subtitle"/>
     <w:basedOn w:val="Normal"/>
     <w:next w:val="Normal"/>
-    <w:link w:val="SubttuloCarter"/>
+    <w:link w:val="SubttuloChar"/>
     <w:uiPriority w:val="11"/>
     <w:qFormat/>
     <w:rsid w:val="00543F31"/>
@@ -19895,9 +17925,9 @@
       <w:lang w:eastAsia="pt-PT"/>
     </w:rPr>
   </w:style>
-  <w:style w:type="character" w:customStyle="1" w:styleId="SubttuloCarter">
-    <w:name w:val="Subtítulo Caráter"/>
-    <w:basedOn w:val="Tipodeletrapredefinidodopargrafo"/>
+  <w:style w:type="character" w:customStyle="1" w:styleId="SubttuloChar">
+    <w:name w:val="Subtítulo Char"/>
+    <w:basedOn w:val="Fontepargpadro"/>
     <w:link w:val="Subttulo"/>
     <w:uiPriority w:val="11"/>
     <w:rsid w:val="00543F31"/>
@@ -19912,7 +17942,7 @@
     <w:name w:val="Quote"/>
     <w:basedOn w:val="Normal"/>
     <w:next w:val="Normal"/>
-    <w:link w:val="CitaoCarter"/>
+    <w:link w:val="CitaoChar"/>
     <w:uiPriority w:val="29"/>
     <w:qFormat/>
     <w:rsid w:val="006537EE"/>
@@ -19926,9 +17956,9 @@
       <w:color w:val="404040" w:themeColor="text1" w:themeTint="BF"/>
     </w:rPr>
   </w:style>
-  <w:style w:type="character" w:customStyle="1" w:styleId="CitaoCarter">
-    <w:name w:val="Citação Caráter"/>
-    <w:basedOn w:val="Tipodeletrapredefinidodopargrafo"/>
+  <w:style w:type="character" w:customStyle="1" w:styleId="CitaoChar">
+    <w:name w:val="Citação Char"/>
+    <w:basedOn w:val="Fontepargpadro"/>
     <w:link w:val="Citao"/>
     <w:uiPriority w:val="29"/>
     <w:rsid w:val="006537EE"/>
@@ -19951,7 +17981,7 @@
   </w:style>
   <w:style w:type="character" w:styleId="nfaseIntensa">
     <w:name w:val="Intense Emphasis"/>
-    <w:basedOn w:val="Tipodeletrapredefinidodopargrafo"/>
+    <w:basedOn w:val="Fontepargpadro"/>
     <w:uiPriority w:val="21"/>
     <w:qFormat/>
     <w:rsid w:val="006537EE"/>
@@ -19965,7 +17995,7 @@
     <w:name w:val="Intense Quote"/>
     <w:basedOn w:val="Normal"/>
     <w:next w:val="Normal"/>
-    <w:link w:val="CitaoIntensaCarter"/>
+    <w:link w:val="CitaoIntensaChar"/>
     <w:uiPriority w:val="30"/>
     <w:qFormat/>
     <w:rsid w:val="006537EE"/>
@@ -19984,9 +18014,9 @@
       <w:color w:val="2F5496" w:themeColor="accent1" w:themeShade="BF"/>
     </w:rPr>
   </w:style>
-  <w:style w:type="character" w:customStyle="1" w:styleId="CitaoIntensaCarter">
-    <w:name w:val="Citação Intensa Caráter"/>
-    <w:basedOn w:val="Tipodeletrapredefinidodopargrafo"/>
+  <w:style w:type="character" w:customStyle="1" w:styleId="CitaoIntensaChar">
+    <w:name w:val="Citação Intensa Char"/>
+    <w:basedOn w:val="Fontepargpadro"/>
     <w:link w:val="CitaoIntensa"/>
     <w:uiPriority w:val="30"/>
     <w:rsid w:val="006537EE"/>
@@ -19998,7 +18028,7 @@
   </w:style>
   <w:style w:type="character" w:styleId="RefernciaIntensa">
     <w:name w:val="Intense Reference"/>
-    <w:basedOn w:val="Tipodeletrapredefinidodopargrafo"/>
+    <w:basedOn w:val="Fontepargpadro"/>
     <w:uiPriority w:val="32"/>
     <w:qFormat/>
     <w:rsid w:val="006537EE"/>
@@ -20010,9 +18040,9 @@
       <w:spacing w:val="5"/>
     </w:rPr>
   </w:style>
-  <w:style w:type="character" w:styleId="Hiperligao">
+  <w:style w:type="character" w:styleId="Hyperlink">
     <w:name w:val="Hyperlink"/>
-    <w:basedOn w:val="Tipodeletrapredefinidodopargrafo"/>
+    <w:basedOn w:val="Fontepargpadro"/>
     <w:uiPriority w:val="99"/>
     <w:unhideWhenUsed/>
     <w:rsid w:val="006B3751"/>
@@ -20023,7 +18053,7 @@
   </w:style>
   <w:style w:type="character" w:customStyle="1" w:styleId="MenoNoResolvida1">
     <w:name w:val="Menção Não Resolvida1"/>
-    <w:basedOn w:val="Tipodeletrapredefinidodopargrafo"/>
+    <w:basedOn w:val="Fontepargpadro"/>
     <w:uiPriority w:val="99"/>
     <w:semiHidden/>
     <w:unhideWhenUsed/>
@@ -20052,12 +18082,12 @@
   </w:style>
   <w:style w:type="character" w:customStyle="1" w:styleId="whitespace-normal">
     <w:name w:val="whitespace-normal"/>
-    <w:basedOn w:val="Tipodeletrapredefinidodopargrafo"/>
+    <w:basedOn w:val="Fontepargpadro"/>
     <w:rsid w:val="007A4762"/>
   </w:style>
   <w:style w:type="character" w:styleId="Forte">
     <w:name w:val="Strong"/>
-    <w:basedOn w:val="Tipodeletrapredefinidodopargrafo"/>
+    <w:basedOn w:val="Fontepargpadro"/>
     <w:uiPriority w:val="22"/>
     <w:qFormat/>
     <w:rsid w:val="007A4762"/>
@@ -20080,7 +18110,7 @@
       <w14:ligatures w14:val="none"/>
     </w:rPr>
   </w:style>
-  <w:style w:type="paragraph" w:styleId="Cabealhodondice">
+  <w:style w:type="paragraph" w:styleId="CabealhodoSumrio">
     <w:name w:val="TOC Heading"/>
     <w:basedOn w:val="Ttulo1"/>
     <w:next w:val="Normal"/>
@@ -20103,7 +18133,7 @@
       <w14:ligatures w14:val="none"/>
     </w:rPr>
   </w:style>
-  <w:style w:type="paragraph" w:styleId="ndice1">
+  <w:style w:type="paragraph" w:styleId="Sumrio1">
     <w:name w:val="toc 1"/>
     <w:basedOn w:val="Normal"/>
     <w:next w:val="Normal"/>
@@ -20124,7 +18154,7 @@
       <w:noProof/>
     </w:rPr>
   </w:style>
-  <w:style w:type="paragraph" w:styleId="ndice2">
+  <w:style w:type="paragraph" w:styleId="Sumrio2">
     <w:name w:val="toc 2"/>
     <w:basedOn w:val="Normal"/>
     <w:next w:val="Normal"/>
@@ -20440,7 +18470,7 @@
 </file>
 
 <file path=customXml/itemProps1.xml><?xml version="1.0" encoding="utf-8"?>
-<ds:datastoreItem xmlns:ds="http://schemas.openxmlformats.org/officeDocument/2006/customXml" ds:itemID="{BC6C60D9-3119-4EF4-BAEF-1DFA7C5CF2EB}">
+<ds:datastoreItem xmlns:ds="http://schemas.openxmlformats.org/officeDocument/2006/customXml" ds:itemID="{6EEC95EF-DEFB-440A-A3D2-FA07507E96C1}">
   <ds:schemaRefs>
     <ds:schemaRef ds:uri="http://schemas.openxmlformats.org/officeDocument/2006/bibliography"/>
   </ds:schemaRefs>
